--- a/08-传感器电路/05-压力传感器电路/桥式压力传感器调理电路/桥式压力传感器调理电路.docx
+++ b/08-传感器电路/05-压力传感器电路/桥式压力传感器调理电路/桥式压力传感器调理电路.docx
@@ -2308,6 +2308,20 @@
     </w:p>
     <w:bookmarkEnd w:id="26"/>
     <w:bookmarkEnd w:id="27"/>
+    <w:p>
+      <w:pPr>
+        <w:spacing w:before="360"/>
+        <w:jc w:val="center"/>
+      </w:pPr>
+      <w:r>
+        <w:rPr>
+          <w:rFonts w:ascii="Times New Roman" w:hAnsi="Times New Roman"/>
+          <w:color w:val="555555"/>
+          <w:sz w:val="21"/>
+        </w:rPr>
+        <w:t>材料收集者：杜文杰</w:t>
+      </w:r>
+    </w:p>
     <w:sectPr>
       <w:headerReference r:id="rId9" w:type="default"/>
       <w:footerReference r:id="rId10" w:type="default"/>

--- a/08-传感器电路/05-压力传感器电路/桥式压力传感器调理电路/桥式压力传感器调理电路.docx
+++ b/08-传感器电路/05-压力传感器电路/桥式压力传感器调理电路/桥式压力传感器调理电路.docx
@@ -1,6 +1,6 @@
 
 <file path=word/document.xml><?xml version="1.0" encoding="utf-8"?>
-<w:document xmlns:w="http://schemas.openxmlformats.org/wordprocessingml/2006/main" xmlns:m="http://schemas.openxmlformats.org/officeDocument/2006/math" xmlns:r="http://schemas.openxmlformats.org/officeDocument/2006/relationships" xmlns:o="urn:schemas-microsoft-com:office:office" xmlns:v="urn:schemas-microsoft-com:vml" xmlns:w10="urn:schemas-microsoft-com:office:word" xmlns:a="http://schemas.openxmlformats.org/drawingml/2006/main" xmlns:pic="http://schemas.openxmlformats.org/drawingml/2006/picture" xmlns:wp="http://schemas.openxmlformats.org/drawingml/2006/wordprocessingDrawing">
+<w:document xmlns:m="http://schemas.openxmlformats.org/officeDocument/2006/math" xmlns:r="http://schemas.openxmlformats.org/officeDocument/2006/relationships" xmlns:w="http://schemas.openxmlformats.org/wordprocessingml/2006/main" xmlns:o="urn:schemas-microsoft-com:office:office" xmlns:v="urn:schemas-microsoft-com:vml" xmlns:w10="urn:schemas-microsoft-com:office:word" xmlns:a="http://schemas.openxmlformats.org/drawingml/2006/main" xmlns:pic="http://schemas.openxmlformats.org/drawingml/2006/picture" xmlns:wp="http://schemas.openxmlformats.org/drawingml/2006/wordprocessingDrawing">
   <w:body>
     <w:bookmarkStart w:id="27" w:name="桥式压力传感器调理电路"/>
     <w:p>
@@ -9,7 +9,7 @@
       </w:pPr>
       <w:r>
         <w:rPr>
-          <w:rFonts w:hint="eastAsia"/>
+          <w:rFonts w:hint="eastAsia" w:eastAsia="黑体"/>
         </w:rPr>
         <w:t xml:space="preserve">桥式压力传感器调理电路</w:t>
       </w:r>
@@ -21,7 +21,7 @@
       </w:pPr>
       <w:r>
         <w:rPr>
-          <w:rFonts w:hint="eastAsia"/>
+          <w:rFonts w:hint="eastAsia" w:eastAsia="黑体"/>
         </w:rPr>
         <w:t xml:space="preserve">拓扑描述</w:t>
       </w:r>
@@ -32,13 +32,13 @@
       </w:pPr>
       <w:r>
         <w:rPr>
-          <w:rFonts w:hint="eastAsia"/>
+          <w:rFonts w:hint="eastAsia" w:eastAsia="黑体"/>
         </w:rPr>
         <w:t xml:space="preserve">元件组成与节点定义：电路由</w:t>
       </w:r>
       <w:r>
         <w:rPr>
-          <w:rFonts w:hint="eastAsia"/>
+          <w:rFonts w:hint="eastAsia" w:eastAsia="黑体"/>
           <w:b/>
           <w:bCs/>
         </w:rPr>
@@ -46,6 +46,7 @@
       </w:r>
       <w:r>
         <w:rPr>
+          <w:rFonts w:eastAsia="黑体"/>
           <w:b/>
           <w:bCs/>
         </w:rPr>
@@ -53,24 +54,27 @@
       </w:r>
       <w:r>
         <w:rPr>
-          <w:rFonts w:hint="eastAsia"/>
+          <w:rFonts w:hint="eastAsia" w:eastAsia="黑体"/>
         </w:rPr>
         <w:t xml:space="preserve">（内部集成四个压阻应变片接成惠斯通电桥）、</w:t>
       </w:r>
       <w:r>
         <w:rPr>
-          <w:rFonts w:hint="eastAsia"/>
+          <w:rFonts w:hint="eastAsia" w:eastAsia="黑体"/>
           <w:b/>
           <w:bCs/>
         </w:rPr>
         <w:t xml:space="preserve">激励源（基准电压）U2</w:t>
       </w:r>
       <w:r>
+        <w:rPr>
+          <w:rFonts w:eastAsia="黑体"/>
+        </w:rPr>
         <w:t xml:space="preserve">、</w:t>
       </w:r>
       <w:r>
         <w:rPr>
-          <w:rFonts w:hint="eastAsia"/>
+          <w:rFonts w:hint="eastAsia" w:eastAsia="黑体"/>
           <w:b/>
           <w:bCs/>
         </w:rPr>
@@ -78,6 +82,7 @@
       </w:r>
       <w:r>
         <w:rPr>
+          <w:rFonts w:eastAsia="黑体"/>
           <w:b/>
           <w:bCs/>
         </w:rPr>
@@ -98,17 +103,20 @@
         </m:sSub>
       </m:oMath>
       <w:r>
+        <w:rPr>
+          <w:rFonts w:eastAsia="黑体"/>
+        </w:rPr>
         <w:t xml:space="preserve"> </w:t>
       </w:r>
       <w:r>
         <w:rPr>
-          <w:rFonts w:hint="eastAsia"/>
+          <w:rFonts w:hint="eastAsia" w:eastAsia="黑体"/>
         </w:rPr>
         <w:t xml:space="preserve">与</w:t>
       </w:r>
       <w:r>
         <w:rPr>
-          <w:rFonts w:hint="eastAsia"/>
+          <w:rFonts w:hint="eastAsia" w:eastAsia="黑体"/>
           <w:b/>
           <w:bCs/>
         </w:rPr>
@@ -116,41 +124,51 @@
       </w:r>
       <w:r>
         <w:rPr>
+          <w:rFonts w:eastAsia="黑体"/>
           <w:b/>
           <w:bCs/>
         </w:rPr>
         <w:t xml:space="preserve"> U3</w:t>
       </w:r>
       <w:r>
+        <w:rPr>
+          <w:rFonts w:eastAsia="黑体"/>
+        </w:rPr>
         <w:t xml:space="preserve"> </w:t>
       </w:r>
       <w:r>
         <w:rPr>
-          <w:rFonts w:hint="eastAsia"/>
+          <w:rFonts w:hint="eastAsia" w:eastAsia="黑体"/>
         </w:rPr>
         <w:t xml:space="preserve">组成，后续可接滤波与</w:t>
       </w:r>
       <w:r>
+        <w:rPr>
+          <w:rFonts w:eastAsia="黑体"/>
+        </w:rPr>
         <w:t xml:space="preserve"> </w:t>
       </w:r>
       <w:r>
         <w:rPr>
-          <w:rFonts w:hint="eastAsia"/>
+          <w:rFonts w:hint="eastAsia" w:eastAsia="黑体"/>
         </w:rPr>
         <w:t xml:space="preserve">ADC。电路共有</w:t>
       </w:r>
       <w:r>
+        <w:rPr>
+          <w:rFonts w:eastAsia="黑体"/>
+        </w:rPr>
         <w:t xml:space="preserve"> 8 </w:t>
       </w:r>
       <w:r>
         <w:rPr>
-          <w:rFonts w:hint="eastAsia"/>
+          <w:rFonts w:hint="eastAsia" w:eastAsia="黑体"/>
         </w:rPr>
         <w:t xml:space="preserve">个关键节点：</w:t>
       </w:r>
       <w:r>
         <w:rPr>
-          <w:rFonts w:hint="eastAsia"/>
+          <w:rFonts w:hint="eastAsia" w:eastAsia="黑体"/>
           <w:b/>
           <w:bCs/>
         </w:rPr>
@@ -158,6 +176,7 @@
       </w:r>
       <w:r>
         <w:rPr>
+          <w:rFonts w:eastAsia="黑体"/>
           <w:b/>
           <w:bCs/>
         </w:rPr>
@@ -165,7 +184,7 @@
       </w:r>
       <w:r>
         <w:rPr>
-          <w:rFonts w:hint="eastAsia"/>
+          <w:rFonts w:hint="eastAsia" w:eastAsia="黑体"/>
           <w:b/>
           <w:bCs/>
         </w:rPr>
@@ -173,6 +192,7 @@
       </w:r>
       <w:r>
         <w:rPr>
+          <w:rFonts w:eastAsia="黑体"/>
           <w:b/>
           <w:bCs/>
         </w:rPr>
@@ -203,22 +223,25 @@
       </m:oMath>
       <w:r>
         <w:rPr>
-          <w:rFonts w:hint="eastAsia"/>
+          <w:rFonts w:hint="eastAsia" w:eastAsia="黑体"/>
         </w:rPr>
         <w:t xml:space="preserve">（连</w:t>
       </w:r>
       <w:r>
+        <w:rPr>
+          <w:rFonts w:eastAsia="黑体"/>
+        </w:rPr>
         <w:t xml:space="preserve"> U2 </w:t>
       </w:r>
       <w:r>
         <w:rPr>
-          <w:rFonts w:hint="eastAsia"/>
+          <w:rFonts w:hint="eastAsia" w:eastAsia="黑体"/>
         </w:rPr>
         <w:t xml:space="preserve">正输出与电桥激励上端）；</w:t>
       </w:r>
       <w:r>
         <w:rPr>
-          <w:rFonts w:hint="eastAsia"/>
+          <w:rFonts w:hint="eastAsia" w:eastAsia="黑体"/>
           <w:b/>
           <w:bCs/>
         </w:rPr>
@@ -226,6 +249,7 @@
       </w:r>
       <w:r>
         <w:rPr>
+          <w:rFonts w:eastAsia="黑体"/>
           <w:b/>
           <w:bCs/>
         </w:rPr>
@@ -233,7 +257,7 @@
       </w:r>
       <w:r>
         <w:rPr>
-          <w:rFonts w:hint="eastAsia"/>
+          <w:rFonts w:hint="eastAsia" w:eastAsia="黑体"/>
           <w:b/>
           <w:bCs/>
         </w:rPr>
@@ -241,6 +265,7 @@
       </w:r>
       <w:r>
         <w:rPr>
+          <w:rFonts w:eastAsia="黑体"/>
           <w:b/>
           <w:bCs/>
         </w:rPr>
@@ -271,22 +296,25 @@
       </m:oMath>
       <w:r>
         <w:rPr>
-          <w:rFonts w:hint="eastAsia"/>
+          <w:rFonts w:hint="eastAsia" w:eastAsia="黑体"/>
         </w:rPr>
         <w:t xml:space="preserve">（连电桥激励下端，接</w:t>
       </w:r>
       <w:r>
+        <w:rPr>
+          <w:rFonts w:eastAsia="黑体"/>
+        </w:rPr>
         <w:t xml:space="preserve"> U2 </w:t>
       </w:r>
       <w:r>
         <w:rPr>
-          <w:rFonts w:hint="eastAsia"/>
+          <w:rFonts w:hint="eastAsia" w:eastAsia="黑体"/>
         </w:rPr>
         <w:t xml:space="preserve">负端/地）；</w:t>
       </w:r>
       <w:r>
         <w:rPr>
-          <w:rFonts w:hint="eastAsia"/>
+          <w:rFonts w:hint="eastAsia" w:eastAsia="黑体"/>
           <w:b/>
           <w:bCs/>
         </w:rPr>
@@ -294,6 +322,7 @@
       </w:r>
       <w:r>
         <w:rPr>
+          <w:rFonts w:eastAsia="黑体"/>
           <w:b/>
           <w:bCs/>
         </w:rPr>
@@ -301,7 +330,7 @@
       </w:r>
       <w:r>
         <w:rPr>
-          <w:rFonts w:hint="eastAsia"/>
+          <w:rFonts w:hint="eastAsia" w:eastAsia="黑体"/>
           <w:b/>
           <w:bCs/>
         </w:rPr>
@@ -309,6 +338,7 @@
       </w:r>
       <w:r>
         <w:rPr>
+          <w:rFonts w:eastAsia="黑体"/>
           <w:b/>
           <w:bCs/>
         </w:rPr>
@@ -330,31 +360,37 @@
       </m:oMath>
       <w:r>
         <w:rPr>
-          <w:rFonts w:hint="eastAsia"/>
+          <w:rFonts w:hint="eastAsia" w:eastAsia="黑体"/>
         </w:rPr>
         <w:t xml:space="preserve">（连电桥输出一端与</w:t>
       </w:r>
       <w:r>
+        <w:rPr>
+          <w:rFonts w:eastAsia="黑体"/>
+        </w:rPr>
         <w:t xml:space="preserve"> U3 </w:t>
       </w:r>
       <w:r>
         <w:rPr>
-          <w:rFonts w:hint="eastAsia"/>
+          <w:rFonts w:hint="eastAsia" w:eastAsia="黑体"/>
         </w:rPr>
         <w:t xml:space="preserve">的</w:t>
       </w:r>
       <w:r>
+        <w:rPr>
+          <w:rFonts w:eastAsia="黑体"/>
+        </w:rPr>
         <w:t xml:space="preserve"> IN+ </w:t>
       </w:r>
       <w:r>
         <w:rPr>
-          <w:rFonts w:hint="eastAsia"/>
+          <w:rFonts w:hint="eastAsia" w:eastAsia="黑体"/>
         </w:rPr>
         <w:t xml:space="preserve">脚）；</w:t>
       </w:r>
       <w:r>
         <w:rPr>
-          <w:rFonts w:hint="eastAsia"/>
+          <w:rFonts w:hint="eastAsia" w:eastAsia="黑体"/>
           <w:b/>
           <w:bCs/>
         </w:rPr>
@@ -362,6 +398,7 @@
       </w:r>
       <w:r>
         <w:rPr>
+          <w:rFonts w:eastAsia="黑体"/>
           <w:b/>
           <w:bCs/>
         </w:rPr>
@@ -369,7 +406,7 @@
       </w:r>
       <w:r>
         <w:rPr>
-          <w:rFonts w:hint="eastAsia"/>
+          <w:rFonts w:hint="eastAsia" w:eastAsia="黑体"/>
           <w:b/>
           <w:bCs/>
         </w:rPr>
@@ -377,6 +414,7 @@
       </w:r>
       <w:r>
         <w:rPr>
+          <w:rFonts w:eastAsia="黑体"/>
           <w:b/>
           <w:bCs/>
         </w:rPr>
@@ -398,31 +436,37 @@
       </m:oMath>
       <w:r>
         <w:rPr>
-          <w:rFonts w:hint="eastAsia"/>
+          <w:rFonts w:hint="eastAsia" w:eastAsia="黑体"/>
         </w:rPr>
         <w:t xml:space="preserve">（连电桥输出另一端与</w:t>
       </w:r>
       <w:r>
+        <w:rPr>
+          <w:rFonts w:eastAsia="黑体"/>
+        </w:rPr>
         <w:t xml:space="preserve"> U3 </w:t>
       </w:r>
       <w:r>
         <w:rPr>
-          <w:rFonts w:hint="eastAsia"/>
+          <w:rFonts w:hint="eastAsia" w:eastAsia="黑体"/>
         </w:rPr>
         <w:t xml:space="preserve">的</w:t>
       </w:r>
       <w:r>
+        <w:rPr>
+          <w:rFonts w:eastAsia="黑体"/>
+        </w:rPr>
         <w:t xml:space="preserve"> IN− </w:t>
       </w:r>
       <w:r>
         <w:rPr>
-          <w:rFonts w:hint="eastAsia"/>
+          <w:rFonts w:hint="eastAsia" w:eastAsia="黑体"/>
         </w:rPr>
         <w:t xml:space="preserve">脚）；</w:t>
       </w:r>
       <w:r>
         <w:rPr>
-          <w:rFonts w:hint="eastAsia"/>
+          <w:rFonts w:hint="eastAsia" w:eastAsia="黑体"/>
           <w:b/>
           <w:bCs/>
         </w:rPr>
@@ -430,6 +474,7 @@
       </w:r>
       <w:r>
         <w:rPr>
+          <w:rFonts w:eastAsia="黑体"/>
           <w:b/>
           <w:bCs/>
         </w:rPr>
@@ -437,7 +482,7 @@
       </w:r>
       <w:r>
         <w:rPr>
-          <w:rFonts w:hint="eastAsia"/>
+          <w:rFonts w:hint="eastAsia" w:eastAsia="黑体"/>
           <w:b/>
           <w:bCs/>
         </w:rPr>
@@ -445,6 +490,7 @@
       </w:r>
       <w:r>
         <w:rPr>
+          <w:rFonts w:eastAsia="黑体"/>
           <w:b/>
           <w:bCs/>
         </w:rPr>
@@ -466,11 +512,14 @@
       </m:oMath>
       <w:r>
         <w:rPr>
-          <w:rFonts w:hint="eastAsia"/>
+          <w:rFonts w:hint="eastAsia" w:eastAsia="黑体"/>
         </w:rPr>
         <w:t xml:space="preserve">（连</w:t>
       </w:r>
       <w:r>
+        <w:rPr>
+          <w:rFonts w:eastAsia="黑体"/>
+        </w:rPr>
         <w:t xml:space="preserve"> </w:t>
       </w:r>
       <m:oMath>
@@ -488,35 +537,44 @@
         </m:sSub>
       </m:oMath>
       <w:r>
+        <w:rPr>
+          <w:rFonts w:eastAsia="黑体"/>
+        </w:rPr>
         <w:t xml:space="preserve"> </w:t>
       </w:r>
       <w:r>
         <w:rPr>
-          <w:rFonts w:hint="eastAsia"/>
+          <w:rFonts w:hint="eastAsia" w:eastAsia="黑体"/>
         </w:rPr>
         <w:t xml:space="preserve">两端，接</w:t>
       </w:r>
       <w:r>
+        <w:rPr>
+          <w:rFonts w:eastAsia="黑体"/>
+        </w:rPr>
         <w:t xml:space="preserve"> U3 </w:t>
       </w:r>
       <w:r>
         <w:rPr>
-          <w:rFonts w:hint="eastAsia"/>
+          <w:rFonts w:hint="eastAsia" w:eastAsia="黑体"/>
         </w:rPr>
         <w:t xml:space="preserve">的两个增益设定脚</w:t>
       </w:r>
       <w:r>
+        <w:rPr>
+          <w:rFonts w:eastAsia="黑体"/>
+        </w:rPr>
         <w:t xml:space="preserve"> </w:t>
       </w:r>
       <w:r>
         <w:rPr>
-          <w:rFonts w:hint="eastAsia"/>
+          <w:rFonts w:hint="eastAsia" w:eastAsia="黑体"/>
         </w:rPr>
         <w:t xml:space="preserve">RG）；</w:t>
       </w:r>
       <w:r>
         <w:rPr>
-          <w:rFonts w:hint="eastAsia"/>
+          <w:rFonts w:hint="eastAsia" w:eastAsia="黑体"/>
           <w:b/>
           <w:bCs/>
         </w:rPr>
@@ -524,6 +582,7 @@
       </w:r>
       <w:r>
         <w:rPr>
+          <w:rFonts w:eastAsia="黑体"/>
           <w:b/>
           <w:bCs/>
         </w:rPr>
@@ -531,7 +590,7 @@
       </w:r>
       <w:r>
         <w:rPr>
-          <w:rFonts w:hint="eastAsia"/>
+          <w:rFonts w:hint="eastAsia" w:eastAsia="黑体"/>
           <w:b/>
           <w:bCs/>
         </w:rPr>
@@ -539,6 +598,7 @@
       </w:r>
       <w:r>
         <w:rPr>
+          <w:rFonts w:eastAsia="黑体"/>
           <w:b/>
           <w:bCs/>
         </w:rPr>
@@ -566,40 +626,49 @@
       </m:oMath>
       <w:r>
         <w:rPr>
-          <w:rFonts w:hint="eastAsia"/>
+          <w:rFonts w:hint="eastAsia" w:eastAsia="黑体"/>
         </w:rPr>
         <w:t xml:space="preserve">（连</w:t>
       </w:r>
       <w:r>
+        <w:rPr>
+          <w:rFonts w:eastAsia="黑体"/>
+        </w:rPr>
         <w:t xml:space="preserve"> U3 </w:t>
       </w:r>
       <w:r>
         <w:rPr>
-          <w:rFonts w:hint="eastAsia"/>
+          <w:rFonts w:hint="eastAsia" w:eastAsia="黑体"/>
         </w:rPr>
         <w:t xml:space="preserve">的</w:t>
       </w:r>
       <w:r>
+        <w:rPr>
+          <w:rFonts w:eastAsia="黑体"/>
+        </w:rPr>
         <w:t xml:space="preserve"> OUT </w:t>
       </w:r>
       <w:r>
         <w:rPr>
-          <w:rFonts w:hint="eastAsia"/>
+          <w:rFonts w:hint="eastAsia" w:eastAsia="黑体"/>
         </w:rPr>
         <w:t xml:space="preserve">脚，经低通滤波后送</w:t>
       </w:r>
       <w:r>
+        <w:rPr>
+          <w:rFonts w:eastAsia="黑体"/>
+        </w:rPr>
         <w:t xml:space="preserve"> </w:t>
       </w:r>
       <w:r>
         <w:rPr>
-          <w:rFonts w:hint="eastAsia"/>
+          <w:rFonts w:hint="eastAsia" w:eastAsia="黑体"/>
         </w:rPr>
         <w:t xml:space="preserve">ADC）；</w:t>
       </w:r>
       <w:r>
         <w:rPr>
-          <w:rFonts w:hint="eastAsia"/>
+          <w:rFonts w:hint="eastAsia" w:eastAsia="黑体"/>
           <w:b/>
           <w:bCs/>
         </w:rPr>
@@ -607,6 +676,7 @@
       </w:r>
       <w:r>
         <w:rPr>
+          <w:rFonts w:eastAsia="黑体"/>
           <w:b/>
           <w:bCs/>
         </w:rPr>
@@ -614,7 +684,7 @@
       </w:r>
       <w:r>
         <w:rPr>
-          <w:rFonts w:hint="eastAsia"/>
+          <w:rFonts w:hint="eastAsia" w:eastAsia="黑体"/>
           <w:b/>
           <w:bCs/>
         </w:rPr>
@@ -622,31 +692,37 @@
       </w:r>
       <w:r>
         <w:rPr>
-          <w:rFonts w:hint="eastAsia"/>
+          <w:rFonts w:hint="eastAsia" w:eastAsia="黑体"/>
         </w:rPr>
         <w:t xml:space="preserve">（连</w:t>
       </w:r>
       <w:r>
+        <w:rPr>
+          <w:rFonts w:eastAsia="黑体"/>
+        </w:rPr>
         <w:t xml:space="preserve"> U3 </w:t>
       </w:r>
       <w:r>
         <w:rPr>
-          <w:rFonts w:hint="eastAsia"/>
+          <w:rFonts w:hint="eastAsia" w:eastAsia="黑体"/>
         </w:rPr>
         <w:t xml:space="preserve">的</w:t>
       </w:r>
       <w:r>
+        <w:rPr>
+          <w:rFonts w:eastAsia="黑体"/>
+        </w:rPr>
         <w:t xml:space="preserve"> </w:t>
       </w:r>
       <w:r>
         <w:rPr>
-          <w:rFonts w:hint="eastAsia"/>
+          <w:rFonts w:hint="eastAsia" w:eastAsia="黑体"/>
         </w:rPr>
         <w:t xml:space="preserve">V+/V−）；</w:t>
       </w:r>
       <w:r>
         <w:rPr>
-          <w:rFonts w:hint="eastAsia"/>
+          <w:rFonts w:hint="eastAsia" w:eastAsia="黑体"/>
           <w:b/>
           <w:bCs/>
         </w:rPr>
@@ -654,6 +730,7 @@
       </w:r>
       <w:r>
         <w:rPr>
+          <w:rFonts w:eastAsia="黑体"/>
           <w:b/>
           <w:bCs/>
         </w:rPr>
@@ -661,7 +738,7 @@
       </w:r>
       <w:r>
         <w:rPr>
-          <w:rFonts w:hint="eastAsia"/>
+          <w:rFonts w:hint="eastAsia" w:eastAsia="黑体"/>
           <w:b/>
           <w:bCs/>
         </w:rPr>
@@ -669,12 +746,16 @@
       </w:r>
       <w:r>
         <w:rPr>
+          <w:rFonts w:eastAsia="黑体"/>
           <w:b/>
           <w:bCs/>
         </w:rPr>
         <w:t xml:space="preserve"> GND</w:t>
       </w:r>
       <w:r>
+        <w:rPr>
+          <w:rFonts w:eastAsia="黑体"/>
+        </w:rPr>
         <w:t xml:space="preserve">。</w:t>
       </w:r>
     </w:p>
@@ -682,25 +763,31 @@
       <w:pPr/>
       <w:r>
         <w:rPr>
-          <w:rFonts w:hint="eastAsia"/>
+          <w:rFonts w:hint="eastAsia" w:eastAsia="黑体"/>
         </w:rPr>
         <w:t xml:space="preserve">各元件管脚连接：U1</w:t>
       </w:r>
       <w:r>
+        <w:rPr>
+          <w:rFonts w:eastAsia="黑体"/>
+        </w:rPr>
         <w:t xml:space="preserve"> </w:t>
       </w:r>
       <w:r>
         <w:rPr>
-          <w:rFonts w:hint="eastAsia"/>
+          <w:rFonts w:hint="eastAsia" w:eastAsia="黑体"/>
         </w:rPr>
         <w:t xml:space="preserve">的两个激励端接节点①、②，两个差分输出端接节点③、④；U2</w:t>
       </w:r>
       <w:r>
+        <w:rPr>
+          <w:rFonts w:eastAsia="黑体"/>
+        </w:rPr>
         <w:t xml:space="preserve"> </w:t>
       </w:r>
       <w:r>
         <w:rPr>
-          <w:rFonts w:hint="eastAsia"/>
+          <w:rFonts w:hint="eastAsia" w:eastAsia="黑体"/>
         </w:rPr>
         <w:t xml:space="preserve">输出正端接节点①、负端接节点②；</w:t>
       </w:r>
@@ -719,33 +806,45 @@
         </m:sSub>
       </m:oMath>
       <w:r>
+        <w:rPr>
+          <w:rFonts w:eastAsia="黑体"/>
+        </w:rPr>
         <w:t xml:space="preserve"> </w:t>
       </w:r>
       <w:r>
         <w:rPr>
-          <w:rFonts w:hint="eastAsia"/>
+          <w:rFonts w:hint="eastAsia" w:eastAsia="黑体"/>
         </w:rPr>
         <w:t xml:space="preserve">两端接节点⑤即</w:t>
       </w:r>
       <w:r>
+        <w:rPr>
+          <w:rFonts w:eastAsia="黑体"/>
+        </w:rPr>
         <w:t xml:space="preserve"> U3 </w:t>
       </w:r>
       <w:r>
         <w:rPr>
-          <w:rFonts w:hint="eastAsia"/>
+          <w:rFonts w:hint="eastAsia" w:eastAsia="黑体"/>
         </w:rPr>
         <w:t xml:space="preserve">的两个</w:t>
       </w:r>
       <w:r>
+        <w:rPr>
+          <w:rFonts w:eastAsia="黑体"/>
+        </w:rPr>
         <w:t xml:space="preserve"> RG </w:t>
       </w:r>
       <w:r>
         <w:rPr>
-          <w:rFonts w:hint="eastAsia"/>
+          <w:rFonts w:hint="eastAsia" w:eastAsia="黑体"/>
         </w:rPr>
         <w:t xml:space="preserve">脚，设定增益</w:t>
       </w:r>
       <w:r>
+        <w:rPr>
+          <w:rFonts w:eastAsia="黑体"/>
+        </w:rPr>
         <w:t xml:space="preserve"> </w:t>
       </w:r>
       <m:oMath>
@@ -803,70 +902,91 @@
       </m:oMath>
       <w:r>
         <w:rPr>
-          <w:rFonts w:hint="eastAsia"/>
+          <w:rFonts w:hint="eastAsia" w:eastAsia="黑体"/>
         </w:rPr>
         <w:t xml:space="preserve">；U3</w:t>
       </w:r>
       <w:r>
+        <w:rPr>
+          <w:rFonts w:eastAsia="黑体"/>
+        </w:rPr>
         <w:t xml:space="preserve"> </w:t>
       </w:r>
       <w:r>
         <w:rPr>
-          <w:rFonts w:hint="eastAsia"/>
+          <w:rFonts w:hint="eastAsia" w:eastAsia="黑体"/>
         </w:rPr>
         <w:t xml:space="preserve">的</w:t>
       </w:r>
       <w:r>
+        <w:rPr>
+          <w:rFonts w:eastAsia="黑体"/>
+        </w:rPr>
         <w:t xml:space="preserve"> IN+ </w:t>
       </w:r>
       <w:r>
         <w:rPr>
-          <w:rFonts w:hint="eastAsia"/>
+          <w:rFonts w:hint="eastAsia" w:eastAsia="黑体"/>
         </w:rPr>
         <w:t xml:space="preserve">接节点③、IN−</w:t>
       </w:r>
       <w:r>
+        <w:rPr>
+          <w:rFonts w:eastAsia="黑体"/>
+        </w:rPr>
         <w:t xml:space="preserve"> </w:t>
       </w:r>
       <w:r>
         <w:rPr>
-          <w:rFonts w:hint="eastAsia"/>
+          <w:rFonts w:hint="eastAsia" w:eastAsia="黑体"/>
         </w:rPr>
         <w:t xml:space="preserve">接节点④、OUT</w:t>
       </w:r>
       <w:r>
+        <w:rPr>
+          <w:rFonts w:eastAsia="黑体"/>
+        </w:rPr>
         <w:t xml:space="preserve"> </w:t>
       </w:r>
       <w:r>
         <w:rPr>
-          <w:rFonts w:hint="eastAsia"/>
+          <w:rFonts w:hint="eastAsia" w:eastAsia="黑体"/>
         </w:rPr>
         <w:t xml:space="preserve">接节点⑥、V+/V−</w:t>
       </w:r>
       <w:r>
+        <w:rPr>
+          <w:rFonts w:eastAsia="黑体"/>
+        </w:rPr>
         <w:t xml:space="preserve"> </w:t>
       </w:r>
       <w:r>
         <w:rPr>
-          <w:rFonts w:hint="eastAsia"/>
+          <w:rFonts w:hint="eastAsia" w:eastAsia="黑体"/>
         </w:rPr>
         <w:t xml:space="preserve">接节点⑦、REF</w:t>
       </w:r>
       <w:r>
+        <w:rPr>
+          <w:rFonts w:eastAsia="黑体"/>
+        </w:rPr>
         <w:t xml:space="preserve"> </w:t>
       </w:r>
       <w:r>
         <w:rPr>
-          <w:rFonts w:hint="eastAsia"/>
+          <w:rFonts w:hint="eastAsia" w:eastAsia="黑体"/>
         </w:rPr>
         <w:t xml:space="preserve">脚接节点⑧。压力使桥臂阻值反向变化，电桥失衡在节点③、④产生微小差模电压，经</w:t>
       </w:r>
       <w:r>
+        <w:rPr>
+          <w:rFonts w:eastAsia="黑体"/>
+        </w:rPr>
         <w:t xml:space="preserve"> U3 </w:t>
       </w:r>
       <w:r>
         <w:rPr>
-          <w:rFonts w:hint="eastAsia"/>
+          <w:rFonts w:hint="eastAsia" w:eastAsia="黑体"/>
         </w:rPr>
         <w:t xml:space="preserve">放大后输出。</w:t>
       </w:r>
@@ -875,25 +995,31 @@
       <w:pPr/>
       <w:r>
         <w:rPr>
-          <w:rFonts w:hint="eastAsia"/>
+          <w:rFonts w:hint="eastAsia" w:eastAsia="黑体"/>
         </w:rPr>
         <w:t xml:space="preserve">由此构成”压阻感测电桥激励</w:t>
       </w:r>
       <w:r>
+        <w:rPr>
+          <w:rFonts w:eastAsia="黑体"/>
+        </w:rPr>
         <w:t xml:space="preserve"> + </w:t>
       </w:r>
       <w:r>
         <w:rPr>
-          <w:rFonts w:hint="eastAsia"/>
+          <w:rFonts w:hint="eastAsia" w:eastAsia="黑体"/>
         </w:rPr>
         <w:t xml:space="preserve">仪表放大器可编程增益放大</w:t>
       </w:r>
       <w:r>
+        <w:rPr>
+          <w:rFonts w:eastAsia="黑体"/>
+        </w:rPr>
         <w:t xml:space="preserve"> + </w:t>
       </w:r>
       <w:r>
         <w:rPr>
-          <w:rFonts w:hint="eastAsia"/>
+          <w:rFonts w:hint="eastAsia" w:eastAsia="黑体"/>
         </w:rPr>
         <w:t xml:space="preserve">滤波/ADC”的压力调理组态，把与压力成正比的微小差模电压放大到可用电平，常配合软件做零点与满量程两点校准。</w:t>
       </w:r>
@@ -906,7 +1032,7 @@
       </w:pPr>
       <w:r>
         <w:rPr>
-          <w:rFonts w:hint="eastAsia"/>
+          <w:rFonts w:hint="eastAsia" w:eastAsia="黑体"/>
         </w:rPr>
         <w:t xml:space="preserve">工作原理</w:t>
       </w:r>
@@ -917,16 +1043,19 @@
       </w:pPr>
       <w:r>
         <w:rPr>
-          <w:rFonts w:hint="eastAsia"/>
+          <w:rFonts w:hint="eastAsia" w:eastAsia="黑体"/>
         </w:rPr>
         <w:t xml:space="preserve">压力使桥臂压阻按相反方向变化，电桥失去平衡，在差分输出端产生与压力成正比的微小差模电压；仪表放大器将该电压放大</w:t>
       </w:r>
       <w:r>
+        <w:rPr>
+          <w:rFonts w:eastAsia="黑体"/>
+        </w:rPr>
         <w:t xml:space="preserve"> G </w:t>
       </w:r>
       <w:r>
         <w:rPr>
-          <w:rFonts w:hint="eastAsia"/>
+          <w:rFonts w:hint="eastAsia" w:eastAsia="黑体"/>
         </w:rPr>
         <w:t xml:space="preserve">倍，输出供后继电路处理。</w:t>
       </w:r>
@@ -939,7 +1068,7 @@
       </w:pPr>
       <w:r>
         <w:rPr>
-          <w:rFonts w:hint="eastAsia"/>
+          <w:rFonts w:hint="eastAsia" w:eastAsia="黑体"/>
         </w:rPr>
         <w:t xml:space="preserve">关键计算公式</w:t>
       </w:r>
@@ -953,7 +1082,7 @@
       </w:pPr>
       <w:r>
         <w:rPr>
-          <w:rFonts w:hint="eastAsia"/>
+          <w:rFonts w:hint="eastAsia" w:eastAsia="黑体"/>
         </w:rPr>
         <w:t xml:space="preserve">电桥差分输出：</w:t>
       </w:r>
@@ -1064,7 +1193,7 @@
       </w:pPr>
       <w:r>
         <w:rPr>
-          <w:rFonts w:hint="eastAsia"/>
+          <w:rFonts w:hint="eastAsia" w:eastAsia="黑体"/>
         </w:rPr>
         <w:t xml:space="preserve">调理后输出电压：</w:t>
       </w:r>
@@ -1145,16 +1274,19 @@
       </w:pPr>
       <w:r>
         <w:rPr>
-          <w:rFonts w:hint="eastAsia"/>
+          <w:rFonts w:hint="eastAsia" w:eastAsia="黑体"/>
         </w:rPr>
         <w:t xml:space="preserve">仪表放大器增益（R_G</w:t>
       </w:r>
       <w:r>
+        <w:rPr>
+          <w:rFonts w:eastAsia="黑体"/>
+        </w:rPr>
         <w:t xml:space="preserve"> </w:t>
       </w:r>
       <w:r>
         <w:rPr>
-          <w:rFonts w:hint="eastAsia"/>
+          <w:rFonts w:hint="eastAsia" w:eastAsia="黑体"/>
         </w:rPr>
         <w:t xml:space="preserve">为增益电阻）：</w:t>
       </w:r>
@@ -1257,7 +1389,7 @@
             </w:pPr>
             <w:r>
               <w:rPr>
-                <w:rFonts w:hint="eastAsia"/>
+                <w:rFonts w:hint="eastAsia" w:eastAsia="黑体"/>
               </w:rPr>
               <w:t xml:space="preserve">符号</w:t>
             </w:r>
@@ -1271,7 +1403,7 @@
             </w:pPr>
             <w:r>
               <w:rPr>
-                <w:rFonts w:hint="eastAsia"/>
+                <w:rFonts w:hint="eastAsia" w:eastAsia="黑体"/>
               </w:rPr>
               <w:t xml:space="preserve">含义</w:t>
             </w:r>
@@ -1285,7 +1417,7 @@
             </w:pPr>
             <w:r>
               <w:rPr>
-                <w:rFonts w:hint="eastAsia"/>
+                <w:rFonts w:hint="eastAsia" w:eastAsia="黑体"/>
               </w:rPr>
               <w:t xml:space="preserve">单位</w:t>
             </w:r>
@@ -1317,6 +1449,9 @@
               </m:sSub>
             </m:oMath>
             <w:r>
+              <w:rPr>
+                <w:rFonts w:eastAsia="黑体"/>
+              </w:rPr>
               <w:t xml:space="preserve">​</w:t>
             </w:r>
           </w:p>
@@ -1329,7 +1464,7 @@
             </w:pPr>
             <w:r>
               <w:rPr>
-                <w:rFonts w:hint="eastAsia"/>
+                <w:rFonts w:hint="eastAsia" w:eastAsia="黑体"/>
               </w:rPr>
               <w:t xml:space="preserve">电桥激励电压</w:t>
             </w:r>
@@ -1342,6 +1477,9 @@
               <w:pStyle w:val="Compact"/>
             </w:pPr>
             <w:r>
+              <w:rPr>
+                <w:rFonts w:eastAsia="黑体"/>
+              </w:rPr>
               <w:t xml:space="preserve">V</w:t>
             </w:r>
           </w:p>
@@ -1384,6 +1522,9 @@
               </m:sSub>
             </m:oMath>
             <w:r>
+              <w:rPr>
+                <w:rFonts w:eastAsia="黑体"/>
+              </w:rPr>
               <w:t xml:space="preserve">​</w:t>
             </w:r>
           </w:p>
@@ -1396,7 +1537,7 @@
             </w:pPr>
             <w:r>
               <w:rPr>
-                <w:rFonts w:hint="eastAsia"/>
+                <w:rFonts w:hint="eastAsia" w:eastAsia="黑体"/>
               </w:rPr>
               <w:t xml:space="preserve">电桥灵敏度</w:t>
             </w:r>
@@ -1409,15 +1550,21 @@
               <w:pStyle w:val="Compact"/>
             </w:pPr>
             <w:r>
+              <w:rPr>
+                <w:rFonts w:eastAsia="黑体"/>
+              </w:rPr>
               <w:t xml:space="preserve">V/(V·Pa) </w:t>
             </w:r>
             <w:r>
               <w:rPr>
-                <w:rFonts w:hint="eastAsia"/>
+                <w:rFonts w:hint="eastAsia" w:eastAsia="黑体"/>
               </w:rPr>
               <w:t xml:space="preserve">或</w:t>
             </w:r>
             <w:r>
+              <w:rPr>
+                <w:rFonts w:eastAsia="黑体"/>
+              </w:rPr>
               <w:t xml:space="preserve"> mV/V</w:t>
             </w:r>
           </w:p>
@@ -1436,6 +1583,9 @@
               </m:r>
             </m:oMath>
             <w:r>
+              <w:rPr>
+                <w:rFonts w:eastAsia="黑体"/>
+              </w:rPr>
               <w:t xml:space="preserve">​</w:t>
             </w:r>
           </w:p>
@@ -1448,7 +1598,7 @@
             </w:pPr>
             <w:r>
               <w:rPr>
-                <w:rFonts w:hint="eastAsia"/>
+                <w:rFonts w:hint="eastAsia" w:eastAsia="黑体"/>
               </w:rPr>
               <w:t xml:space="preserve">压力</w:t>
             </w:r>
@@ -1461,6 +1611,9 @@
               <w:pStyle w:val="Compact"/>
             </w:pPr>
             <w:r>
+              <w:rPr>
+                <w:rFonts w:eastAsia="黑体"/>
+              </w:rPr>
               <w:t xml:space="preserve">Pa</w:t>
             </w:r>
           </w:p>
@@ -1479,6 +1632,9 @@
               </m:r>
             </m:oMath>
             <w:r>
+              <w:rPr>
+                <w:rFonts w:eastAsia="黑体"/>
+              </w:rPr>
               <w:t xml:space="preserve">​</w:t>
             </w:r>
           </w:p>
@@ -1491,7 +1647,7 @@
             </w:pPr>
             <w:r>
               <w:rPr>
-                <w:rFonts w:hint="eastAsia"/>
+                <w:rFonts w:hint="eastAsia" w:eastAsia="黑体"/>
               </w:rPr>
               <w:t xml:space="preserve">放大器增益</w:t>
             </w:r>
@@ -1504,6 +1660,9 @@
               <w:pStyle w:val="Compact"/>
             </w:pPr>
             <w:r>
+              <w:rPr>
+                <w:rFonts w:eastAsia="黑体"/>
+              </w:rPr>
               <w:t xml:space="preserve">—</w:t>
             </w:r>
           </w:p>
@@ -1531,6 +1690,9 @@
               </m:sSub>
             </m:oMath>
             <w:r>
+              <w:rPr>
+                <w:rFonts w:eastAsia="黑体"/>
+              </w:rPr>
               <w:t xml:space="preserve">​</w:t>
             </w:r>
           </w:p>
@@ -1543,7 +1705,7 @@
             </w:pPr>
             <w:r>
               <w:rPr>
-                <w:rFonts w:hint="eastAsia"/>
+                <w:rFonts w:hint="eastAsia" w:eastAsia="黑体"/>
               </w:rPr>
               <w:t xml:space="preserve">增益设定电阻</w:t>
             </w:r>
@@ -1556,6 +1718,9 @@
               <w:pStyle w:val="Compact"/>
             </w:pPr>
             <w:r>
+              <w:rPr>
+                <w:rFonts w:eastAsia="黑体"/>
+              </w:rPr>
               <w:t xml:space="preserve">Ω</w:t>
             </w:r>
           </w:p>
@@ -1583,6 +1748,9 @@
               </m:sSub>
             </m:oMath>
             <w:r>
+              <w:rPr>
+                <w:rFonts w:eastAsia="黑体"/>
+              </w:rPr>
               <w:t xml:space="preserve">​</w:t>
             </w:r>
           </w:p>
@@ -1595,7 +1763,7 @@
             </w:pPr>
             <w:r>
               <w:rPr>
-                <w:rFonts w:hint="eastAsia"/>
+                <w:rFonts w:hint="eastAsia" w:eastAsia="黑体"/>
               </w:rPr>
               <w:t xml:space="preserve">内部反馈电阻</w:t>
             </w:r>
@@ -1608,6 +1776,9 @@
               <w:pStyle w:val="Compact"/>
             </w:pPr>
             <w:r>
+              <w:rPr>
+                <w:rFonts w:eastAsia="黑体"/>
+              </w:rPr>
               <w:t xml:space="preserve">Ω</w:t>
             </w:r>
           </w:p>
@@ -1622,7 +1793,7 @@
       </w:pPr>
       <w:r>
         <w:rPr>
-          <w:rFonts w:hint="eastAsia"/>
+          <w:rFonts w:hint="eastAsia" w:eastAsia="黑体"/>
         </w:rPr>
         <w:t xml:space="preserve">元件调整影响</w:t>
       </w:r>
@@ -1637,7 +1808,7 @@
       </w:pPr>
       <w:r>
         <w:rPr>
-          <w:rFonts w:hint="eastAsia"/>
+          <w:rFonts w:hint="eastAsia" w:eastAsia="黑体"/>
           <w:b/>
           <w:bCs/>
         </w:rPr>
@@ -1645,20 +1816,27 @@
       </w:r>
       <w:r>
         <w:rPr>
+          <w:rFonts w:eastAsia="黑体"/>
           <w:b/>
           <w:bCs/>
         </w:rPr>
         <w:t xml:space="preserve"> V_ex ↑</w:t>
       </w:r>
       <w:r>
+        <w:rPr>
+          <w:rFonts w:eastAsia="黑体"/>
+        </w:rPr>
         <w:t xml:space="preserve"> </w:t>
       </w:r>
       <w:r>
+        <w:rPr>
+          <w:rFonts w:eastAsia="黑体"/>
+        </w:rPr>
         <w:t xml:space="preserve">→ </w:t>
       </w:r>
       <w:r>
         <w:rPr>
-          <w:rFonts w:hint="eastAsia"/>
+          <w:rFonts w:hint="eastAsia" w:eastAsia="黑体"/>
         </w:rPr>
         <w:t xml:space="preserve">差模信号增大、信噪比改善，但功耗与自热增大。</w:t>
       </w:r>
@@ -1673,7 +1851,7 @@
       </w:pPr>
       <w:r>
         <w:rPr>
-          <w:rFonts w:hint="eastAsia"/>
+          <w:rFonts w:hint="eastAsia" w:eastAsia="黑体"/>
           <w:b/>
           <w:bCs/>
         </w:rPr>
@@ -1681,6 +1859,7 @@
       </w:r>
       <w:r>
         <w:rPr>
+          <w:rFonts w:eastAsia="黑体"/>
           <w:b/>
           <w:bCs/>
         </w:rPr>
@@ -1688,7 +1867,7 @@
       </w:r>
       <w:r>
         <w:rPr>
-          <w:rFonts w:hint="eastAsia"/>
+          <w:rFonts w:hint="eastAsia" w:eastAsia="黑体"/>
           <w:b/>
           <w:bCs/>
         </w:rPr>
@@ -1696,6 +1875,7 @@
       </w:r>
       <w:r>
         <w:rPr>
+          <w:rFonts w:eastAsia="黑体"/>
           <w:b/>
           <w:bCs/>
         </w:rPr>
@@ -1703,21 +1883,27 @@
       </w:r>
       <w:r>
         <w:rPr>
-          <w:rFonts w:hint="eastAsia"/>
+          <w:rFonts w:hint="eastAsia" w:eastAsia="黑体"/>
           <w:b/>
           <w:bCs/>
         </w:rPr>
         <w:t xml:space="preserve">R_G）</w:t>
       </w:r>
       <w:r>
+        <w:rPr>
+          <w:rFonts w:eastAsia="黑体"/>
+        </w:rPr>
         <w:t xml:space="preserve"> </w:t>
       </w:r>
       <w:r>
+        <w:rPr>
+          <w:rFonts w:eastAsia="黑体"/>
+        </w:rPr>
         <w:t xml:space="preserve">→ </w:t>
       </w:r>
       <w:r>
         <w:rPr>
-          <w:rFonts w:hint="eastAsia"/>
+          <w:rFonts w:hint="eastAsia" w:eastAsia="黑体"/>
         </w:rPr>
         <w:t xml:space="preserve">输出增大，但噪声与失调放大，量程减小。</w:t>
       </w:r>
@@ -1732,21 +1918,27 @@
       </w:pPr>
       <w:r>
         <w:rPr>
-          <w:rFonts w:hint="eastAsia"/>
+          <w:rFonts w:hint="eastAsia" w:eastAsia="黑体"/>
           <w:b/>
           <w:bCs/>
         </w:rPr>
         <w:t xml:space="preserve">零点失调</w:t>
       </w:r>
       <w:r>
+        <w:rPr>
+          <w:rFonts w:eastAsia="黑体"/>
+        </w:rPr>
         <w:t xml:space="preserve"> </w:t>
       </w:r>
       <w:r>
+        <w:rPr>
+          <w:rFonts w:eastAsia="黑体"/>
+        </w:rPr>
         <w:t xml:space="preserve">→ </w:t>
       </w:r>
       <w:r>
         <w:rPr>
-          <w:rFonts w:hint="eastAsia"/>
+          <w:rFonts w:hint="eastAsia" w:eastAsia="黑体"/>
         </w:rPr>
         <w:t xml:space="preserve">输出叠加直流偏置，需软件或硬件校准。</w:t>
       </w:r>
@@ -1761,7 +1953,7 @@
       </w:pPr>
       <w:r>
         <w:rPr>
-          <w:rFonts w:hint="eastAsia"/>
+          <w:rFonts w:hint="eastAsia" w:eastAsia="黑体"/>
           <w:b/>
           <w:bCs/>
         </w:rPr>
@@ -1769,20 +1961,27 @@
       </w:r>
       <w:r>
         <w:rPr>
+          <w:rFonts w:eastAsia="黑体"/>
           <w:b/>
           <w:bCs/>
         </w:rPr>
         <w:t xml:space="preserve"> ↑</w:t>
       </w:r>
       <w:r>
+        <w:rPr>
+          <w:rFonts w:eastAsia="黑体"/>
+        </w:rPr>
         <w:t xml:space="preserve"> </w:t>
       </w:r>
       <w:r>
+        <w:rPr>
+          <w:rFonts w:eastAsia="黑体"/>
+        </w:rPr>
         <w:t xml:space="preserve">→ </w:t>
       </w:r>
       <w:r>
         <w:rPr>
-          <w:rFonts w:hint="eastAsia"/>
+          <w:rFonts w:hint="eastAsia" w:eastAsia="黑体"/>
         </w:rPr>
         <w:t xml:space="preserve">直接耦合到差分输出，去耦/低噪声激励至关重要。</w:t>
       </w:r>
@@ -1795,7 +1994,7 @@
       </w:pPr>
       <w:r>
         <w:rPr>
-          <w:rFonts w:hint="eastAsia"/>
+          <w:rFonts w:hint="eastAsia" w:eastAsia="黑体"/>
         </w:rPr>
         <w:t xml:space="preserve">典型参数示例</w:t>
       </w:r>
@@ -1810,11 +2009,14 @@
       </w:pPr>
       <w:r>
         <w:rPr>
-          <w:rFonts w:hint="eastAsia"/>
+          <w:rFonts w:hint="eastAsia" w:eastAsia="黑体"/>
         </w:rPr>
         <w:t xml:space="preserve">设</w:t>
       </w:r>
       <w:r>
+        <w:rPr>
+          <w:rFonts w:eastAsia="黑体"/>
+        </w:rPr>
         <w:t xml:space="preserve"> </w:t>
       </w:r>
       <m:oMath>
@@ -1855,11 +2057,14 @@
       </m:oMath>
       <w:r>
         <w:rPr>
-          <w:rFonts w:hint="eastAsia"/>
+          <w:rFonts w:hint="eastAsia" w:eastAsia="黑体"/>
         </w:rPr>
         <w:t xml:space="preserve">、电桥灵敏度</w:t>
       </w:r>
       <w:r>
+        <w:rPr>
+          <w:rFonts w:eastAsia="黑体"/>
+        </w:rPr>
         <w:t xml:space="preserve"> </w:t>
       </w:r>
       <m:oMath>
@@ -1879,7 +2084,7 @@
       </m:oMath>
       <w:r>
         <w:rPr>
-          <w:rFonts w:hint="eastAsia"/>
+          <w:rFonts w:hint="eastAsia" w:eastAsia="黑体"/>
         </w:rPr>
         <w:t xml:space="preserve">、满量程压力时：</w:t>
       </w:r>
@@ -1968,6 +2173,9 @@
         </m:r>
       </m:oMath>
       <w:r>
+        <w:rPr>
+          <w:rFonts w:eastAsia="黑体"/>
+        </w:rPr>
         <w:t xml:space="preserve">。</w:t>
       </w:r>
     </w:p>
@@ -1981,11 +2189,14 @@
       </w:pPr>
       <w:r>
         <w:rPr>
-          <w:rFonts w:hint="eastAsia"/>
+          <w:rFonts w:hint="eastAsia" w:eastAsia="黑体"/>
         </w:rPr>
         <w:t xml:space="preserve">需输出</w:t>
       </w:r>
       <w:r>
+        <w:rPr>
+          <w:rFonts w:eastAsia="黑体"/>
+        </w:rPr>
         <w:t xml:space="preserve"> </w:t>
       </w:r>
       <m:oMath>
@@ -2028,11 +2239,14 @@
         </m:r>
       </m:oMath>
       <w:r>
+        <w:rPr>
+          <w:rFonts w:eastAsia="黑体"/>
+        </w:rPr>
         <w:t xml:space="preserve"> </w:t>
       </w:r>
       <w:r>
         <w:rPr>
-          <w:rFonts w:hint="eastAsia"/>
+          <w:rFonts w:hint="eastAsia" w:eastAsia="黑体"/>
         </w:rPr>
         <w:t xml:space="preserve">时：</w:t>
       </w:r>
@@ -2096,6 +2310,9 @@
         </m:r>
       </m:oMath>
       <w:r>
+        <w:rPr>
+          <w:rFonts w:eastAsia="黑体"/>
+        </w:rPr>
         <w:t xml:space="preserve">。</w:t>
       </w:r>
     </w:p>
@@ -2107,7 +2324,7 @@
       </w:pPr>
       <w:r>
         <w:rPr>
-          <w:rFonts w:hint="eastAsia"/>
+          <w:rFonts w:hint="eastAsia" w:eastAsia="黑体"/>
         </w:rPr>
         <w:t xml:space="preserve">常见器件型号</w:t>
       </w:r>
@@ -2122,16 +2339,19 @@
       </w:pPr>
       <w:r>
         <w:rPr>
-          <w:rFonts w:hint="eastAsia"/>
+          <w:rFonts w:hint="eastAsia" w:eastAsia="黑体"/>
         </w:rPr>
         <w:t xml:space="preserve">桥式压力传感器：MPX5050、MPX10、Honeywell</w:t>
       </w:r>
       <w:r>
+        <w:rPr>
+          <w:rFonts w:eastAsia="黑体"/>
+        </w:rPr>
         <w:t xml:space="preserve"> 24PC </w:t>
       </w:r>
       <w:r>
         <w:rPr>
-          <w:rFonts w:hint="eastAsia"/>
+          <w:rFonts w:hint="eastAsia" w:eastAsia="黑体"/>
         </w:rPr>
         <w:t xml:space="preserve">系列。</w:t>
       </w:r>
@@ -2146,7 +2366,7 @@
       </w:pPr>
       <w:r>
         <w:rPr>
-          <w:rFonts w:hint="eastAsia"/>
+          <w:rFonts w:hint="eastAsia" w:eastAsia="黑体"/>
         </w:rPr>
         <w:t xml:space="preserve">仪表放大器：INA128、INA333、AD623。</w:t>
       </w:r>
@@ -2161,7 +2381,7 @@
       </w:pPr>
       <w:r>
         <w:rPr>
-          <w:rFonts w:hint="eastAsia"/>
+          <w:rFonts w:hint="eastAsia" w:eastAsia="黑体"/>
         </w:rPr>
         <w:t xml:space="preserve">激励基准：REF5025、ADR4525。</w:t>
       </w:r>
@@ -2174,7 +2394,7 @@
       </w:pPr>
       <w:r>
         <w:rPr>
-          <w:rFonts w:hint="eastAsia"/>
+          <w:rFonts w:hint="eastAsia" w:eastAsia="黑体"/>
         </w:rPr>
         <w:t xml:space="preserve">注意事项</w:t>
       </w:r>
@@ -2189,7 +2409,7 @@
       </w:pPr>
       <w:r>
         <w:rPr>
-          <w:rFonts w:hint="eastAsia"/>
+          <w:rFonts w:hint="eastAsia" w:eastAsia="黑体"/>
         </w:rPr>
         <w:t xml:space="preserve">电桥输出为差分小信号，仪表放大器需高共模抑制、低失调。</w:t>
       </w:r>
@@ -2204,16 +2424,19 @@
       </w:pPr>
       <w:r>
         <w:rPr>
-          <w:rFonts w:hint="eastAsia"/>
+          <w:rFonts w:hint="eastAsia" w:eastAsia="黑体"/>
         </w:rPr>
         <w:t xml:space="preserve">用同一基准源做激励与</w:t>
       </w:r>
       <w:r>
+        <w:rPr>
+          <w:rFonts w:eastAsia="黑体"/>
+        </w:rPr>
         <w:t xml:space="preserve"> ADC </w:t>
       </w:r>
       <w:r>
         <w:rPr>
-          <w:rFonts w:hint="eastAsia"/>
+          <w:rFonts w:hint="eastAsia" w:eastAsia="黑体"/>
         </w:rPr>
         <w:t xml:space="preserve">参考，实现「比值测量」消除激励漂移影响。</w:t>
       </w:r>
@@ -2228,7 +2451,7 @@
       </w:pPr>
       <w:r>
         <w:rPr>
-          <w:rFonts w:hint="eastAsia"/>
+          <w:rFonts w:hint="eastAsia" w:eastAsia="黑体"/>
         </w:rPr>
         <w:t xml:space="preserve">注意输入阻抗，避免调理电路对电桥负载效应。</w:t>
       </w:r>
@@ -2243,7 +2466,7 @@
       </w:pPr>
       <w:r>
         <w:rPr>
-          <w:rFonts w:hint="eastAsia"/>
+          <w:rFonts w:hint="eastAsia" w:eastAsia="黑体"/>
         </w:rPr>
         <w:t xml:space="preserve">需做零点与满量程两点校准。</w:t>
       </w:r>
@@ -2256,7 +2479,7 @@
       </w:pPr>
       <w:r>
         <w:rPr>
-          <w:rFonts w:hint="eastAsia"/>
+          <w:rFonts w:hint="eastAsia" w:eastAsia="黑体"/>
         </w:rPr>
         <w:t xml:space="preserve">参考资料</w:t>
       </w:r>
@@ -2270,20 +2493,26 @@
         </w:numPr>
       </w:pPr>
       <w:r>
+        <w:rPr>
+          <w:rFonts w:eastAsia="黑体"/>
+        </w:rPr>
         <w:t xml:space="preserve">TI </w:t>
       </w:r>
       <w:r>
         <w:rPr>
-          <w:rFonts w:hint="eastAsia"/>
+          <w:rFonts w:hint="eastAsia" w:eastAsia="黑体"/>
         </w:rPr>
         <w:t xml:space="preserve">应用笔记</w:t>
       </w:r>
       <w:r>
+        <w:rPr>
+          <w:rFonts w:eastAsia="黑体"/>
+        </w:rPr>
         <w:t xml:space="preserve"> SBOA/INA </w:t>
       </w:r>
       <w:r>
         <w:rPr>
-          <w:rFonts w:hint="eastAsia"/>
+          <w:rFonts w:hint="eastAsia" w:eastAsia="黑体"/>
         </w:rPr>
         <w:t xml:space="preserve">压力传感器前端。</w:t>
       </w:r>
@@ -2297,11 +2526,14 @@
         </w:numPr>
       </w:pPr>
       <w:r>
+        <w:rPr>
+          <w:rFonts w:eastAsia="黑体"/>
+        </w:rPr>
         <w:t xml:space="preserve">NXP MPX5050 </w:t>
       </w:r>
       <w:r>
         <w:rPr>
-          <w:rFonts w:hint="eastAsia"/>
+          <w:rFonts w:hint="eastAsia" w:eastAsia="黑体"/>
         </w:rPr>
         <w:t xml:space="preserve">数据手册。</w:t>
       </w:r>
@@ -2315,11 +2547,11 @@
       </w:pPr>
       <w:r>
         <w:rPr>
-          <w:rFonts w:ascii="Times New Roman" w:hAnsi="Times New Roman"/>
+          <w:rFonts w:ascii="Times New Roman" w:hAnsi="Times New Roman" w:eastAsia="黑体"/>
           <w:color w:val="555555"/>
           <w:sz w:val="21"/>
         </w:rPr>
-        <w:t>材料收集者：杜文杰</w:t>
+        <w:t>材料收集者：杜文杰，WX手机：19519196569，QQ:3478827729</w:t>
       </w:r>
     </w:p>
     <w:sectPr>
@@ -2339,7 +2571,7 @@
 </file>
 
 <file path=word/footer1.xml><?xml version="1.0" encoding="utf-8"?>
-<w:ftr xmlns:m="http://schemas.openxmlformats.org/officeDocument/2006/math" xmlns:mc="http://schemas.openxmlformats.org/markup-compatibility/2006" xmlns:mo="http://schemas.microsoft.com/office/mac/office/2008/main" xmlns:mv="urn:schemas-microsoft-com:mac:vml" xmlns:o="urn:schemas-microsoft-com:office:office" xmlns:r="http://schemas.openxmlformats.org/officeDocument/2006/relationships" xmlns:v="urn:schemas-microsoft-com:vml" xmlns:w10="urn:schemas-microsoft-com:office:word" xmlns:w14="http://schemas.microsoft.com/office/word/2010/wordml" xmlns:w="http://schemas.openxmlformats.org/wordprocessingml/2006/main" xmlns:wne="http://schemas.microsoft.com/office/word/2006/wordml" xmlns:wp14="http://schemas.microsoft.com/office/word/2010/wordprocessingDrawing" xmlns:wp="http://schemas.openxmlformats.org/drawingml/2006/wordprocessingDrawing" xmlns:wpc="http://schemas.microsoft.com/office/word/2010/wordprocessingCanvas" xmlns:wpg="http://schemas.microsoft.com/office/word/2010/wordprocessingGroup" xmlns:wpi="http://schemas.microsoft.com/office/word/2010/wordprocessingInk" xmlns:wps="http://schemas.microsoft.com/office/word/2010/wordprocessingShape" mc:Ignorable="w14 wp14">
+<w:ftr xmlns:mc="http://schemas.openxmlformats.org/markup-compatibility/2006" xmlns:w="http://schemas.openxmlformats.org/wordprocessingml/2006/main" xmlns:m="http://schemas.openxmlformats.org/officeDocument/2006/math" xmlns:mo="http://schemas.microsoft.com/office/mac/office/2008/main" xmlns:mv="urn:schemas-microsoft-com:mac:vml" xmlns:o="urn:schemas-microsoft-com:office:office" xmlns:r="http://schemas.openxmlformats.org/officeDocument/2006/relationships" xmlns:v="urn:schemas-microsoft-com:vml" xmlns:w10="urn:schemas-microsoft-com:office:word" xmlns:w14="http://schemas.microsoft.com/office/word/2010/wordml" xmlns:wne="http://schemas.microsoft.com/office/word/2006/wordml" xmlns:wp14="http://schemas.microsoft.com/office/word/2010/wordprocessingDrawing" xmlns:wp="http://schemas.openxmlformats.org/drawingml/2006/wordprocessingDrawing" xmlns:wpc="http://schemas.microsoft.com/office/word/2010/wordprocessingCanvas" xmlns:wpg="http://schemas.microsoft.com/office/word/2010/wordprocessingGroup" xmlns:wpi="http://schemas.microsoft.com/office/word/2010/wordprocessingInk" xmlns:wps="http://schemas.microsoft.com/office/word/2010/wordprocessingShape" mc:Ignorable="w14 wp14">
   <w:p>
     <w:pPr>
       <w:pStyle w:val="Footer"/>
@@ -2347,12 +2579,14 @@
     </w:pPr>
     <w:r>
       <w:rPr>
+        <w:rFonts w:eastAsia="黑体"/>
         <w:sz w:val="18"/>
       </w:rPr>
       <w:t xml:space="preserve">第 </w:t>
     </w:r>
     <w:r>
       <w:rPr>
+        <w:rFonts w:eastAsia="黑体"/>
         <w:sz w:val="18"/>
       </w:rPr>
       <w:fldChar w:fldCharType="begin"/>
@@ -2361,6 +2595,7 @@
     </w:r>
     <w:r>
       <w:rPr>
+        <w:rFonts w:eastAsia="黑体"/>
         <w:sz w:val="18"/>
       </w:rPr>
       <w:t xml:space="preserve"> 页</w:t>
@@ -2374,6 +2609,9 @@
   <w:footnote w:type="continuationSeparator" w:id="0">
     <w:p>
       <w:r>
+        <w:rPr>
+          <w:rFonts w:eastAsia="黑体"/>
+        </w:rPr>
         <w:continuationSeparator/>
       </w:r>
     </w:p>
@@ -2381,6 +2619,9 @@
   <w:footnote w:type="separator" w:id="-1">
     <w:p>
       <w:r>
+        <w:rPr>
+          <w:rFonts w:eastAsia="黑体"/>
+        </w:rPr>
         <w:separator/>
       </w:r>
     </w:p>
@@ -2389,7 +2630,7 @@
 </file>
 
 <file path=word/header1.xml><?xml version="1.0" encoding="utf-8"?>
-<w:hdr xmlns:m="http://schemas.openxmlformats.org/officeDocument/2006/math" xmlns:mc="http://schemas.openxmlformats.org/markup-compatibility/2006" xmlns:mo="http://schemas.microsoft.com/office/mac/office/2008/main" xmlns:mv="urn:schemas-microsoft-com:mac:vml" xmlns:o="urn:schemas-microsoft-com:office:office" xmlns:r="http://schemas.openxmlformats.org/officeDocument/2006/relationships" xmlns:v="urn:schemas-microsoft-com:vml" xmlns:w10="urn:schemas-microsoft-com:office:word" xmlns:w14="http://schemas.microsoft.com/office/word/2010/wordml" xmlns:w="http://schemas.openxmlformats.org/wordprocessingml/2006/main" xmlns:wne="http://schemas.microsoft.com/office/word/2006/wordml" xmlns:wp14="http://schemas.microsoft.com/office/word/2010/wordprocessingDrawing" xmlns:wp="http://schemas.openxmlformats.org/drawingml/2006/wordprocessingDrawing" xmlns:wpc="http://schemas.microsoft.com/office/word/2010/wordprocessingCanvas" xmlns:wpg="http://schemas.microsoft.com/office/word/2010/wordprocessingGroup" xmlns:wpi="http://schemas.microsoft.com/office/word/2010/wordprocessingInk" xmlns:wps="http://schemas.microsoft.com/office/word/2010/wordprocessingShape" mc:Ignorable="w14 wp14">
+<w:hdr xmlns:mc="http://schemas.openxmlformats.org/markup-compatibility/2006" xmlns:w="http://schemas.openxmlformats.org/wordprocessingml/2006/main" xmlns:m="http://schemas.openxmlformats.org/officeDocument/2006/math" xmlns:mo="http://schemas.microsoft.com/office/mac/office/2008/main" xmlns:mv="urn:schemas-microsoft-com:mac:vml" xmlns:o="urn:schemas-microsoft-com:office:office" xmlns:r="http://schemas.openxmlformats.org/officeDocument/2006/relationships" xmlns:v="urn:schemas-microsoft-com:vml" xmlns:w10="urn:schemas-microsoft-com:office:word" xmlns:w14="http://schemas.microsoft.com/office/word/2010/wordml" xmlns:wne="http://schemas.microsoft.com/office/word/2006/wordml" xmlns:wp14="http://schemas.microsoft.com/office/word/2010/wordprocessingDrawing" xmlns:wp="http://schemas.openxmlformats.org/drawingml/2006/wordprocessingDrawing" xmlns:wpc="http://schemas.microsoft.com/office/word/2010/wordprocessingCanvas" xmlns:wpg="http://schemas.microsoft.com/office/word/2010/wordprocessingGroup" xmlns:wpi="http://schemas.microsoft.com/office/word/2010/wordprocessingInk" xmlns:wps="http://schemas.microsoft.com/office/word/2010/wordprocessingShape" mc:Ignorable="w14 wp14">
   <w:p>
     <w:pPr>
       <w:pStyle w:val="Header"/>
@@ -2397,7 +2638,7 @@
     </w:pPr>
     <w:r>
       <w:rPr>
-        <w:rFonts w:ascii="Times New Roman" w:hAnsi="Times New Roman"/>
+        <w:rFonts w:ascii="Times New Roman" w:hAnsi="Times New Roman" w:eastAsia="黑体"/>
         <w:sz w:val="18"/>
         <w:rFonts w:eastAsia="黑体"/>
         <w:rFonts w:eastAsia="黑体"/>
@@ -2409,7 +2650,7 @@
 </file>
 
 <file path=word/numbering.xml><?xml version="1.0" encoding="utf-8"?>
-<w:numbering xmlns:m="http://schemas.openxmlformats.org/officeDocument/2006/math" xmlns:mc="http://schemas.openxmlformats.org/markup-compatibility/2006" xmlns:mo="http://schemas.microsoft.com/office/mac/office/2008/main" xmlns:mv="urn:schemas-microsoft-com:mac:vml" xmlns:o="urn:schemas-microsoft-com:office:office" xmlns:r="http://schemas.openxmlformats.org/officeDocument/2006/relationships" xmlns:v="urn:schemas-microsoft-com:vml" xmlns:w="http://schemas.openxmlformats.org/wordprocessingml/2006/main" xmlns:w10="urn:schemas-microsoft-com:office:word" xmlns:w14="http://schemas.microsoft.com/office/word/2010/wordml" xmlns:wne="http://schemas.microsoft.com/office/word/2006/wordml" xmlns:wp="http://schemas.openxmlformats.org/drawingml/2006/wordprocessingDrawing" xmlns:wp14="http://schemas.microsoft.com/office/word/2010/wordprocessingDrawing" xmlns:wpc="http://schemas.microsoft.com/office/word/2010/wordprocessingCanvas" xmlns:wpg="http://schemas.microsoft.com/office/word/2010/wordprocessingGroup" xmlns:wpi="http://schemas.microsoft.com/office/word/2010/wordprocessingInk" xmlns:wps="http://schemas.microsoft.com/office/word/2010/wordprocessingShape" mc:Ignorable="w14 wp14">
+<w:numbering xmlns:mc="http://schemas.openxmlformats.org/markup-compatibility/2006" xmlns:w="http://schemas.openxmlformats.org/wordprocessingml/2006/main" xmlns:m="http://schemas.openxmlformats.org/officeDocument/2006/math" xmlns:mo="http://schemas.microsoft.com/office/mac/office/2008/main" xmlns:mv="urn:schemas-microsoft-com:mac:vml" xmlns:o="urn:schemas-microsoft-com:office:office" xmlns:r="http://schemas.openxmlformats.org/officeDocument/2006/relationships" xmlns:v="urn:schemas-microsoft-com:vml" xmlns:w10="urn:schemas-microsoft-com:office:word" xmlns:w14="http://schemas.microsoft.com/office/word/2010/wordml" xmlns:wne="http://schemas.microsoft.com/office/word/2006/wordml" xmlns:wp="http://schemas.openxmlformats.org/drawingml/2006/wordprocessingDrawing" xmlns:wp14="http://schemas.microsoft.com/office/word/2010/wordprocessingDrawing" xmlns:wpc="http://schemas.microsoft.com/office/word/2010/wordprocessingCanvas" xmlns:wpg="http://schemas.microsoft.com/office/word/2010/wordprocessingGroup" xmlns:wpi="http://schemas.microsoft.com/office/word/2010/wordprocessingInk" xmlns:wps="http://schemas.microsoft.com/office/word/2010/wordprocessingShape" mc:Ignorable="w14 wp14">
   <w:abstractNum w:abstractNumId="0">
     <w:nsid w:val="FFFFFF7C"/>
     <w:multiLevelType w:val="singleLevel"/>
@@ -2496,7 +2737,7 @@
         <w:ind w:hanging="360" w:left="1440"/>
       </w:pPr>
       <w:rPr>
-        <w:rFonts w:ascii="Symbol" w:hAnsi="Symbol" w:hint="default"/>
+        <w:rFonts w:ascii="Symbol" w:hAnsi="Symbol" w:hint="default" w:eastAsia="黑体"/>
       </w:rPr>
     </w:lvl>
   </w:abstractNum>
@@ -2517,7 +2758,7 @@
         <w:ind w:hanging="360" w:left="1080"/>
       </w:pPr>
       <w:rPr>
-        <w:rFonts w:ascii="Symbol" w:hAnsi="Symbol" w:hint="default"/>
+        <w:rFonts w:ascii="Symbol" w:hAnsi="Symbol" w:hint="default" w:eastAsia="黑体"/>
       </w:rPr>
     </w:lvl>
   </w:abstractNum>
@@ -2538,7 +2779,7 @@
         <w:ind w:hanging="360" w:left="720"/>
       </w:pPr>
       <w:rPr>
-        <w:rFonts w:ascii="Symbol" w:hAnsi="Symbol" w:hint="default"/>
+        <w:rFonts w:ascii="Symbol" w:hAnsi="Symbol" w:hint="default" w:eastAsia="黑体"/>
       </w:rPr>
     </w:lvl>
   </w:abstractNum>
@@ -2577,7 +2818,7 @@
         <w:ind w:hanging="360" w:left="360"/>
       </w:pPr>
       <w:rPr>
-        <w:rFonts w:ascii="Symbol" w:hAnsi="Symbol" w:hint="default"/>
+        <w:rFonts w:ascii="Symbol" w:hAnsi="Symbol" w:hint="default" w:eastAsia="黑体"/>
       </w:rPr>
     </w:lvl>
   </w:abstractNum>
@@ -2668,7 +2909,7 @@
         <w:ind w:left="720" w:hanging="360"/>
       </w:pPr>
       <w:rPr>
-        <w:rFonts w:ascii="Symbol" w:hAnsi="Symbol" w:cs="Symbol" w:hint="default"/>
+        <w:rFonts w:ascii="Symbol" w:hAnsi="Symbol" w:cs="Symbol" w:hint="default" w:eastAsia="黑体"/>
       </w:rPr>
     </w:lvl>
     <w:lvl w:ilvl="1">
@@ -2679,7 +2920,7 @@
         <w:ind w:left="1440" w:hanging="360"/>
       </w:pPr>
       <w:rPr>
-        <w:rFonts w:ascii="Courier New" w:hAnsi="Courier New" w:cs="Courier New" w:hint="default"/>
+        <w:rFonts w:ascii="Courier New" w:hAnsi="Courier New" w:cs="Courier New" w:hint="default" w:eastAsia="黑体"/>
       </w:rPr>
     </w:lvl>
     <w:lvl w:ilvl="2">
@@ -2690,7 +2931,7 @@
         <w:ind w:left="2160" w:hanging="360"/>
       </w:pPr>
       <w:rPr>
-        <w:rFonts w:ascii="Wingdings" w:hAnsi="Wingdings" w:cs="Wingdings" w:hint="default"/>
+        <w:rFonts w:ascii="Wingdings" w:hAnsi="Wingdings" w:cs="Wingdings" w:hint="default" w:eastAsia="黑体"/>
       </w:rPr>
     </w:lvl>
     <w:lvl w:ilvl="3">
@@ -2701,7 +2942,7 @@
         <w:ind w:left="2880" w:hanging="360"/>
       </w:pPr>
       <w:rPr>
-        <w:rFonts w:ascii="Symbol" w:hAnsi="Symbol" w:cs="Symbol" w:hint="default"/>
+        <w:rFonts w:ascii="Symbol" w:hAnsi="Symbol" w:cs="Symbol" w:hint="default" w:eastAsia="黑体"/>
       </w:rPr>
     </w:lvl>
     <w:lvl w:ilvl="4">
@@ -2712,7 +2953,7 @@
         <w:ind w:left="3600" w:hanging="360"/>
       </w:pPr>
       <w:rPr>
-        <w:rFonts w:ascii="Courier New" w:hAnsi="Courier New" w:cs="Courier New" w:hint="default"/>
+        <w:rFonts w:ascii="Courier New" w:hAnsi="Courier New" w:cs="Courier New" w:hint="default" w:eastAsia="黑体"/>
       </w:rPr>
     </w:lvl>
     <w:lvl w:ilvl="5">
@@ -2723,7 +2964,7 @@
         <w:ind w:left="4320" w:hanging="360"/>
       </w:pPr>
       <w:rPr>
-        <w:rFonts w:ascii="Wingdings" w:hAnsi="Wingdings" w:cs="Wingdings" w:hint="default"/>
+        <w:rFonts w:ascii="Wingdings" w:hAnsi="Wingdings" w:cs="Wingdings" w:hint="default" w:eastAsia="黑体"/>
       </w:rPr>
     </w:lvl>
     <w:lvl w:ilvl="6">
@@ -2734,7 +2975,7 @@
         <w:ind w:left="5040" w:hanging="360"/>
       </w:pPr>
       <w:rPr>
-        <w:rFonts w:ascii="Symbol" w:hAnsi="Symbol" w:cs="Symbol" w:hint="default"/>
+        <w:rFonts w:ascii="Symbol" w:hAnsi="Symbol" w:cs="Symbol" w:hint="default" w:eastAsia="黑体"/>
       </w:rPr>
     </w:lvl>
     <w:lvl w:ilvl="7">
@@ -2745,7 +2986,7 @@
         <w:ind w:left="5760" w:hanging="360"/>
       </w:pPr>
       <w:rPr>
-        <w:rFonts w:ascii="Courier New" w:hAnsi="Courier New" w:cs="Courier New" w:hint="default"/>
+        <w:rFonts w:ascii="Courier New" w:hAnsi="Courier New" w:cs="Courier New" w:hint="default" w:eastAsia="黑体"/>
       </w:rPr>
     </w:lvl>
     <w:lvl w:ilvl="8">
@@ -2756,7 +2997,7 @@
         <w:ind w:left="6480" w:hanging="360"/>
       </w:pPr>
       <w:rPr>
-        <w:rFonts w:ascii="Wingdings" w:hAnsi="Wingdings" w:cs="Wingdings" w:hint="default"/>
+        <w:rFonts w:ascii="Wingdings" w:hAnsi="Wingdings" w:cs="Wingdings" w:hint="default" w:eastAsia="黑体"/>
       </w:rPr>
     </w:lvl>
   </w:abstractNum>
@@ -2812,11 +3053,11 @@
 </file>
 
 <file path=word/styles.xml><?xml version="1.0" encoding="utf-8"?>
-<w:styles xmlns:mc="http://schemas.openxmlformats.org/markup-compatibility/2006" xmlns:r="http://schemas.openxmlformats.org/officeDocument/2006/relationships" xmlns:w="http://schemas.openxmlformats.org/wordprocessingml/2006/main" xmlns:w14="http://schemas.microsoft.com/office/word/2010/wordml" mc:Ignorable="w14">
+<w:styles xmlns:mc="http://schemas.openxmlformats.org/markup-compatibility/2006" xmlns:w="http://schemas.openxmlformats.org/wordprocessingml/2006/main" xmlns:r="http://schemas.openxmlformats.org/officeDocument/2006/relationships" xmlns:w14="http://schemas.microsoft.com/office/word/2010/wordml" mc:Ignorable="w14">
   <w:docDefaults>
     <w:rPrDefault>
       <w:rPr>
-        <w:rFonts w:asciiTheme="minorHAnsi" w:cstheme="minorBidi" w:eastAsiaTheme="minorEastAsia" w:hAnsiTheme="minorHAnsi"/>
+        <w:rFonts w:asciiTheme="minorHAnsi" w:cstheme="minorBidi" w:hAnsiTheme="minorHAnsi" w:eastAsia="黑体"/>
         <w:sz w:val="22"/>
         <w:szCs w:val="22"/>
         <w:lang w:bidi="ar-SA" w:eastAsia="en-US" w:val="en-US"/>
@@ -3038,7 +3279,7 @@
       <w:outlineLvl w:val="0"/>
     </w:pPr>
     <w:rPr>
-      <w:rFonts w:ascii="Times New Roman" w:asciiTheme="majorHAnsi" w:cstheme="majorBidi" w:eastAsia="黑体" w:eastAsiaTheme="majorEastAsia" w:hAnsi="Times New Roman" w:hAnsiTheme="majorHAnsi"/>
+      <w:rFonts w:ascii="Times New Roman" w:asciiTheme="majorHAnsi" w:cstheme="majorBidi" w:eastAsia="黑体" w:hAnsi="Times New Roman" w:hAnsiTheme="majorHAnsi"/>
       <w:b/>
       <w:bCs/>
       <w:color w:val="1F3864"/>
@@ -3062,7 +3303,7 @@
       <w:outlineLvl w:val="1"/>
     </w:pPr>
     <w:rPr>
-      <w:rFonts w:ascii="Times New Roman" w:asciiTheme="majorHAnsi" w:cstheme="majorBidi" w:eastAsia="黑体" w:eastAsiaTheme="majorEastAsia" w:hAnsi="Times New Roman" w:hAnsiTheme="majorHAnsi"/>
+      <w:rFonts w:ascii="Times New Roman" w:asciiTheme="majorHAnsi" w:cstheme="majorBidi" w:eastAsia="黑体" w:hAnsi="Times New Roman" w:hAnsiTheme="majorHAnsi"/>
       <w:b/>
       <w:bCs/>
       <w:color w:val="2E4E7E"/>
@@ -3086,7 +3327,7 @@
       <w:outlineLvl w:val="2"/>
     </w:pPr>
     <w:rPr>
-      <w:rFonts w:ascii="Times New Roman" w:asciiTheme="majorHAnsi" w:cstheme="majorBidi" w:eastAsia="黑体" w:eastAsiaTheme="majorEastAsia" w:hAnsi="Times New Roman" w:hAnsiTheme="majorHAnsi"/>
+      <w:rFonts w:ascii="Times New Roman" w:asciiTheme="majorHAnsi" w:cstheme="majorBidi" w:eastAsia="黑体" w:hAnsi="Times New Roman" w:hAnsiTheme="majorHAnsi"/>
       <w:b/>
       <w:bCs/>
       <w:color w:val="2E4E7E"/>
@@ -3110,7 +3351,7 @@
       <w:outlineLvl w:val="3"/>
     </w:pPr>
     <w:rPr>
-      <w:rFonts w:ascii="Times New Roman" w:asciiTheme="majorHAnsi" w:cstheme="majorBidi" w:eastAsia="黑体" w:eastAsiaTheme="majorEastAsia" w:hAnsi="Times New Roman" w:hAnsiTheme="majorHAnsi"/>
+      <w:rFonts w:ascii="Times New Roman" w:asciiTheme="majorHAnsi" w:cstheme="majorBidi" w:eastAsia="黑体" w:hAnsi="Times New Roman" w:hAnsiTheme="majorHAnsi"/>
       <w:b/>
       <w:bCs/>
       <w:i/>
@@ -3136,7 +3377,7 @@
       <w:outlineLvl w:val="4"/>
     </w:pPr>
     <w:rPr>
-      <w:rFonts w:ascii="Times New Roman" w:asciiTheme="majorHAnsi" w:cstheme="majorBidi" w:eastAsia="黑体" w:eastAsiaTheme="majorEastAsia" w:hAnsi="Times New Roman" w:hAnsiTheme="majorHAnsi"/>
+      <w:rFonts w:ascii="Times New Roman" w:asciiTheme="majorHAnsi" w:cstheme="majorBidi" w:eastAsia="黑体" w:hAnsi="Times New Roman" w:hAnsiTheme="majorHAnsi"/>
       <w:b/>
       <w:color w:val="333333"/>
       <w:sz w:val="22"/>
@@ -3159,7 +3400,7 @@
       <w:outlineLvl w:val="5"/>
     </w:pPr>
     <w:rPr>
-      <w:rFonts w:asciiTheme="majorHAnsi" w:cstheme="majorBidi" w:eastAsiaTheme="majorEastAsia" w:hAnsiTheme="majorHAnsi"/>
+      <w:rFonts w:asciiTheme="majorHAnsi" w:cstheme="majorBidi" w:hAnsiTheme="majorHAnsi" w:eastAsia="黑体"/>
       <w:i/>
       <w:iCs/>
       <w:color w:themeColor="accent1" w:themeShade="7F" w:val="243F60"/>
@@ -3182,7 +3423,7 @@
       <w:outlineLvl w:val="6"/>
     </w:pPr>
     <w:rPr>
-      <w:rFonts w:asciiTheme="majorHAnsi" w:cstheme="majorBidi" w:eastAsiaTheme="majorEastAsia" w:hAnsiTheme="majorHAnsi"/>
+      <w:rFonts w:asciiTheme="majorHAnsi" w:cstheme="majorBidi" w:hAnsiTheme="majorHAnsi" w:eastAsia="黑体"/>
       <w:i/>
       <w:iCs/>
       <w:color w:themeColor="text1" w:themeTint="BF" w:val="404040"/>
@@ -3205,7 +3446,7 @@
       <w:outlineLvl w:val="7"/>
     </w:pPr>
     <w:rPr>
-      <w:rFonts w:asciiTheme="majorHAnsi" w:cstheme="majorBidi" w:eastAsiaTheme="majorEastAsia" w:hAnsiTheme="majorHAnsi"/>
+      <w:rFonts w:asciiTheme="majorHAnsi" w:cstheme="majorBidi" w:hAnsiTheme="majorHAnsi" w:eastAsia="黑体"/>
       <w:color w:themeColor="accent1" w:val="4F81BD"/>
       <w:sz w:val="20"/>
       <w:szCs w:val="20"/>
@@ -3228,7 +3469,7 @@
       <w:outlineLvl w:val="8"/>
     </w:pPr>
     <w:rPr>
-      <w:rFonts w:asciiTheme="majorHAnsi" w:cstheme="majorBidi" w:eastAsiaTheme="majorEastAsia" w:hAnsiTheme="majorHAnsi"/>
+      <w:rFonts w:asciiTheme="majorHAnsi" w:cstheme="majorBidi" w:hAnsiTheme="majorHAnsi" w:eastAsia="黑体"/>
       <w:i/>
       <w:iCs/>
       <w:color w:themeColor="text1" w:themeTint="BF" w:val="404040"/>
@@ -3279,7 +3520,7 @@
     <w:uiPriority w:val="9"/>
     <w:rsid w:val="00FC693F"/>
     <w:rPr>
-      <w:rFonts w:asciiTheme="majorHAnsi" w:cstheme="majorBidi" w:eastAsiaTheme="majorEastAsia" w:hAnsiTheme="majorHAnsi"/>
+      <w:rFonts w:asciiTheme="majorHAnsi" w:cstheme="majorBidi" w:hAnsiTheme="majorHAnsi" w:eastAsia="黑体"/>
       <w:b/>
       <w:bCs/>
       <w:color w:themeColor="accent1" w:themeShade="BF" w:val="365F91"/>
@@ -3294,7 +3535,7 @@
     <w:uiPriority w:val="9"/>
     <w:rsid w:val="00FC693F"/>
     <w:rPr>
-      <w:rFonts w:asciiTheme="majorHAnsi" w:cstheme="majorBidi" w:eastAsiaTheme="majorEastAsia" w:hAnsiTheme="majorHAnsi"/>
+      <w:rFonts w:asciiTheme="majorHAnsi" w:cstheme="majorBidi" w:hAnsiTheme="majorHAnsi" w:eastAsia="黑体"/>
       <w:b/>
       <w:bCs/>
       <w:color w:themeColor="accent1" w:val="4F81BD"/>
@@ -3309,7 +3550,7 @@
     <w:uiPriority w:val="9"/>
     <w:rsid w:val="00FC693F"/>
     <w:rPr>
-      <w:rFonts w:asciiTheme="majorHAnsi" w:cstheme="majorBidi" w:eastAsiaTheme="majorEastAsia" w:hAnsiTheme="majorHAnsi"/>
+      <w:rFonts w:asciiTheme="majorHAnsi" w:cstheme="majorBidi" w:hAnsiTheme="majorHAnsi" w:eastAsia="黑体"/>
       <w:b/>
       <w:bCs/>
       <w:color w:themeColor="accent1" w:val="4F81BD"/>
@@ -3332,7 +3573,7 @@
       <w:contextualSpacing/>
     </w:pPr>
     <w:rPr>
-      <w:rFonts w:ascii="Times New Roman" w:asciiTheme="majorHAnsi" w:cstheme="majorBidi" w:eastAsia="黑体" w:eastAsiaTheme="majorEastAsia" w:hAnsi="Times New Roman" w:hAnsiTheme="majorHAnsi"/>
+      <w:rFonts w:ascii="Times New Roman" w:asciiTheme="majorHAnsi" w:cstheme="majorBidi" w:eastAsia="黑体" w:hAnsi="Times New Roman" w:hAnsiTheme="majorHAnsi"/>
       <w:b/>
       <w:color w:val="1F3864"/>
       <w:spacing w:val="5"/>
@@ -3348,7 +3589,7 @@
     <w:uiPriority w:val="10"/>
     <w:rsid w:val="00FC693F"/>
     <w:rPr>
-      <w:rFonts w:asciiTheme="majorHAnsi" w:cstheme="majorBidi" w:eastAsiaTheme="majorEastAsia" w:hAnsiTheme="majorHAnsi"/>
+      <w:rFonts w:asciiTheme="majorHAnsi" w:cstheme="majorBidi" w:hAnsiTheme="majorHAnsi" w:eastAsia="黑体"/>
       <w:color w:themeColor="text2" w:themeShade="BF" w:val="17365D"/>
       <w:spacing w:val="5"/>
       <w:kern w:val="28"/>
@@ -3370,7 +3611,7 @@
       </w:numPr>
     </w:pPr>
     <w:rPr>
-      <w:rFonts w:asciiTheme="majorHAnsi" w:cstheme="majorBidi" w:eastAsiaTheme="majorEastAsia" w:hAnsiTheme="majorHAnsi"/>
+      <w:rFonts w:asciiTheme="majorHAnsi" w:cstheme="majorBidi" w:hAnsiTheme="majorHAnsi" w:eastAsia="黑体"/>
       <w:i/>
       <w:iCs/>
       <w:color w:themeColor="accent1" w:val="4F81BD"/>
@@ -3386,7 +3627,7 @@
     <w:uiPriority w:val="11"/>
     <w:rsid w:val="00FC693F"/>
     <w:rPr>
-      <w:rFonts w:asciiTheme="majorHAnsi" w:cstheme="majorBidi" w:eastAsiaTheme="majorEastAsia" w:hAnsiTheme="majorHAnsi"/>
+      <w:rFonts w:asciiTheme="majorHAnsi" w:cstheme="majorBidi" w:hAnsiTheme="majorHAnsi" w:eastAsia="黑体"/>
       <w:i/>
       <w:iCs/>
       <w:color w:themeColor="accent1" w:val="4F81BD"/>
@@ -3453,6 +3694,7 @@
       <w:spacing w:after="120"/>
     </w:pPr>
     <w:rPr>
+      <w:rFonts w:eastAsia="黑体"/>
       <w:sz w:val="16"/>
       <w:szCs w:val="16"/>
     </w:rPr>
@@ -3464,6 +3706,7 @@
     <w:uiPriority w:val="99"/>
     <w:rsid w:val="00AA1D8D"/>
     <w:rPr>
+      <w:rFonts w:eastAsia="黑体"/>
       <w:sz w:val="16"/>
       <w:szCs w:val="16"/>
     </w:rPr>
@@ -3633,7 +3876,7 @@
       </w:tabs>
     </w:pPr>
     <w:rPr>
-      <w:rFonts w:ascii="Courier" w:hAnsi="Courier"/>
+      <w:rFonts w:ascii="Courier" w:hAnsi="Courier" w:eastAsia="黑体"/>
       <w:sz w:val="20"/>
       <w:szCs w:val="20"/>
     </w:rPr>
@@ -3645,7 +3888,7 @@
     <w:uiPriority w:val="99"/>
     <w:rsid w:val="0029639D"/>
     <w:rPr>
-      <w:rFonts w:ascii="Courier" w:hAnsi="Courier"/>
+      <w:rFonts w:ascii="Courier" w:hAnsi="Courier" w:eastAsia="黑体"/>
       <w:sz w:val="20"/>
       <w:szCs w:val="20"/>
     </w:rPr>
@@ -3681,6 +3924,7 @@
     <w:uiPriority w:val="29"/>
     <w:rsid w:val="00FC693F"/>
     <w:rPr>
+      <w:rFonts w:eastAsia="黑体"/>
       <w:i/>
       <w:iCs/>
       <w:color w:themeColor="text1" w:val="000000"/>
@@ -3694,7 +3938,7 @@
     <w:semiHidden/>
     <w:rsid w:val="00FC693F"/>
     <w:rPr>
-      <w:rFonts w:asciiTheme="majorHAnsi" w:cstheme="majorBidi" w:eastAsiaTheme="majorEastAsia" w:hAnsiTheme="majorHAnsi"/>
+      <w:rFonts w:asciiTheme="majorHAnsi" w:cstheme="majorBidi" w:hAnsiTheme="majorHAnsi" w:eastAsia="黑体"/>
       <w:b/>
       <w:bCs/>
       <w:i/>
@@ -3710,7 +3954,7 @@
     <w:semiHidden/>
     <w:rsid w:val="00FC693F"/>
     <w:rPr>
-      <w:rFonts w:asciiTheme="majorHAnsi" w:cstheme="majorBidi" w:eastAsiaTheme="majorEastAsia" w:hAnsiTheme="majorHAnsi"/>
+      <w:rFonts w:asciiTheme="majorHAnsi" w:cstheme="majorBidi" w:hAnsiTheme="majorHAnsi" w:eastAsia="黑体"/>
       <w:color w:themeColor="accent1" w:themeShade="7F" w:val="243F60"/>
     </w:rPr>
   </w:style>
@@ -3722,7 +3966,7 @@
     <w:semiHidden/>
     <w:rsid w:val="00FC693F"/>
     <w:rPr>
-      <w:rFonts w:asciiTheme="majorHAnsi" w:cstheme="majorBidi" w:eastAsiaTheme="majorEastAsia" w:hAnsiTheme="majorHAnsi"/>
+      <w:rFonts w:asciiTheme="majorHAnsi" w:cstheme="majorBidi" w:hAnsiTheme="majorHAnsi" w:eastAsia="黑体"/>
       <w:i/>
       <w:iCs/>
       <w:color w:themeColor="accent1" w:themeShade="7F" w:val="243F60"/>
@@ -3736,7 +3980,7 @@
     <w:semiHidden/>
     <w:rsid w:val="00FC693F"/>
     <w:rPr>
-      <w:rFonts w:asciiTheme="majorHAnsi" w:cstheme="majorBidi" w:eastAsiaTheme="majorEastAsia" w:hAnsiTheme="majorHAnsi"/>
+      <w:rFonts w:asciiTheme="majorHAnsi" w:cstheme="majorBidi" w:hAnsiTheme="majorHAnsi" w:eastAsia="黑体"/>
       <w:i/>
       <w:iCs/>
       <w:color w:themeColor="text1" w:themeTint="BF" w:val="404040"/>
@@ -3750,7 +3994,7 @@
     <w:semiHidden/>
     <w:rsid w:val="00FC693F"/>
     <w:rPr>
-      <w:rFonts w:asciiTheme="majorHAnsi" w:cstheme="majorBidi" w:eastAsiaTheme="majorEastAsia" w:hAnsiTheme="majorHAnsi"/>
+      <w:rFonts w:asciiTheme="majorHAnsi" w:cstheme="majorBidi" w:hAnsiTheme="majorHAnsi" w:eastAsia="黑体"/>
       <w:color w:themeColor="accent1" w:val="4F81BD"/>
       <w:sz w:val="20"/>
       <w:szCs w:val="20"/>
@@ -3764,7 +4008,7 @@
     <w:semiHidden/>
     <w:rsid w:val="00FC693F"/>
     <w:rPr>
-      <w:rFonts w:asciiTheme="majorHAnsi" w:cstheme="majorBidi" w:eastAsiaTheme="majorEastAsia" w:hAnsiTheme="majorHAnsi"/>
+      <w:rFonts w:asciiTheme="majorHAnsi" w:cstheme="majorBidi" w:hAnsiTheme="majorHAnsi" w:eastAsia="黑体"/>
       <w:i/>
       <w:iCs/>
       <w:color w:themeColor="text1" w:themeTint="BF" w:val="404040"/>
@@ -3785,6 +4029,7 @@
       <w:spacing w:line="240" w:lineRule="auto"/>
     </w:pPr>
     <w:rPr>
+      <w:rFonts w:eastAsia="黑体"/>
       <w:b/>
       <w:bCs/>
       <w:color w:themeColor="accent1" w:val="4F81BD"/>
@@ -3799,6 +4044,7 @@
     <w:qFormat/>
     <w:rsid w:val="00FC693F"/>
     <w:rPr>
+      <w:rFonts w:eastAsia="黑体"/>
       <w:b/>
       <w:bCs/>
     </w:rPr>
@@ -3810,6 +4056,7 @@
     <w:qFormat/>
     <w:rsid w:val="00FC693F"/>
     <w:rPr>
+      <w:rFonts w:eastAsia="黑体"/>
       <w:i/>
       <w:iCs/>
     </w:rPr>
@@ -3830,6 +4077,7 @@
       <w:ind w:left="936" w:right="936"/>
     </w:pPr>
     <w:rPr>
+      <w:rFonts w:eastAsia="黑体"/>
       <w:b/>
       <w:bCs/>
       <w:i/>
@@ -3844,6 +4092,7 @@
     <w:uiPriority w:val="30"/>
     <w:rsid w:val="00FC693F"/>
     <w:rPr>
+      <w:rFonts w:eastAsia="黑体"/>
       <w:b/>
       <w:bCs/>
       <w:i/>
@@ -3858,6 +4107,7 @@
     <w:qFormat/>
     <w:rsid w:val="00FC693F"/>
     <w:rPr>
+      <w:rFonts w:eastAsia="黑体"/>
       <w:i/>
       <w:iCs/>
       <w:color w:themeColor="text1" w:themeTint="7F" w:val="808080"/>
@@ -3870,6 +4120,7 @@
     <w:qFormat/>
     <w:rsid w:val="00FC693F"/>
     <w:rPr>
+      <w:rFonts w:eastAsia="黑体"/>
       <w:b/>
       <w:bCs/>
       <w:i/>
@@ -3884,6 +4135,7 @@
     <w:qFormat/>
     <w:rsid w:val="00FC693F"/>
     <w:rPr>
+      <w:rFonts w:eastAsia="黑体"/>
       <w:smallCaps/>
       <w:color w:themeColor="accent2" w:val="C0504D"/>
       <w:u w:val="single"/>
@@ -3896,6 +4148,7 @@
     <w:qFormat/>
     <w:rsid w:val="00FC693F"/>
     <w:rPr>
+      <w:rFonts w:eastAsia="黑体"/>
       <w:b/>
       <w:bCs/>
       <w:smallCaps/>
@@ -3911,6 +4164,7 @@
     <w:qFormat/>
     <w:rsid w:val="00FC693F"/>
     <w:rPr>
+      <w:rFonts w:eastAsia="黑体"/>
       <w:b/>
       <w:bCs/>
       <w:smallCaps/>
@@ -3965,6 +4219,7 @@
       <w:spacing w:after="0" w:line="240" w:lineRule="auto"/>
     </w:pPr>
     <w:rPr>
+      <w:rFonts w:eastAsia="黑体"/>
       <w:color w:themeColor="text1" w:themeShade="BF" w:val="000000"/>
     </w:rPr>
     <w:tblPr>
@@ -3987,6 +4242,7 @@
         <w:spacing w:after="0" w:before="0" w:line="240" w:lineRule="auto"/>
       </w:pPr>
       <w:rPr>
+        <w:rFonts w:eastAsia="黑体"/>
         <w:b/>
         <w:bCs/>
       </w:rPr>
@@ -4007,6 +4263,7 @@
         <w:spacing w:after="0" w:before="0" w:line="240" w:lineRule="auto"/>
       </w:pPr>
       <w:rPr>
+        <w:rFonts w:eastAsia="黑体"/>
         <w:b/>
         <w:bCs/>
       </w:rPr>
@@ -4024,12 +4281,14 @@
     </w:tblStylePr>
     <w:tblStylePr w:type="firstCol">
       <w:rPr>
+        <w:rFonts w:eastAsia="黑体"/>
         <w:b/>
         <w:bCs/>
       </w:rPr>
     </w:tblStylePr>
     <w:tblStylePr w:type="lastCol">
       <w:rPr>
+        <w:rFonts w:eastAsia="黑体"/>
         <w:b/>
         <w:bCs/>
       </w:rPr>
@@ -4068,6 +4327,7 @@
       <w:spacing w:after="0" w:line="240" w:lineRule="auto"/>
     </w:pPr>
     <w:rPr>
+      <w:rFonts w:eastAsia="黑体"/>
       <w:color w:themeColor="accent1" w:themeShade="BF" w:val="365F91"/>
     </w:rPr>
     <w:tblPr>
@@ -4090,6 +4350,7 @@
         <w:spacing w:after="0" w:before="0" w:line="240" w:lineRule="auto"/>
       </w:pPr>
       <w:rPr>
+        <w:rFonts w:eastAsia="黑体"/>
         <w:b/>
         <w:bCs/>
       </w:rPr>
@@ -4110,6 +4371,7 @@
         <w:spacing w:after="0" w:before="0" w:line="240" w:lineRule="auto"/>
       </w:pPr>
       <w:rPr>
+        <w:rFonts w:eastAsia="黑体"/>
         <w:b/>
         <w:bCs/>
       </w:rPr>
@@ -4127,12 +4389,14 @@
     </w:tblStylePr>
     <w:tblStylePr w:type="firstCol">
       <w:rPr>
+        <w:rFonts w:eastAsia="黑体"/>
         <w:b/>
         <w:bCs/>
       </w:rPr>
     </w:tblStylePr>
     <w:tblStylePr w:type="lastCol">
       <w:rPr>
+        <w:rFonts w:eastAsia="黑体"/>
         <w:b/>
         <w:bCs/>
       </w:rPr>
@@ -4171,6 +4435,7 @@
       <w:spacing w:after="0" w:line="240" w:lineRule="auto"/>
     </w:pPr>
     <w:rPr>
+      <w:rFonts w:eastAsia="黑体"/>
       <w:color w:themeColor="accent2" w:themeShade="BF" w:val="943634"/>
     </w:rPr>
     <w:tblPr>
@@ -4193,6 +4458,7 @@
         <w:spacing w:after="0" w:before="0" w:line="240" w:lineRule="auto"/>
       </w:pPr>
       <w:rPr>
+        <w:rFonts w:eastAsia="黑体"/>
         <w:b/>
         <w:bCs/>
       </w:rPr>
@@ -4213,6 +4479,7 @@
         <w:spacing w:after="0" w:before="0" w:line="240" w:lineRule="auto"/>
       </w:pPr>
       <w:rPr>
+        <w:rFonts w:eastAsia="黑体"/>
         <w:b/>
         <w:bCs/>
       </w:rPr>
@@ -4230,12 +4497,14 @@
     </w:tblStylePr>
     <w:tblStylePr w:type="firstCol">
       <w:rPr>
+        <w:rFonts w:eastAsia="黑体"/>
         <w:b/>
         <w:bCs/>
       </w:rPr>
     </w:tblStylePr>
     <w:tblStylePr w:type="lastCol">
       <w:rPr>
+        <w:rFonts w:eastAsia="黑体"/>
         <w:b/>
         <w:bCs/>
       </w:rPr>
@@ -4274,6 +4543,7 @@
       <w:spacing w:after="0" w:line="240" w:lineRule="auto"/>
     </w:pPr>
     <w:rPr>
+      <w:rFonts w:eastAsia="黑体"/>
       <w:color w:themeColor="accent3" w:themeShade="BF" w:val="76923C"/>
     </w:rPr>
     <w:tblPr>
@@ -4296,6 +4566,7 @@
         <w:spacing w:after="0" w:before="0" w:line="240" w:lineRule="auto"/>
       </w:pPr>
       <w:rPr>
+        <w:rFonts w:eastAsia="黑体"/>
         <w:b/>
         <w:bCs/>
       </w:rPr>
@@ -4316,6 +4587,7 @@
         <w:spacing w:after="0" w:before="0" w:line="240" w:lineRule="auto"/>
       </w:pPr>
       <w:rPr>
+        <w:rFonts w:eastAsia="黑体"/>
         <w:b/>
         <w:bCs/>
       </w:rPr>
@@ -4333,12 +4605,14 @@
     </w:tblStylePr>
     <w:tblStylePr w:type="firstCol">
       <w:rPr>
+        <w:rFonts w:eastAsia="黑体"/>
         <w:b/>
         <w:bCs/>
       </w:rPr>
     </w:tblStylePr>
     <w:tblStylePr w:type="lastCol">
       <w:rPr>
+        <w:rFonts w:eastAsia="黑体"/>
         <w:b/>
         <w:bCs/>
       </w:rPr>
@@ -4377,6 +4651,7 @@
       <w:spacing w:after="0" w:line="240" w:lineRule="auto"/>
     </w:pPr>
     <w:rPr>
+      <w:rFonts w:eastAsia="黑体"/>
       <w:color w:themeColor="accent4" w:themeShade="BF" w:val="5F497A"/>
     </w:rPr>
     <w:tblPr>
@@ -4399,6 +4674,7 @@
         <w:spacing w:after="0" w:before="0" w:line="240" w:lineRule="auto"/>
       </w:pPr>
       <w:rPr>
+        <w:rFonts w:eastAsia="黑体"/>
         <w:b/>
         <w:bCs/>
       </w:rPr>
@@ -4419,6 +4695,7 @@
         <w:spacing w:after="0" w:before="0" w:line="240" w:lineRule="auto"/>
       </w:pPr>
       <w:rPr>
+        <w:rFonts w:eastAsia="黑体"/>
         <w:b/>
         <w:bCs/>
       </w:rPr>
@@ -4436,12 +4713,14 @@
     </w:tblStylePr>
     <w:tblStylePr w:type="firstCol">
       <w:rPr>
+        <w:rFonts w:eastAsia="黑体"/>
         <w:b/>
         <w:bCs/>
       </w:rPr>
     </w:tblStylePr>
     <w:tblStylePr w:type="lastCol">
       <w:rPr>
+        <w:rFonts w:eastAsia="黑体"/>
         <w:b/>
         <w:bCs/>
       </w:rPr>
@@ -4480,6 +4759,7 @@
       <w:spacing w:after="0" w:line="240" w:lineRule="auto"/>
     </w:pPr>
     <w:rPr>
+      <w:rFonts w:eastAsia="黑体"/>
       <w:color w:themeColor="accent5" w:themeShade="BF" w:val="31849B"/>
     </w:rPr>
     <w:tblPr>
@@ -4502,6 +4782,7 @@
         <w:spacing w:after="0" w:before="0" w:line="240" w:lineRule="auto"/>
       </w:pPr>
       <w:rPr>
+        <w:rFonts w:eastAsia="黑体"/>
         <w:b/>
         <w:bCs/>
       </w:rPr>
@@ -4522,6 +4803,7 @@
         <w:spacing w:after="0" w:before="0" w:line="240" w:lineRule="auto"/>
       </w:pPr>
       <w:rPr>
+        <w:rFonts w:eastAsia="黑体"/>
         <w:b/>
         <w:bCs/>
       </w:rPr>
@@ -4539,12 +4821,14 @@
     </w:tblStylePr>
     <w:tblStylePr w:type="firstCol">
       <w:rPr>
+        <w:rFonts w:eastAsia="黑体"/>
         <w:b/>
         <w:bCs/>
       </w:rPr>
     </w:tblStylePr>
     <w:tblStylePr w:type="lastCol">
       <w:rPr>
+        <w:rFonts w:eastAsia="黑体"/>
         <w:b/>
         <w:bCs/>
       </w:rPr>
@@ -4583,6 +4867,7 @@
       <w:spacing w:after="0" w:line="240" w:lineRule="auto"/>
     </w:pPr>
     <w:rPr>
+      <w:rFonts w:eastAsia="黑体"/>
       <w:color w:themeColor="accent6" w:themeShade="BF" w:val="E36C0A"/>
     </w:rPr>
     <w:tblPr>
@@ -4605,6 +4890,7 @@
         <w:spacing w:after="0" w:before="0" w:line="240" w:lineRule="auto"/>
       </w:pPr>
       <w:rPr>
+        <w:rFonts w:eastAsia="黑体"/>
         <w:b/>
         <w:bCs/>
       </w:rPr>
@@ -4625,6 +4911,7 @@
         <w:spacing w:after="0" w:before="0" w:line="240" w:lineRule="auto"/>
       </w:pPr>
       <w:rPr>
+        <w:rFonts w:eastAsia="黑体"/>
         <w:b/>
         <w:bCs/>
       </w:rPr>
@@ -4642,12 +4929,14 @@
     </w:tblStylePr>
     <w:tblStylePr w:type="firstCol">
       <w:rPr>
+        <w:rFonts w:eastAsia="黑体"/>
         <w:b/>
         <w:bCs/>
       </w:rPr>
     </w:tblStylePr>
     <w:tblStylePr w:type="lastCol">
       <w:rPr>
+        <w:rFonts w:eastAsia="黑体"/>
         <w:b/>
         <w:bCs/>
       </w:rPr>
@@ -4707,6 +4996,7 @@
         <w:spacing w:after="0" w:before="0" w:line="240" w:lineRule="auto"/>
       </w:pPr>
       <w:rPr>
+        <w:rFonts w:eastAsia="黑体"/>
         <w:b/>
         <w:bCs/>
         <w:color w:themeColor="background1" w:val="FFFFFF"/>
@@ -4721,6 +5011,7 @@
         <w:spacing w:after="0" w:before="0" w:line="240" w:lineRule="auto"/>
       </w:pPr>
       <w:rPr>
+        <w:rFonts w:eastAsia="黑体"/>
         <w:b/>
         <w:bCs/>
       </w:rPr>
@@ -4736,12 +5027,14 @@
     </w:tblStylePr>
     <w:tblStylePr w:type="firstCol">
       <w:rPr>
+        <w:rFonts w:eastAsia="黑体"/>
         <w:b/>
         <w:bCs/>
       </w:rPr>
     </w:tblStylePr>
     <w:tblStylePr w:type="lastCol">
       <w:rPr>
+        <w:rFonts w:eastAsia="黑体"/>
         <w:b/>
         <w:bCs/>
       </w:rPr>
@@ -4799,6 +5092,7 @@
         <w:spacing w:after="0" w:before="0" w:line="240" w:lineRule="auto"/>
       </w:pPr>
       <w:rPr>
+        <w:rFonts w:eastAsia="黑体"/>
         <w:b/>
         <w:bCs/>
         <w:color w:themeColor="background1" w:val="FFFFFF"/>
@@ -4813,6 +5107,7 @@
         <w:spacing w:after="0" w:before="0" w:line="240" w:lineRule="auto"/>
       </w:pPr>
       <w:rPr>
+        <w:rFonts w:eastAsia="黑体"/>
         <w:b/>
         <w:bCs/>
       </w:rPr>
@@ -4828,12 +5123,14 @@
     </w:tblStylePr>
     <w:tblStylePr w:type="firstCol">
       <w:rPr>
+        <w:rFonts w:eastAsia="黑体"/>
         <w:b/>
         <w:bCs/>
       </w:rPr>
     </w:tblStylePr>
     <w:tblStylePr w:type="lastCol">
       <w:rPr>
+        <w:rFonts w:eastAsia="黑体"/>
         <w:b/>
         <w:bCs/>
       </w:rPr>
@@ -4891,6 +5188,7 @@
         <w:spacing w:after="0" w:before="0" w:line="240" w:lineRule="auto"/>
       </w:pPr>
       <w:rPr>
+        <w:rFonts w:eastAsia="黑体"/>
         <w:b/>
         <w:bCs/>
         <w:color w:themeColor="background1" w:val="FFFFFF"/>
@@ -4905,6 +5203,7 @@
         <w:spacing w:after="0" w:before="0" w:line="240" w:lineRule="auto"/>
       </w:pPr>
       <w:rPr>
+        <w:rFonts w:eastAsia="黑体"/>
         <w:b/>
         <w:bCs/>
       </w:rPr>
@@ -4920,12 +5219,14 @@
     </w:tblStylePr>
     <w:tblStylePr w:type="firstCol">
       <w:rPr>
+        <w:rFonts w:eastAsia="黑体"/>
         <w:b/>
         <w:bCs/>
       </w:rPr>
     </w:tblStylePr>
     <w:tblStylePr w:type="lastCol">
       <w:rPr>
+        <w:rFonts w:eastAsia="黑体"/>
         <w:b/>
         <w:bCs/>
       </w:rPr>
@@ -4983,6 +5284,7 @@
         <w:spacing w:after="0" w:before="0" w:line="240" w:lineRule="auto"/>
       </w:pPr>
       <w:rPr>
+        <w:rFonts w:eastAsia="黑体"/>
         <w:b/>
         <w:bCs/>
         <w:color w:themeColor="background1" w:val="FFFFFF"/>
@@ -4997,6 +5299,7 @@
         <w:spacing w:after="0" w:before="0" w:line="240" w:lineRule="auto"/>
       </w:pPr>
       <w:rPr>
+        <w:rFonts w:eastAsia="黑体"/>
         <w:b/>
         <w:bCs/>
       </w:rPr>
@@ -5012,12 +5315,14 @@
     </w:tblStylePr>
     <w:tblStylePr w:type="firstCol">
       <w:rPr>
+        <w:rFonts w:eastAsia="黑体"/>
         <w:b/>
         <w:bCs/>
       </w:rPr>
     </w:tblStylePr>
     <w:tblStylePr w:type="lastCol">
       <w:rPr>
+        <w:rFonts w:eastAsia="黑体"/>
         <w:b/>
         <w:bCs/>
       </w:rPr>
@@ -5075,6 +5380,7 @@
         <w:spacing w:after="0" w:before="0" w:line="240" w:lineRule="auto"/>
       </w:pPr>
       <w:rPr>
+        <w:rFonts w:eastAsia="黑体"/>
         <w:b/>
         <w:bCs/>
         <w:color w:themeColor="background1" w:val="FFFFFF"/>
@@ -5089,6 +5395,7 @@
         <w:spacing w:after="0" w:before="0" w:line="240" w:lineRule="auto"/>
       </w:pPr>
       <w:rPr>
+        <w:rFonts w:eastAsia="黑体"/>
         <w:b/>
         <w:bCs/>
       </w:rPr>
@@ -5104,12 +5411,14 @@
     </w:tblStylePr>
     <w:tblStylePr w:type="firstCol">
       <w:rPr>
+        <w:rFonts w:eastAsia="黑体"/>
         <w:b/>
         <w:bCs/>
       </w:rPr>
     </w:tblStylePr>
     <w:tblStylePr w:type="lastCol">
       <w:rPr>
+        <w:rFonts w:eastAsia="黑体"/>
         <w:b/>
         <w:bCs/>
       </w:rPr>
@@ -5167,6 +5476,7 @@
         <w:spacing w:after="0" w:before="0" w:line="240" w:lineRule="auto"/>
       </w:pPr>
       <w:rPr>
+        <w:rFonts w:eastAsia="黑体"/>
         <w:b/>
         <w:bCs/>
         <w:color w:themeColor="background1" w:val="FFFFFF"/>
@@ -5181,6 +5491,7 @@
         <w:spacing w:after="0" w:before="0" w:line="240" w:lineRule="auto"/>
       </w:pPr>
       <w:rPr>
+        <w:rFonts w:eastAsia="黑体"/>
         <w:b/>
         <w:bCs/>
       </w:rPr>
@@ -5196,12 +5507,14 @@
     </w:tblStylePr>
     <w:tblStylePr w:type="firstCol">
       <w:rPr>
+        <w:rFonts w:eastAsia="黑体"/>
         <w:b/>
         <w:bCs/>
       </w:rPr>
     </w:tblStylePr>
     <w:tblStylePr w:type="lastCol">
       <w:rPr>
+        <w:rFonts w:eastAsia="黑体"/>
         <w:b/>
         <w:bCs/>
       </w:rPr>
@@ -5259,6 +5572,7 @@
         <w:spacing w:after="0" w:before="0" w:line="240" w:lineRule="auto"/>
       </w:pPr>
       <w:rPr>
+        <w:rFonts w:eastAsia="黑体"/>
         <w:b/>
         <w:bCs/>
         <w:color w:themeColor="background1" w:val="FFFFFF"/>
@@ -5273,6 +5587,7 @@
         <w:spacing w:after="0" w:before="0" w:line="240" w:lineRule="auto"/>
       </w:pPr>
       <w:rPr>
+        <w:rFonts w:eastAsia="黑体"/>
         <w:b/>
         <w:bCs/>
       </w:rPr>
@@ -5288,12 +5603,14 @@
     </w:tblStylePr>
     <w:tblStylePr w:type="firstCol">
       <w:rPr>
+        <w:rFonts w:eastAsia="黑体"/>
         <w:b/>
         <w:bCs/>
       </w:rPr>
     </w:tblStylePr>
     <w:tblStylePr w:type="lastCol">
       <w:rPr>
+        <w:rFonts w:eastAsia="黑体"/>
         <w:b/>
         <w:bCs/>
       </w:rPr>
@@ -5353,7 +5670,7 @@
         <w:spacing w:after="0" w:before="0" w:line="240" w:lineRule="auto"/>
       </w:pPr>
       <w:rPr>
-        <w:rFonts w:asciiTheme="majorHAnsi" w:cstheme="majorBidi" w:eastAsiaTheme="majorEastAsia" w:hAnsiTheme="majorHAnsi"/>
+        <w:rFonts w:asciiTheme="majorHAnsi" w:cstheme="majorBidi" w:hAnsiTheme="majorHAnsi" w:eastAsia="黑体"/>
         <w:b/>
         <w:bCs/>
       </w:rPr>
@@ -5374,7 +5691,7 @@
         <w:spacing w:after="0" w:before="0" w:line="240" w:lineRule="auto"/>
       </w:pPr>
       <w:rPr>
-        <w:rFonts w:asciiTheme="majorHAnsi" w:cstheme="majorBidi" w:eastAsiaTheme="majorEastAsia" w:hAnsiTheme="majorHAnsi"/>
+        <w:rFonts w:asciiTheme="majorHAnsi" w:cstheme="majorBidi" w:hAnsiTheme="majorHAnsi" w:eastAsia="黑体"/>
         <w:b/>
         <w:bCs/>
       </w:rPr>
@@ -5392,14 +5709,14 @@
     </w:tblStylePr>
     <w:tblStylePr w:type="firstCol">
       <w:rPr>
-        <w:rFonts w:asciiTheme="majorHAnsi" w:cstheme="majorBidi" w:eastAsiaTheme="majorEastAsia" w:hAnsiTheme="majorHAnsi"/>
+        <w:rFonts w:asciiTheme="majorHAnsi" w:cstheme="majorBidi" w:hAnsiTheme="majorHAnsi" w:eastAsia="黑体"/>
         <w:b/>
         <w:bCs/>
       </w:rPr>
     </w:tblStylePr>
     <w:tblStylePr w:type="lastCol">
       <w:rPr>
-        <w:rFonts w:asciiTheme="majorHAnsi" w:cstheme="majorBidi" w:eastAsiaTheme="majorEastAsia" w:hAnsiTheme="majorHAnsi"/>
+        <w:rFonts w:asciiTheme="majorHAnsi" w:cstheme="majorBidi" w:hAnsiTheme="majorHAnsi" w:eastAsia="黑体"/>
         <w:b/>
         <w:bCs/>
       </w:rPr>
@@ -5483,7 +5800,7 @@
         <w:spacing w:after="0" w:before="0" w:line="240" w:lineRule="auto"/>
       </w:pPr>
       <w:rPr>
-        <w:rFonts w:asciiTheme="majorHAnsi" w:cstheme="majorBidi" w:eastAsiaTheme="majorEastAsia" w:hAnsiTheme="majorHAnsi"/>
+        <w:rFonts w:asciiTheme="majorHAnsi" w:cstheme="majorBidi" w:hAnsiTheme="majorHAnsi" w:eastAsia="黑体"/>
         <w:b/>
         <w:bCs/>
       </w:rPr>
@@ -5504,7 +5821,7 @@
         <w:spacing w:after="0" w:before="0" w:line="240" w:lineRule="auto"/>
       </w:pPr>
       <w:rPr>
-        <w:rFonts w:asciiTheme="majorHAnsi" w:cstheme="majorBidi" w:eastAsiaTheme="majorEastAsia" w:hAnsiTheme="majorHAnsi"/>
+        <w:rFonts w:asciiTheme="majorHAnsi" w:cstheme="majorBidi" w:hAnsiTheme="majorHAnsi" w:eastAsia="黑体"/>
         <w:b/>
         <w:bCs/>
       </w:rPr>
@@ -5522,14 +5839,14 @@
     </w:tblStylePr>
     <w:tblStylePr w:type="firstCol">
       <w:rPr>
-        <w:rFonts w:asciiTheme="majorHAnsi" w:cstheme="majorBidi" w:eastAsiaTheme="majorEastAsia" w:hAnsiTheme="majorHAnsi"/>
+        <w:rFonts w:asciiTheme="majorHAnsi" w:cstheme="majorBidi" w:hAnsiTheme="majorHAnsi" w:eastAsia="黑体"/>
         <w:b/>
         <w:bCs/>
       </w:rPr>
     </w:tblStylePr>
     <w:tblStylePr w:type="lastCol">
       <w:rPr>
-        <w:rFonts w:asciiTheme="majorHAnsi" w:cstheme="majorBidi" w:eastAsiaTheme="majorEastAsia" w:hAnsiTheme="majorHAnsi"/>
+        <w:rFonts w:asciiTheme="majorHAnsi" w:cstheme="majorBidi" w:hAnsiTheme="majorHAnsi" w:eastAsia="黑体"/>
         <w:b/>
         <w:bCs/>
       </w:rPr>
@@ -5613,7 +5930,7 @@
         <w:spacing w:after="0" w:before="0" w:line="240" w:lineRule="auto"/>
       </w:pPr>
       <w:rPr>
-        <w:rFonts w:asciiTheme="majorHAnsi" w:cstheme="majorBidi" w:eastAsiaTheme="majorEastAsia" w:hAnsiTheme="majorHAnsi"/>
+        <w:rFonts w:asciiTheme="majorHAnsi" w:cstheme="majorBidi" w:hAnsiTheme="majorHAnsi" w:eastAsia="黑体"/>
         <w:b/>
         <w:bCs/>
       </w:rPr>
@@ -5634,7 +5951,7 @@
         <w:spacing w:after="0" w:before="0" w:line="240" w:lineRule="auto"/>
       </w:pPr>
       <w:rPr>
-        <w:rFonts w:asciiTheme="majorHAnsi" w:cstheme="majorBidi" w:eastAsiaTheme="majorEastAsia" w:hAnsiTheme="majorHAnsi"/>
+        <w:rFonts w:asciiTheme="majorHAnsi" w:cstheme="majorBidi" w:hAnsiTheme="majorHAnsi" w:eastAsia="黑体"/>
         <w:b/>
         <w:bCs/>
       </w:rPr>
@@ -5652,14 +5969,14 @@
     </w:tblStylePr>
     <w:tblStylePr w:type="firstCol">
       <w:rPr>
-        <w:rFonts w:asciiTheme="majorHAnsi" w:cstheme="majorBidi" w:eastAsiaTheme="majorEastAsia" w:hAnsiTheme="majorHAnsi"/>
+        <w:rFonts w:asciiTheme="majorHAnsi" w:cstheme="majorBidi" w:hAnsiTheme="majorHAnsi" w:eastAsia="黑体"/>
         <w:b/>
         <w:bCs/>
       </w:rPr>
     </w:tblStylePr>
     <w:tblStylePr w:type="lastCol">
       <w:rPr>
-        <w:rFonts w:asciiTheme="majorHAnsi" w:cstheme="majorBidi" w:eastAsiaTheme="majorEastAsia" w:hAnsiTheme="majorHAnsi"/>
+        <w:rFonts w:asciiTheme="majorHAnsi" w:cstheme="majorBidi" w:hAnsiTheme="majorHAnsi" w:eastAsia="黑体"/>
         <w:b/>
         <w:bCs/>
       </w:rPr>
@@ -5743,7 +6060,7 @@
         <w:spacing w:after="0" w:before="0" w:line="240" w:lineRule="auto"/>
       </w:pPr>
       <w:rPr>
-        <w:rFonts w:asciiTheme="majorHAnsi" w:cstheme="majorBidi" w:eastAsiaTheme="majorEastAsia" w:hAnsiTheme="majorHAnsi"/>
+        <w:rFonts w:asciiTheme="majorHAnsi" w:cstheme="majorBidi" w:hAnsiTheme="majorHAnsi" w:eastAsia="黑体"/>
         <w:b/>
         <w:bCs/>
       </w:rPr>
@@ -5764,7 +6081,7 @@
         <w:spacing w:after="0" w:before="0" w:line="240" w:lineRule="auto"/>
       </w:pPr>
       <w:rPr>
-        <w:rFonts w:asciiTheme="majorHAnsi" w:cstheme="majorBidi" w:eastAsiaTheme="majorEastAsia" w:hAnsiTheme="majorHAnsi"/>
+        <w:rFonts w:asciiTheme="majorHAnsi" w:cstheme="majorBidi" w:hAnsiTheme="majorHAnsi" w:eastAsia="黑体"/>
         <w:b/>
         <w:bCs/>
       </w:rPr>
@@ -5782,14 +6099,14 @@
     </w:tblStylePr>
     <w:tblStylePr w:type="firstCol">
       <w:rPr>
-        <w:rFonts w:asciiTheme="majorHAnsi" w:cstheme="majorBidi" w:eastAsiaTheme="majorEastAsia" w:hAnsiTheme="majorHAnsi"/>
+        <w:rFonts w:asciiTheme="majorHAnsi" w:cstheme="majorBidi" w:hAnsiTheme="majorHAnsi" w:eastAsia="黑体"/>
         <w:b/>
         <w:bCs/>
       </w:rPr>
     </w:tblStylePr>
     <w:tblStylePr w:type="lastCol">
       <w:rPr>
-        <w:rFonts w:asciiTheme="majorHAnsi" w:cstheme="majorBidi" w:eastAsiaTheme="majorEastAsia" w:hAnsiTheme="majorHAnsi"/>
+        <w:rFonts w:asciiTheme="majorHAnsi" w:cstheme="majorBidi" w:hAnsiTheme="majorHAnsi" w:eastAsia="黑体"/>
         <w:b/>
         <w:bCs/>
       </w:rPr>
@@ -5873,7 +6190,7 @@
         <w:spacing w:after="0" w:before="0" w:line="240" w:lineRule="auto"/>
       </w:pPr>
       <w:rPr>
-        <w:rFonts w:asciiTheme="majorHAnsi" w:cstheme="majorBidi" w:eastAsiaTheme="majorEastAsia" w:hAnsiTheme="majorHAnsi"/>
+        <w:rFonts w:asciiTheme="majorHAnsi" w:cstheme="majorBidi" w:hAnsiTheme="majorHAnsi" w:eastAsia="黑体"/>
         <w:b/>
         <w:bCs/>
       </w:rPr>
@@ -5894,7 +6211,7 @@
         <w:spacing w:after="0" w:before="0" w:line="240" w:lineRule="auto"/>
       </w:pPr>
       <w:rPr>
-        <w:rFonts w:asciiTheme="majorHAnsi" w:cstheme="majorBidi" w:eastAsiaTheme="majorEastAsia" w:hAnsiTheme="majorHAnsi"/>
+        <w:rFonts w:asciiTheme="majorHAnsi" w:cstheme="majorBidi" w:hAnsiTheme="majorHAnsi" w:eastAsia="黑体"/>
         <w:b/>
         <w:bCs/>
       </w:rPr>
@@ -5912,14 +6229,14 @@
     </w:tblStylePr>
     <w:tblStylePr w:type="firstCol">
       <w:rPr>
-        <w:rFonts w:asciiTheme="majorHAnsi" w:cstheme="majorBidi" w:eastAsiaTheme="majorEastAsia" w:hAnsiTheme="majorHAnsi"/>
+        <w:rFonts w:asciiTheme="majorHAnsi" w:cstheme="majorBidi" w:hAnsiTheme="majorHAnsi" w:eastAsia="黑体"/>
         <w:b/>
         <w:bCs/>
       </w:rPr>
     </w:tblStylePr>
     <w:tblStylePr w:type="lastCol">
       <w:rPr>
-        <w:rFonts w:asciiTheme="majorHAnsi" w:cstheme="majorBidi" w:eastAsiaTheme="majorEastAsia" w:hAnsiTheme="majorHAnsi"/>
+        <w:rFonts w:asciiTheme="majorHAnsi" w:cstheme="majorBidi" w:hAnsiTheme="majorHAnsi" w:eastAsia="黑体"/>
         <w:b/>
         <w:bCs/>
       </w:rPr>
@@ -6003,7 +6320,7 @@
         <w:spacing w:after="0" w:before="0" w:line="240" w:lineRule="auto"/>
       </w:pPr>
       <w:rPr>
-        <w:rFonts w:asciiTheme="majorHAnsi" w:cstheme="majorBidi" w:eastAsiaTheme="majorEastAsia" w:hAnsiTheme="majorHAnsi"/>
+        <w:rFonts w:asciiTheme="majorHAnsi" w:cstheme="majorBidi" w:hAnsiTheme="majorHAnsi" w:eastAsia="黑体"/>
         <w:b/>
         <w:bCs/>
       </w:rPr>
@@ -6024,7 +6341,7 @@
         <w:spacing w:after="0" w:before="0" w:line="240" w:lineRule="auto"/>
       </w:pPr>
       <w:rPr>
-        <w:rFonts w:asciiTheme="majorHAnsi" w:cstheme="majorBidi" w:eastAsiaTheme="majorEastAsia" w:hAnsiTheme="majorHAnsi"/>
+        <w:rFonts w:asciiTheme="majorHAnsi" w:cstheme="majorBidi" w:hAnsiTheme="majorHAnsi" w:eastAsia="黑体"/>
         <w:b/>
         <w:bCs/>
       </w:rPr>
@@ -6042,14 +6359,14 @@
     </w:tblStylePr>
     <w:tblStylePr w:type="firstCol">
       <w:rPr>
-        <w:rFonts w:asciiTheme="majorHAnsi" w:cstheme="majorBidi" w:eastAsiaTheme="majorEastAsia" w:hAnsiTheme="majorHAnsi"/>
+        <w:rFonts w:asciiTheme="majorHAnsi" w:cstheme="majorBidi" w:hAnsiTheme="majorHAnsi" w:eastAsia="黑体"/>
         <w:b/>
         <w:bCs/>
       </w:rPr>
     </w:tblStylePr>
     <w:tblStylePr w:type="lastCol">
       <w:rPr>
-        <w:rFonts w:asciiTheme="majorHAnsi" w:cstheme="majorBidi" w:eastAsiaTheme="majorEastAsia" w:hAnsiTheme="majorHAnsi"/>
+        <w:rFonts w:asciiTheme="majorHAnsi" w:cstheme="majorBidi" w:hAnsiTheme="majorHAnsi" w:eastAsia="黑体"/>
         <w:b/>
         <w:bCs/>
       </w:rPr>
@@ -6133,7 +6450,7 @@
         <w:spacing w:after="0" w:before="0" w:line="240" w:lineRule="auto"/>
       </w:pPr>
       <w:rPr>
-        <w:rFonts w:asciiTheme="majorHAnsi" w:cstheme="majorBidi" w:eastAsiaTheme="majorEastAsia" w:hAnsiTheme="majorHAnsi"/>
+        <w:rFonts w:asciiTheme="majorHAnsi" w:cstheme="majorBidi" w:hAnsiTheme="majorHAnsi" w:eastAsia="黑体"/>
         <w:b/>
         <w:bCs/>
       </w:rPr>
@@ -6154,7 +6471,7 @@
         <w:spacing w:after="0" w:before="0" w:line="240" w:lineRule="auto"/>
       </w:pPr>
       <w:rPr>
-        <w:rFonts w:asciiTheme="majorHAnsi" w:cstheme="majorBidi" w:eastAsiaTheme="majorEastAsia" w:hAnsiTheme="majorHAnsi"/>
+        <w:rFonts w:asciiTheme="majorHAnsi" w:cstheme="majorBidi" w:hAnsiTheme="majorHAnsi" w:eastAsia="黑体"/>
         <w:b/>
         <w:bCs/>
       </w:rPr>
@@ -6172,14 +6489,14 @@
     </w:tblStylePr>
     <w:tblStylePr w:type="firstCol">
       <w:rPr>
-        <w:rFonts w:asciiTheme="majorHAnsi" w:cstheme="majorBidi" w:eastAsiaTheme="majorEastAsia" w:hAnsiTheme="majorHAnsi"/>
+        <w:rFonts w:asciiTheme="majorHAnsi" w:cstheme="majorBidi" w:hAnsiTheme="majorHAnsi" w:eastAsia="黑体"/>
         <w:b/>
         <w:bCs/>
       </w:rPr>
     </w:tblStylePr>
     <w:tblStylePr w:type="lastCol">
       <w:rPr>
-        <w:rFonts w:asciiTheme="majorHAnsi" w:cstheme="majorBidi" w:eastAsiaTheme="majorEastAsia" w:hAnsiTheme="majorHAnsi"/>
+        <w:rFonts w:asciiTheme="majorHAnsi" w:cstheme="majorBidi" w:hAnsiTheme="majorHAnsi" w:eastAsia="黑体"/>
         <w:b/>
         <w:bCs/>
       </w:rPr>
@@ -6262,6 +6579,7 @@
         <w:spacing w:after="0" w:before="0" w:line="240" w:lineRule="auto"/>
       </w:pPr>
       <w:rPr>
+        <w:rFonts w:eastAsia="黑体"/>
         <w:b/>
         <w:bCs/>
         <w:color w:themeColor="background1" w:val="FFFFFF"/>
@@ -6284,6 +6602,7 @@
         <w:spacing w:after="0" w:before="0" w:line="240" w:lineRule="auto"/>
       </w:pPr>
       <w:rPr>
+        <w:rFonts w:eastAsia="黑体"/>
         <w:b/>
         <w:bCs/>
       </w:rPr>
@@ -6301,12 +6620,14 @@
     </w:tblStylePr>
     <w:tblStylePr w:type="firstCol">
       <w:rPr>
+        <w:rFonts w:eastAsia="黑体"/>
         <w:b/>
         <w:bCs/>
       </w:rPr>
     </w:tblStylePr>
     <w:tblStylePr w:type="lastCol">
       <w:rPr>
+        <w:rFonts w:eastAsia="黑体"/>
         <w:b/>
         <w:bCs/>
       </w:rPr>
@@ -6368,6 +6689,7 @@
         <w:spacing w:after="0" w:before="0" w:line="240" w:lineRule="auto"/>
       </w:pPr>
       <w:rPr>
+        <w:rFonts w:eastAsia="黑体"/>
         <w:b/>
         <w:bCs/>
         <w:color w:themeColor="background1" w:val="FFFFFF"/>
@@ -6390,6 +6712,7 @@
         <w:spacing w:after="0" w:before="0" w:line="240" w:lineRule="auto"/>
       </w:pPr>
       <w:rPr>
+        <w:rFonts w:eastAsia="黑体"/>
         <w:b/>
         <w:bCs/>
       </w:rPr>
@@ -6407,12 +6730,14 @@
     </w:tblStylePr>
     <w:tblStylePr w:type="firstCol">
       <w:rPr>
+        <w:rFonts w:eastAsia="黑体"/>
         <w:b/>
         <w:bCs/>
       </w:rPr>
     </w:tblStylePr>
     <w:tblStylePr w:type="lastCol">
       <w:rPr>
+        <w:rFonts w:eastAsia="黑体"/>
         <w:b/>
         <w:bCs/>
       </w:rPr>
@@ -6474,6 +6799,7 @@
         <w:spacing w:after="0" w:before="0" w:line="240" w:lineRule="auto"/>
       </w:pPr>
       <w:rPr>
+        <w:rFonts w:eastAsia="黑体"/>
         <w:b/>
         <w:bCs/>
         <w:color w:themeColor="background1" w:val="FFFFFF"/>
@@ -6496,6 +6822,7 @@
         <w:spacing w:after="0" w:before="0" w:line="240" w:lineRule="auto"/>
       </w:pPr>
       <w:rPr>
+        <w:rFonts w:eastAsia="黑体"/>
         <w:b/>
         <w:bCs/>
       </w:rPr>
@@ -6513,12 +6840,14 @@
     </w:tblStylePr>
     <w:tblStylePr w:type="firstCol">
       <w:rPr>
+        <w:rFonts w:eastAsia="黑体"/>
         <w:b/>
         <w:bCs/>
       </w:rPr>
     </w:tblStylePr>
     <w:tblStylePr w:type="lastCol">
       <w:rPr>
+        <w:rFonts w:eastAsia="黑体"/>
         <w:b/>
         <w:bCs/>
       </w:rPr>
@@ -6580,6 +6909,7 @@
         <w:spacing w:after="0" w:before="0" w:line="240" w:lineRule="auto"/>
       </w:pPr>
       <w:rPr>
+        <w:rFonts w:eastAsia="黑体"/>
         <w:b/>
         <w:bCs/>
         <w:color w:themeColor="background1" w:val="FFFFFF"/>
@@ -6602,6 +6932,7 @@
         <w:spacing w:after="0" w:before="0" w:line="240" w:lineRule="auto"/>
       </w:pPr>
       <w:rPr>
+        <w:rFonts w:eastAsia="黑体"/>
         <w:b/>
         <w:bCs/>
       </w:rPr>
@@ -6619,12 +6950,14 @@
     </w:tblStylePr>
     <w:tblStylePr w:type="firstCol">
       <w:rPr>
+        <w:rFonts w:eastAsia="黑体"/>
         <w:b/>
         <w:bCs/>
       </w:rPr>
     </w:tblStylePr>
     <w:tblStylePr w:type="lastCol">
       <w:rPr>
+        <w:rFonts w:eastAsia="黑体"/>
         <w:b/>
         <w:bCs/>
       </w:rPr>
@@ -6686,6 +7019,7 @@
         <w:spacing w:after="0" w:before="0" w:line="240" w:lineRule="auto"/>
       </w:pPr>
       <w:rPr>
+        <w:rFonts w:eastAsia="黑体"/>
         <w:b/>
         <w:bCs/>
         <w:color w:themeColor="background1" w:val="FFFFFF"/>
@@ -6708,6 +7042,7 @@
         <w:spacing w:after="0" w:before="0" w:line="240" w:lineRule="auto"/>
       </w:pPr>
       <w:rPr>
+        <w:rFonts w:eastAsia="黑体"/>
         <w:b/>
         <w:bCs/>
       </w:rPr>
@@ -6725,12 +7060,14 @@
     </w:tblStylePr>
     <w:tblStylePr w:type="firstCol">
       <w:rPr>
+        <w:rFonts w:eastAsia="黑体"/>
         <w:b/>
         <w:bCs/>
       </w:rPr>
     </w:tblStylePr>
     <w:tblStylePr w:type="lastCol">
       <w:rPr>
+        <w:rFonts w:eastAsia="黑体"/>
         <w:b/>
         <w:bCs/>
       </w:rPr>
@@ -6792,6 +7129,7 @@
         <w:spacing w:after="0" w:before="0" w:line="240" w:lineRule="auto"/>
       </w:pPr>
       <w:rPr>
+        <w:rFonts w:eastAsia="黑体"/>
         <w:b/>
         <w:bCs/>
         <w:color w:themeColor="background1" w:val="FFFFFF"/>
@@ -6814,6 +7152,7 @@
         <w:spacing w:after="0" w:before="0" w:line="240" w:lineRule="auto"/>
       </w:pPr>
       <w:rPr>
+        <w:rFonts w:eastAsia="黑体"/>
         <w:b/>
         <w:bCs/>
       </w:rPr>
@@ -6831,12 +7170,14 @@
     </w:tblStylePr>
     <w:tblStylePr w:type="firstCol">
       <w:rPr>
+        <w:rFonts w:eastAsia="黑体"/>
         <w:b/>
         <w:bCs/>
       </w:rPr>
     </w:tblStylePr>
     <w:tblStylePr w:type="lastCol">
       <w:rPr>
+        <w:rFonts w:eastAsia="黑体"/>
         <w:b/>
         <w:bCs/>
       </w:rPr>
@@ -6898,6 +7239,7 @@
         <w:spacing w:after="0" w:before="0" w:line="240" w:lineRule="auto"/>
       </w:pPr>
       <w:rPr>
+        <w:rFonts w:eastAsia="黑体"/>
         <w:b/>
         <w:bCs/>
         <w:color w:themeColor="background1" w:val="FFFFFF"/>
@@ -6920,6 +7262,7 @@
         <w:spacing w:after="0" w:before="0" w:line="240" w:lineRule="auto"/>
       </w:pPr>
       <w:rPr>
+        <w:rFonts w:eastAsia="黑体"/>
         <w:b/>
         <w:bCs/>
       </w:rPr>
@@ -6937,12 +7280,14 @@
     </w:tblStylePr>
     <w:tblStylePr w:type="firstCol">
       <w:rPr>
+        <w:rFonts w:eastAsia="黑体"/>
         <w:b/>
         <w:bCs/>
       </w:rPr>
     </w:tblStylePr>
     <w:tblStylePr w:type="lastCol">
       <w:rPr>
+        <w:rFonts w:eastAsia="黑体"/>
         <w:b/>
         <w:bCs/>
       </w:rPr>
@@ -7001,6 +7346,7 @@
         <w:spacing w:after="0" w:before="0" w:line="240" w:lineRule="auto"/>
       </w:pPr>
       <w:rPr>
+        <w:rFonts w:eastAsia="黑体"/>
         <w:b/>
         <w:bCs/>
         <w:color w:themeColor="background1" w:val="FFFFFF"/>
@@ -7023,6 +7369,7 @@
         <w:spacing w:after="0" w:before="0" w:line="240" w:lineRule="auto"/>
       </w:pPr>
       <w:rPr>
+        <w:rFonts w:eastAsia="黑体"/>
         <w:color w:val="auto"/>
       </w:rPr>
       <w:tblPr/>
@@ -7040,6 +7387,7 @@
     </w:tblStylePr>
     <w:tblStylePr w:type="firstCol">
       <w:rPr>
+        <w:rFonts w:eastAsia="黑体"/>
         <w:b/>
         <w:bCs/>
         <w:color w:themeColor="background1" w:val="FFFFFF"/>
@@ -7059,6 +7407,7 @@
     </w:tblStylePr>
     <w:tblStylePr w:type="lastCol">
       <w:rPr>
+        <w:rFonts w:eastAsia="黑体"/>
         <w:b/>
         <w:bCs/>
         <w:color w:themeColor="background1" w:val="FFFFFF"/>
@@ -7107,6 +7456,7 @@
     </w:tblStylePr>
     <w:tblStylePr w:type="nwCell">
       <w:rPr>
+        <w:rFonts w:eastAsia="黑体"/>
         <w:color w:themeColor="background1" w:val="FFFFFF"/>
       </w:rPr>
       <w:tblPr/>
@@ -7150,6 +7500,7 @@
         <w:spacing w:after="0" w:before="0" w:line="240" w:lineRule="auto"/>
       </w:pPr>
       <w:rPr>
+        <w:rFonts w:eastAsia="黑体"/>
         <w:b/>
         <w:bCs/>
         <w:color w:themeColor="background1" w:val="FFFFFF"/>
@@ -7172,6 +7523,7 @@
         <w:spacing w:after="0" w:before="0" w:line="240" w:lineRule="auto"/>
       </w:pPr>
       <w:rPr>
+        <w:rFonts w:eastAsia="黑体"/>
         <w:color w:val="auto"/>
       </w:rPr>
       <w:tblPr/>
@@ -7189,6 +7541,7 @@
     </w:tblStylePr>
     <w:tblStylePr w:type="firstCol">
       <w:rPr>
+        <w:rFonts w:eastAsia="黑体"/>
         <w:b/>
         <w:bCs/>
         <w:color w:themeColor="background1" w:val="FFFFFF"/>
@@ -7208,6 +7561,7 @@
     </w:tblStylePr>
     <w:tblStylePr w:type="lastCol">
       <w:rPr>
+        <w:rFonts w:eastAsia="黑体"/>
         <w:b/>
         <w:bCs/>
         <w:color w:themeColor="background1" w:val="FFFFFF"/>
@@ -7256,6 +7610,7 @@
     </w:tblStylePr>
     <w:tblStylePr w:type="nwCell">
       <w:rPr>
+        <w:rFonts w:eastAsia="黑体"/>
         <w:color w:themeColor="background1" w:val="FFFFFF"/>
       </w:rPr>
       <w:tblPr/>
@@ -7299,6 +7654,7 @@
         <w:spacing w:after="0" w:before="0" w:line="240" w:lineRule="auto"/>
       </w:pPr>
       <w:rPr>
+        <w:rFonts w:eastAsia="黑体"/>
         <w:b/>
         <w:bCs/>
         <w:color w:themeColor="background1" w:val="FFFFFF"/>
@@ -7321,6 +7677,7 @@
         <w:spacing w:after="0" w:before="0" w:line="240" w:lineRule="auto"/>
       </w:pPr>
       <w:rPr>
+        <w:rFonts w:eastAsia="黑体"/>
         <w:color w:val="auto"/>
       </w:rPr>
       <w:tblPr/>
@@ -7338,6 +7695,7 @@
     </w:tblStylePr>
     <w:tblStylePr w:type="firstCol">
       <w:rPr>
+        <w:rFonts w:eastAsia="黑体"/>
         <w:b/>
         <w:bCs/>
         <w:color w:themeColor="background1" w:val="FFFFFF"/>
@@ -7357,6 +7715,7 @@
     </w:tblStylePr>
     <w:tblStylePr w:type="lastCol">
       <w:rPr>
+        <w:rFonts w:eastAsia="黑体"/>
         <w:b/>
         <w:bCs/>
         <w:color w:themeColor="background1" w:val="FFFFFF"/>
@@ -7405,6 +7764,7 @@
     </w:tblStylePr>
     <w:tblStylePr w:type="nwCell">
       <w:rPr>
+        <w:rFonts w:eastAsia="黑体"/>
         <w:color w:themeColor="background1" w:val="FFFFFF"/>
       </w:rPr>
       <w:tblPr/>
@@ -7448,6 +7808,7 @@
         <w:spacing w:after="0" w:before="0" w:line="240" w:lineRule="auto"/>
       </w:pPr>
       <w:rPr>
+        <w:rFonts w:eastAsia="黑体"/>
         <w:b/>
         <w:bCs/>
         <w:color w:themeColor="background1" w:val="FFFFFF"/>
@@ -7470,6 +7831,7 @@
         <w:spacing w:after="0" w:before="0" w:line="240" w:lineRule="auto"/>
       </w:pPr>
       <w:rPr>
+        <w:rFonts w:eastAsia="黑体"/>
         <w:color w:val="auto"/>
       </w:rPr>
       <w:tblPr/>
@@ -7487,6 +7849,7 @@
     </w:tblStylePr>
     <w:tblStylePr w:type="firstCol">
       <w:rPr>
+        <w:rFonts w:eastAsia="黑体"/>
         <w:b/>
         <w:bCs/>
         <w:color w:themeColor="background1" w:val="FFFFFF"/>
@@ -7506,6 +7869,7 @@
     </w:tblStylePr>
     <w:tblStylePr w:type="lastCol">
       <w:rPr>
+        <w:rFonts w:eastAsia="黑体"/>
         <w:b/>
         <w:bCs/>
         <w:color w:themeColor="background1" w:val="FFFFFF"/>
@@ -7554,6 +7918,7 @@
     </w:tblStylePr>
     <w:tblStylePr w:type="nwCell">
       <w:rPr>
+        <w:rFonts w:eastAsia="黑体"/>
         <w:color w:themeColor="background1" w:val="FFFFFF"/>
       </w:rPr>
       <w:tblPr/>
@@ -7597,6 +7962,7 @@
         <w:spacing w:after="0" w:before="0" w:line="240" w:lineRule="auto"/>
       </w:pPr>
       <w:rPr>
+        <w:rFonts w:eastAsia="黑体"/>
         <w:b/>
         <w:bCs/>
         <w:color w:themeColor="background1" w:val="FFFFFF"/>
@@ -7619,6 +7985,7 @@
         <w:spacing w:after="0" w:before="0" w:line="240" w:lineRule="auto"/>
       </w:pPr>
       <w:rPr>
+        <w:rFonts w:eastAsia="黑体"/>
         <w:color w:val="auto"/>
       </w:rPr>
       <w:tblPr/>
@@ -7636,6 +8003,7 @@
     </w:tblStylePr>
     <w:tblStylePr w:type="firstCol">
       <w:rPr>
+        <w:rFonts w:eastAsia="黑体"/>
         <w:b/>
         <w:bCs/>
         <w:color w:themeColor="background1" w:val="FFFFFF"/>
@@ -7655,6 +8023,7 @@
     </w:tblStylePr>
     <w:tblStylePr w:type="lastCol">
       <w:rPr>
+        <w:rFonts w:eastAsia="黑体"/>
         <w:b/>
         <w:bCs/>
         <w:color w:themeColor="background1" w:val="FFFFFF"/>
@@ -7703,6 +8072,7 @@
     </w:tblStylePr>
     <w:tblStylePr w:type="nwCell">
       <w:rPr>
+        <w:rFonts w:eastAsia="黑体"/>
         <w:color w:themeColor="background1" w:val="FFFFFF"/>
       </w:rPr>
       <w:tblPr/>
@@ -7746,6 +8116,7 @@
         <w:spacing w:after="0" w:before="0" w:line="240" w:lineRule="auto"/>
       </w:pPr>
       <w:rPr>
+        <w:rFonts w:eastAsia="黑体"/>
         <w:b/>
         <w:bCs/>
         <w:color w:themeColor="background1" w:val="FFFFFF"/>
@@ -7768,6 +8139,7 @@
         <w:spacing w:after="0" w:before="0" w:line="240" w:lineRule="auto"/>
       </w:pPr>
       <w:rPr>
+        <w:rFonts w:eastAsia="黑体"/>
         <w:color w:val="auto"/>
       </w:rPr>
       <w:tblPr/>
@@ -7785,6 +8157,7 @@
     </w:tblStylePr>
     <w:tblStylePr w:type="firstCol">
       <w:rPr>
+        <w:rFonts w:eastAsia="黑体"/>
         <w:b/>
         <w:bCs/>
         <w:color w:themeColor="background1" w:val="FFFFFF"/>
@@ -7804,6 +8177,7 @@
     </w:tblStylePr>
     <w:tblStylePr w:type="lastCol">
       <w:rPr>
+        <w:rFonts w:eastAsia="黑体"/>
         <w:b/>
         <w:bCs/>
         <w:color w:themeColor="background1" w:val="FFFFFF"/>
@@ -7852,6 +8226,7 @@
     </w:tblStylePr>
     <w:tblStylePr w:type="nwCell">
       <w:rPr>
+        <w:rFonts w:eastAsia="黑体"/>
         <w:color w:themeColor="background1" w:val="FFFFFF"/>
       </w:rPr>
       <w:tblPr/>
@@ -7895,6 +8270,7 @@
         <w:spacing w:after="0" w:before="0" w:line="240" w:lineRule="auto"/>
       </w:pPr>
       <w:rPr>
+        <w:rFonts w:eastAsia="黑体"/>
         <w:b/>
         <w:bCs/>
         <w:color w:themeColor="background1" w:val="FFFFFF"/>
@@ -7917,6 +8293,7 @@
         <w:spacing w:after="0" w:before="0" w:line="240" w:lineRule="auto"/>
       </w:pPr>
       <w:rPr>
+        <w:rFonts w:eastAsia="黑体"/>
         <w:color w:val="auto"/>
       </w:rPr>
       <w:tblPr/>
@@ -7934,6 +8311,7 @@
     </w:tblStylePr>
     <w:tblStylePr w:type="firstCol">
       <w:rPr>
+        <w:rFonts w:eastAsia="黑体"/>
         <w:b/>
         <w:bCs/>
         <w:color w:themeColor="background1" w:val="FFFFFF"/>
@@ -7953,6 +8331,7 @@
     </w:tblStylePr>
     <w:tblStylePr w:type="lastCol">
       <w:rPr>
+        <w:rFonts w:eastAsia="黑体"/>
         <w:b/>
         <w:bCs/>
         <w:color w:themeColor="background1" w:val="FFFFFF"/>
@@ -8001,6 +8380,7 @@
     </w:tblStylePr>
     <w:tblStylePr w:type="nwCell">
       <w:rPr>
+        <w:rFonts w:eastAsia="黑体"/>
         <w:color w:themeColor="background1" w:val="FFFFFF"/>
       </w:rPr>
       <w:tblPr/>
@@ -8025,6 +8405,7 @@
       <w:spacing w:after="0" w:line="240" w:lineRule="auto"/>
     </w:pPr>
     <w:rPr>
+      <w:rFonts w:eastAsia="黑体"/>
       <w:color w:themeColor="text1" w:val="000000"/>
     </w:rPr>
     <w:tblPr>
@@ -8044,7 +8425,7 @@
     </w:tblPr>
     <w:tblStylePr w:type="firstRow">
       <w:rPr>
-        <w:rFonts w:asciiTheme="majorHAnsi" w:cstheme="majorBidi" w:eastAsiaTheme="majorEastAsia" w:hAnsiTheme="majorHAnsi"/>
+        <w:rFonts w:asciiTheme="majorHAnsi" w:cstheme="majorBidi" w:hAnsiTheme="majorHAnsi" w:eastAsia="黑体"/>
       </w:rPr>
       <w:tblPr/>
       <w:tcPr>
@@ -8056,6 +8437,7 @@
     </w:tblStylePr>
     <w:tblStylePr w:type="lastRow">
       <w:rPr>
+        <w:rFonts w:eastAsia="黑体"/>
         <w:b/>
         <w:bCs/>
         <w:color w:themeColor="text2" w:val="1F497D"/>
@@ -8070,12 +8452,14 @@
     </w:tblStylePr>
     <w:tblStylePr w:type="firstCol">
       <w:rPr>
+        <w:rFonts w:eastAsia="黑体"/>
         <w:b/>
         <w:bCs/>
       </w:rPr>
     </w:tblStylePr>
     <w:tblStylePr w:type="lastCol">
       <w:rPr>
+        <w:rFonts w:eastAsia="黑体"/>
         <w:b/>
         <w:bCs/>
       </w:rPr>
@@ -8109,6 +8493,7 @@
       <w:spacing w:after="0" w:line="240" w:lineRule="auto"/>
     </w:pPr>
     <w:rPr>
+      <w:rFonts w:eastAsia="黑体"/>
       <w:color w:themeColor="text1" w:val="000000"/>
     </w:rPr>
     <w:tblPr>
@@ -8128,7 +8513,7 @@
     </w:tblPr>
     <w:tblStylePr w:type="firstRow">
       <w:rPr>
-        <w:rFonts w:asciiTheme="majorHAnsi" w:cstheme="majorBidi" w:eastAsiaTheme="majorEastAsia" w:hAnsiTheme="majorHAnsi"/>
+        <w:rFonts w:asciiTheme="majorHAnsi" w:cstheme="majorBidi" w:hAnsiTheme="majorHAnsi" w:eastAsia="黑体"/>
       </w:rPr>
       <w:tblPr/>
       <w:tcPr>
@@ -8140,6 +8525,7 @@
     </w:tblStylePr>
     <w:tblStylePr w:type="lastRow">
       <w:rPr>
+        <w:rFonts w:eastAsia="黑体"/>
         <w:b/>
         <w:bCs/>
         <w:color w:themeColor="text2" w:val="1F497D"/>
@@ -8154,12 +8540,14 @@
     </w:tblStylePr>
     <w:tblStylePr w:type="firstCol">
       <w:rPr>
+        <w:rFonts w:eastAsia="黑体"/>
         <w:b/>
         <w:bCs/>
       </w:rPr>
     </w:tblStylePr>
     <w:tblStylePr w:type="lastCol">
       <w:rPr>
+        <w:rFonts w:eastAsia="黑体"/>
         <w:b/>
         <w:bCs/>
       </w:rPr>
@@ -8193,6 +8581,7 @@
       <w:spacing w:after="0" w:line="240" w:lineRule="auto"/>
     </w:pPr>
     <w:rPr>
+      <w:rFonts w:eastAsia="黑体"/>
       <w:color w:themeColor="text1" w:val="000000"/>
     </w:rPr>
     <w:tblPr>
@@ -8212,7 +8601,7 @@
     </w:tblPr>
     <w:tblStylePr w:type="firstRow">
       <w:rPr>
-        <w:rFonts w:asciiTheme="majorHAnsi" w:cstheme="majorBidi" w:eastAsiaTheme="majorEastAsia" w:hAnsiTheme="majorHAnsi"/>
+        <w:rFonts w:asciiTheme="majorHAnsi" w:cstheme="majorBidi" w:hAnsiTheme="majorHAnsi" w:eastAsia="黑体"/>
       </w:rPr>
       <w:tblPr/>
       <w:tcPr>
@@ -8224,6 +8613,7 @@
     </w:tblStylePr>
     <w:tblStylePr w:type="lastRow">
       <w:rPr>
+        <w:rFonts w:eastAsia="黑体"/>
         <w:b/>
         <w:bCs/>
         <w:color w:themeColor="text2" w:val="1F497D"/>
@@ -8238,12 +8628,14 @@
     </w:tblStylePr>
     <w:tblStylePr w:type="firstCol">
       <w:rPr>
+        <w:rFonts w:eastAsia="黑体"/>
         <w:b/>
         <w:bCs/>
       </w:rPr>
     </w:tblStylePr>
     <w:tblStylePr w:type="lastCol">
       <w:rPr>
+        <w:rFonts w:eastAsia="黑体"/>
         <w:b/>
         <w:bCs/>
       </w:rPr>
@@ -8277,6 +8669,7 @@
       <w:spacing w:after="0" w:line="240" w:lineRule="auto"/>
     </w:pPr>
     <w:rPr>
+      <w:rFonts w:eastAsia="黑体"/>
       <w:color w:themeColor="text1" w:val="000000"/>
     </w:rPr>
     <w:tblPr>
@@ -8296,7 +8689,7 @@
     </w:tblPr>
     <w:tblStylePr w:type="firstRow">
       <w:rPr>
-        <w:rFonts w:asciiTheme="majorHAnsi" w:cstheme="majorBidi" w:eastAsiaTheme="majorEastAsia" w:hAnsiTheme="majorHAnsi"/>
+        <w:rFonts w:asciiTheme="majorHAnsi" w:cstheme="majorBidi" w:hAnsiTheme="majorHAnsi" w:eastAsia="黑体"/>
       </w:rPr>
       <w:tblPr/>
       <w:tcPr>
@@ -8308,6 +8701,7 @@
     </w:tblStylePr>
     <w:tblStylePr w:type="lastRow">
       <w:rPr>
+        <w:rFonts w:eastAsia="黑体"/>
         <w:b/>
         <w:bCs/>
         <w:color w:themeColor="text2" w:val="1F497D"/>
@@ -8322,12 +8716,14 @@
     </w:tblStylePr>
     <w:tblStylePr w:type="firstCol">
       <w:rPr>
+        <w:rFonts w:eastAsia="黑体"/>
         <w:b/>
         <w:bCs/>
       </w:rPr>
     </w:tblStylePr>
     <w:tblStylePr w:type="lastCol">
       <w:rPr>
+        <w:rFonts w:eastAsia="黑体"/>
         <w:b/>
         <w:bCs/>
       </w:rPr>
@@ -8361,6 +8757,7 @@
       <w:spacing w:after="0" w:line="240" w:lineRule="auto"/>
     </w:pPr>
     <w:rPr>
+      <w:rFonts w:eastAsia="黑体"/>
       <w:color w:themeColor="text1" w:val="000000"/>
     </w:rPr>
     <w:tblPr>
@@ -8380,7 +8777,7 @@
     </w:tblPr>
     <w:tblStylePr w:type="firstRow">
       <w:rPr>
-        <w:rFonts w:asciiTheme="majorHAnsi" w:cstheme="majorBidi" w:eastAsiaTheme="majorEastAsia" w:hAnsiTheme="majorHAnsi"/>
+        <w:rFonts w:asciiTheme="majorHAnsi" w:cstheme="majorBidi" w:hAnsiTheme="majorHAnsi" w:eastAsia="黑体"/>
       </w:rPr>
       <w:tblPr/>
       <w:tcPr>
@@ -8392,6 +8789,7 @@
     </w:tblStylePr>
     <w:tblStylePr w:type="lastRow">
       <w:rPr>
+        <w:rFonts w:eastAsia="黑体"/>
         <w:b/>
         <w:bCs/>
         <w:color w:themeColor="text2" w:val="1F497D"/>
@@ -8406,12 +8804,14 @@
     </w:tblStylePr>
     <w:tblStylePr w:type="firstCol">
       <w:rPr>
+        <w:rFonts w:eastAsia="黑体"/>
         <w:b/>
         <w:bCs/>
       </w:rPr>
     </w:tblStylePr>
     <w:tblStylePr w:type="lastCol">
       <w:rPr>
+        <w:rFonts w:eastAsia="黑体"/>
         <w:b/>
         <w:bCs/>
       </w:rPr>
@@ -8445,6 +8845,7 @@
       <w:spacing w:after="0" w:line="240" w:lineRule="auto"/>
     </w:pPr>
     <w:rPr>
+      <w:rFonts w:eastAsia="黑体"/>
       <w:color w:themeColor="text1" w:val="000000"/>
     </w:rPr>
     <w:tblPr>
@@ -8464,7 +8865,7 @@
     </w:tblPr>
     <w:tblStylePr w:type="firstRow">
       <w:rPr>
-        <w:rFonts w:asciiTheme="majorHAnsi" w:cstheme="majorBidi" w:eastAsiaTheme="majorEastAsia" w:hAnsiTheme="majorHAnsi"/>
+        <w:rFonts w:asciiTheme="majorHAnsi" w:cstheme="majorBidi" w:hAnsiTheme="majorHAnsi" w:eastAsia="黑体"/>
       </w:rPr>
       <w:tblPr/>
       <w:tcPr>
@@ -8476,6 +8877,7 @@
     </w:tblStylePr>
     <w:tblStylePr w:type="lastRow">
       <w:rPr>
+        <w:rFonts w:eastAsia="黑体"/>
         <w:b/>
         <w:bCs/>
         <w:color w:themeColor="text2" w:val="1F497D"/>
@@ -8490,12 +8892,14 @@
     </w:tblStylePr>
     <w:tblStylePr w:type="firstCol">
       <w:rPr>
+        <w:rFonts w:eastAsia="黑体"/>
         <w:b/>
         <w:bCs/>
       </w:rPr>
     </w:tblStylePr>
     <w:tblStylePr w:type="lastCol">
       <w:rPr>
+        <w:rFonts w:eastAsia="黑体"/>
         <w:b/>
         <w:bCs/>
       </w:rPr>
@@ -8529,6 +8933,7 @@
       <w:spacing w:after="0" w:line="240" w:lineRule="auto"/>
     </w:pPr>
     <w:rPr>
+      <w:rFonts w:eastAsia="黑体"/>
       <w:color w:themeColor="text1" w:val="000000"/>
     </w:rPr>
     <w:tblPr>
@@ -8548,7 +8953,7 @@
     </w:tblPr>
     <w:tblStylePr w:type="firstRow">
       <w:rPr>
-        <w:rFonts w:asciiTheme="majorHAnsi" w:cstheme="majorBidi" w:eastAsiaTheme="majorEastAsia" w:hAnsiTheme="majorHAnsi"/>
+        <w:rFonts w:asciiTheme="majorHAnsi" w:cstheme="majorBidi" w:hAnsiTheme="majorHAnsi" w:eastAsia="黑体"/>
       </w:rPr>
       <w:tblPr/>
       <w:tcPr>
@@ -8560,6 +8965,7 @@
     </w:tblStylePr>
     <w:tblStylePr w:type="lastRow">
       <w:rPr>
+        <w:rFonts w:eastAsia="黑体"/>
         <w:b/>
         <w:bCs/>
         <w:color w:themeColor="text2" w:val="1F497D"/>
@@ -8574,12 +8980,14 @@
     </w:tblStylePr>
     <w:tblStylePr w:type="firstCol">
       <w:rPr>
+        <w:rFonts w:eastAsia="黑体"/>
         <w:b/>
         <w:bCs/>
       </w:rPr>
     </w:tblStylePr>
     <w:tblStylePr w:type="lastCol">
       <w:rPr>
+        <w:rFonts w:eastAsia="黑体"/>
         <w:b/>
         <w:bCs/>
       </w:rPr>
@@ -8613,7 +9021,7 @@
       <w:spacing w:after="0" w:line="240" w:lineRule="auto"/>
     </w:pPr>
     <w:rPr>
-      <w:rFonts w:asciiTheme="majorHAnsi" w:cstheme="majorBidi" w:eastAsiaTheme="majorEastAsia" w:hAnsiTheme="majorHAnsi"/>
+      <w:rFonts w:asciiTheme="majorHAnsi" w:cstheme="majorBidi" w:hAnsiTheme="majorHAnsi" w:eastAsia="黑体"/>
       <w:color w:themeColor="text1" w:val="000000"/>
     </w:rPr>
     <w:tblPr>
@@ -8635,6 +9043,7 @@
     </w:tblPr>
     <w:tblStylePr w:type="firstRow">
       <w:rPr>
+        <w:rFonts w:eastAsia="黑体"/>
         <w:sz w:val="24"/>
         <w:szCs w:val="24"/>
       </w:rPr>
@@ -8741,7 +9150,7 @@
       <w:spacing w:after="0" w:line="240" w:lineRule="auto"/>
     </w:pPr>
     <w:rPr>
-      <w:rFonts w:asciiTheme="majorHAnsi" w:cstheme="majorBidi" w:eastAsiaTheme="majorEastAsia" w:hAnsiTheme="majorHAnsi"/>
+      <w:rFonts w:asciiTheme="majorHAnsi" w:cstheme="majorBidi" w:hAnsiTheme="majorHAnsi" w:eastAsia="黑体"/>
       <w:color w:themeColor="text1" w:val="000000"/>
     </w:rPr>
     <w:tblPr>
@@ -8763,6 +9172,7 @@
     </w:tblPr>
     <w:tblStylePr w:type="firstRow">
       <w:rPr>
+        <w:rFonts w:eastAsia="黑体"/>
         <w:sz w:val="24"/>
         <w:szCs w:val="24"/>
       </w:rPr>
@@ -8869,7 +9279,7 @@
       <w:spacing w:after="0" w:line="240" w:lineRule="auto"/>
     </w:pPr>
     <w:rPr>
-      <w:rFonts w:asciiTheme="majorHAnsi" w:cstheme="majorBidi" w:eastAsiaTheme="majorEastAsia" w:hAnsiTheme="majorHAnsi"/>
+      <w:rFonts w:asciiTheme="majorHAnsi" w:cstheme="majorBidi" w:hAnsiTheme="majorHAnsi" w:eastAsia="黑体"/>
       <w:color w:themeColor="text1" w:val="000000"/>
     </w:rPr>
     <w:tblPr>
@@ -8891,6 +9301,7 @@
     </w:tblPr>
     <w:tblStylePr w:type="firstRow">
       <w:rPr>
+        <w:rFonts w:eastAsia="黑体"/>
         <w:sz w:val="24"/>
         <w:szCs w:val="24"/>
       </w:rPr>
@@ -8997,7 +9408,7 @@
       <w:spacing w:after="0" w:line="240" w:lineRule="auto"/>
     </w:pPr>
     <w:rPr>
-      <w:rFonts w:asciiTheme="majorHAnsi" w:cstheme="majorBidi" w:eastAsiaTheme="majorEastAsia" w:hAnsiTheme="majorHAnsi"/>
+      <w:rFonts w:asciiTheme="majorHAnsi" w:cstheme="majorBidi" w:hAnsiTheme="majorHAnsi" w:eastAsia="黑体"/>
       <w:color w:themeColor="text1" w:val="000000"/>
     </w:rPr>
     <w:tblPr>
@@ -9019,6 +9430,7 @@
     </w:tblPr>
     <w:tblStylePr w:type="firstRow">
       <w:rPr>
+        <w:rFonts w:eastAsia="黑体"/>
         <w:sz w:val="24"/>
         <w:szCs w:val="24"/>
       </w:rPr>
@@ -9125,7 +9537,7 @@
       <w:spacing w:after="0" w:line="240" w:lineRule="auto"/>
     </w:pPr>
     <w:rPr>
-      <w:rFonts w:asciiTheme="majorHAnsi" w:cstheme="majorBidi" w:eastAsiaTheme="majorEastAsia" w:hAnsiTheme="majorHAnsi"/>
+      <w:rFonts w:asciiTheme="majorHAnsi" w:cstheme="majorBidi" w:hAnsiTheme="majorHAnsi" w:eastAsia="黑体"/>
       <w:color w:themeColor="text1" w:val="000000"/>
     </w:rPr>
     <w:tblPr>
@@ -9147,6 +9559,7 @@
     </w:tblPr>
     <w:tblStylePr w:type="firstRow">
       <w:rPr>
+        <w:rFonts w:eastAsia="黑体"/>
         <w:sz w:val="24"/>
         <w:szCs w:val="24"/>
       </w:rPr>
@@ -9253,7 +9666,7 @@
       <w:spacing w:after="0" w:line="240" w:lineRule="auto"/>
     </w:pPr>
     <w:rPr>
-      <w:rFonts w:asciiTheme="majorHAnsi" w:cstheme="majorBidi" w:eastAsiaTheme="majorEastAsia" w:hAnsiTheme="majorHAnsi"/>
+      <w:rFonts w:asciiTheme="majorHAnsi" w:cstheme="majorBidi" w:hAnsiTheme="majorHAnsi" w:eastAsia="黑体"/>
       <w:color w:themeColor="text1" w:val="000000"/>
     </w:rPr>
     <w:tblPr>
@@ -9275,6 +9688,7 @@
     </w:tblPr>
     <w:tblStylePr w:type="firstRow">
       <w:rPr>
+        <w:rFonts w:eastAsia="黑体"/>
         <w:sz w:val="24"/>
         <w:szCs w:val="24"/>
       </w:rPr>
@@ -9381,7 +9795,7 @@
       <w:spacing w:after="0" w:line="240" w:lineRule="auto"/>
     </w:pPr>
     <w:rPr>
-      <w:rFonts w:asciiTheme="majorHAnsi" w:cstheme="majorBidi" w:eastAsiaTheme="majorEastAsia" w:hAnsiTheme="majorHAnsi"/>
+      <w:rFonts w:asciiTheme="majorHAnsi" w:cstheme="majorBidi" w:hAnsiTheme="majorHAnsi" w:eastAsia="黑体"/>
       <w:color w:themeColor="text1" w:val="000000"/>
     </w:rPr>
     <w:tblPr>
@@ -9403,6 +9817,7 @@
     </w:tblPr>
     <w:tblStylePr w:type="firstRow">
       <w:rPr>
+        <w:rFonts w:eastAsia="黑体"/>
         <w:sz w:val="24"/>
         <w:szCs w:val="24"/>
       </w:rPr>
@@ -9532,12 +9947,14 @@
     </w:tcPr>
     <w:tblStylePr w:type="firstRow">
       <w:rPr>
+        <w:rFonts w:eastAsia="黑体"/>
         <w:b/>
         <w:bCs/>
       </w:rPr>
     </w:tblStylePr>
     <w:tblStylePr w:type="lastRow">
       <w:rPr>
+        <w:rFonts w:eastAsia="黑体"/>
         <w:b/>
         <w:bCs/>
       </w:rPr>
@@ -9550,12 +9967,14 @@
     </w:tblStylePr>
     <w:tblStylePr w:type="firstCol">
       <w:rPr>
+        <w:rFonts w:eastAsia="黑体"/>
         <w:b/>
         <w:bCs/>
       </w:rPr>
     </w:tblStylePr>
     <w:tblStylePr w:type="lastCol">
       <w:rPr>
+        <w:rFonts w:eastAsia="黑体"/>
         <w:b/>
         <w:bCs/>
       </w:rPr>
@@ -9605,12 +10024,14 @@
     </w:tcPr>
     <w:tblStylePr w:type="firstRow">
       <w:rPr>
+        <w:rFonts w:eastAsia="黑体"/>
         <w:b/>
         <w:bCs/>
       </w:rPr>
     </w:tblStylePr>
     <w:tblStylePr w:type="lastRow">
       <w:rPr>
+        <w:rFonts w:eastAsia="黑体"/>
         <w:b/>
         <w:bCs/>
       </w:rPr>
@@ -9623,12 +10044,14 @@
     </w:tblStylePr>
     <w:tblStylePr w:type="firstCol">
       <w:rPr>
+        <w:rFonts w:eastAsia="黑体"/>
         <w:b/>
         <w:bCs/>
       </w:rPr>
     </w:tblStylePr>
     <w:tblStylePr w:type="lastCol">
       <w:rPr>
+        <w:rFonts w:eastAsia="黑体"/>
         <w:b/>
         <w:bCs/>
       </w:rPr>
@@ -9678,12 +10101,14 @@
     </w:tcPr>
     <w:tblStylePr w:type="firstRow">
       <w:rPr>
+        <w:rFonts w:eastAsia="黑体"/>
         <w:b/>
         <w:bCs/>
       </w:rPr>
     </w:tblStylePr>
     <w:tblStylePr w:type="lastRow">
       <w:rPr>
+        <w:rFonts w:eastAsia="黑体"/>
         <w:b/>
         <w:bCs/>
       </w:rPr>
@@ -9696,12 +10121,14 @@
     </w:tblStylePr>
     <w:tblStylePr w:type="firstCol">
       <w:rPr>
+        <w:rFonts w:eastAsia="黑体"/>
         <w:b/>
         <w:bCs/>
       </w:rPr>
     </w:tblStylePr>
     <w:tblStylePr w:type="lastCol">
       <w:rPr>
+        <w:rFonts w:eastAsia="黑体"/>
         <w:b/>
         <w:bCs/>
       </w:rPr>
@@ -9751,12 +10178,14 @@
     </w:tcPr>
     <w:tblStylePr w:type="firstRow">
       <w:rPr>
+        <w:rFonts w:eastAsia="黑体"/>
         <w:b/>
         <w:bCs/>
       </w:rPr>
     </w:tblStylePr>
     <w:tblStylePr w:type="lastRow">
       <w:rPr>
+        <w:rFonts w:eastAsia="黑体"/>
         <w:b/>
         <w:bCs/>
       </w:rPr>
@@ -9769,12 +10198,14 @@
     </w:tblStylePr>
     <w:tblStylePr w:type="firstCol">
       <w:rPr>
+        <w:rFonts w:eastAsia="黑体"/>
         <w:b/>
         <w:bCs/>
       </w:rPr>
     </w:tblStylePr>
     <w:tblStylePr w:type="lastCol">
       <w:rPr>
+        <w:rFonts w:eastAsia="黑体"/>
         <w:b/>
         <w:bCs/>
       </w:rPr>
@@ -9824,12 +10255,14 @@
     </w:tcPr>
     <w:tblStylePr w:type="firstRow">
       <w:rPr>
+        <w:rFonts w:eastAsia="黑体"/>
         <w:b/>
         <w:bCs/>
       </w:rPr>
     </w:tblStylePr>
     <w:tblStylePr w:type="lastRow">
       <w:rPr>
+        <w:rFonts w:eastAsia="黑体"/>
         <w:b/>
         <w:bCs/>
       </w:rPr>
@@ -9842,12 +10275,14 @@
     </w:tblStylePr>
     <w:tblStylePr w:type="firstCol">
       <w:rPr>
+        <w:rFonts w:eastAsia="黑体"/>
         <w:b/>
         <w:bCs/>
       </w:rPr>
     </w:tblStylePr>
     <w:tblStylePr w:type="lastCol">
       <w:rPr>
+        <w:rFonts w:eastAsia="黑体"/>
         <w:b/>
         <w:bCs/>
       </w:rPr>
@@ -9897,12 +10332,14 @@
     </w:tcPr>
     <w:tblStylePr w:type="firstRow">
       <w:rPr>
+        <w:rFonts w:eastAsia="黑体"/>
         <w:b/>
         <w:bCs/>
       </w:rPr>
     </w:tblStylePr>
     <w:tblStylePr w:type="lastRow">
       <w:rPr>
+        <w:rFonts w:eastAsia="黑体"/>
         <w:b/>
         <w:bCs/>
       </w:rPr>
@@ -9915,12 +10352,14 @@
     </w:tblStylePr>
     <w:tblStylePr w:type="firstCol">
       <w:rPr>
+        <w:rFonts w:eastAsia="黑体"/>
         <w:b/>
         <w:bCs/>
       </w:rPr>
     </w:tblStylePr>
     <w:tblStylePr w:type="lastCol">
       <w:rPr>
+        <w:rFonts w:eastAsia="黑体"/>
         <w:b/>
         <w:bCs/>
       </w:rPr>
@@ -9970,12 +10409,14 @@
     </w:tcPr>
     <w:tblStylePr w:type="firstRow">
       <w:rPr>
+        <w:rFonts w:eastAsia="黑体"/>
         <w:b/>
         <w:bCs/>
       </w:rPr>
     </w:tblStylePr>
     <w:tblStylePr w:type="lastRow">
       <w:rPr>
+        <w:rFonts w:eastAsia="黑体"/>
         <w:b/>
         <w:bCs/>
       </w:rPr>
@@ -9988,12 +10429,14 @@
     </w:tblStylePr>
     <w:tblStylePr w:type="firstCol">
       <w:rPr>
+        <w:rFonts w:eastAsia="黑体"/>
         <w:b/>
         <w:bCs/>
       </w:rPr>
     </w:tblStylePr>
     <w:tblStylePr w:type="lastCol">
       <w:rPr>
+        <w:rFonts w:eastAsia="黑体"/>
         <w:b/>
         <w:bCs/>
       </w:rPr>
@@ -10020,7 +10463,7 @@
       <w:spacing w:after="0" w:line="240" w:lineRule="auto"/>
     </w:pPr>
     <w:rPr>
-      <w:rFonts w:asciiTheme="majorHAnsi" w:cstheme="majorBidi" w:eastAsiaTheme="majorEastAsia" w:hAnsiTheme="majorHAnsi"/>
+      <w:rFonts w:asciiTheme="majorHAnsi" w:cstheme="majorBidi" w:hAnsiTheme="majorHAnsi" w:eastAsia="黑体"/>
       <w:color w:themeColor="text1" w:val="000000"/>
     </w:rPr>
     <w:tblPr>
@@ -10047,6 +10490,7 @@
     </w:tcPr>
     <w:tblStylePr w:type="firstRow">
       <w:rPr>
+        <w:rFonts w:eastAsia="黑体"/>
         <w:b/>
         <w:bCs/>
         <w:color w:themeColor="text1" w:val="000000"/>
@@ -10058,6 +10502,7 @@
     </w:tblStylePr>
     <w:tblStylePr w:type="lastRow">
       <w:rPr>
+        <w:rFonts w:eastAsia="黑体"/>
         <w:b/>
         <w:bCs/>
         <w:color w:themeColor="text1" w:val="000000"/>
@@ -10077,6 +10522,7 @@
     </w:tblStylePr>
     <w:tblStylePr w:type="firstCol">
       <w:rPr>
+        <w:rFonts w:eastAsia="黑体"/>
         <w:b/>
         <w:bCs/>
         <w:color w:themeColor="text1" w:val="000000"/>
@@ -10096,6 +10542,7 @@
     </w:tblStylePr>
     <w:tblStylePr w:type="lastCol">
       <w:rPr>
+        <w:rFonts w:eastAsia="黑体"/>
         <w:b w:val="0"/>
         <w:bCs w:val="0"/>
         <w:color w:themeColor="text1" w:val="000000"/>
@@ -10145,7 +10592,7 @@
       <w:spacing w:after="0" w:line="240" w:lineRule="auto"/>
     </w:pPr>
     <w:rPr>
-      <w:rFonts w:asciiTheme="majorHAnsi" w:cstheme="majorBidi" w:eastAsiaTheme="majorEastAsia" w:hAnsiTheme="majorHAnsi"/>
+      <w:rFonts w:asciiTheme="majorHAnsi" w:cstheme="majorBidi" w:hAnsiTheme="majorHAnsi" w:eastAsia="黑体"/>
       <w:color w:themeColor="text1" w:val="000000"/>
     </w:rPr>
     <w:tblPr>
@@ -10172,6 +10619,7 @@
     </w:tcPr>
     <w:tblStylePr w:type="firstRow">
       <w:rPr>
+        <w:rFonts w:eastAsia="黑体"/>
         <w:b/>
         <w:bCs/>
         <w:color w:themeColor="text1" w:val="000000"/>
@@ -10183,6 +10631,7 @@
     </w:tblStylePr>
     <w:tblStylePr w:type="lastRow">
       <w:rPr>
+        <w:rFonts w:eastAsia="黑体"/>
         <w:b/>
         <w:bCs/>
         <w:color w:themeColor="text1" w:val="000000"/>
@@ -10202,6 +10651,7 @@
     </w:tblStylePr>
     <w:tblStylePr w:type="firstCol">
       <w:rPr>
+        <w:rFonts w:eastAsia="黑体"/>
         <w:b/>
         <w:bCs/>
         <w:color w:themeColor="text1" w:val="000000"/>
@@ -10221,6 +10671,7 @@
     </w:tblStylePr>
     <w:tblStylePr w:type="lastCol">
       <w:rPr>
+        <w:rFonts w:eastAsia="黑体"/>
         <w:b w:val="0"/>
         <w:bCs w:val="0"/>
         <w:color w:themeColor="text1" w:val="000000"/>
@@ -10270,7 +10721,7 @@
       <w:spacing w:after="0" w:line="240" w:lineRule="auto"/>
     </w:pPr>
     <w:rPr>
-      <w:rFonts w:asciiTheme="majorHAnsi" w:cstheme="majorBidi" w:eastAsiaTheme="majorEastAsia" w:hAnsiTheme="majorHAnsi"/>
+      <w:rFonts w:asciiTheme="majorHAnsi" w:cstheme="majorBidi" w:hAnsiTheme="majorHAnsi" w:eastAsia="黑体"/>
       <w:color w:themeColor="text1" w:val="000000"/>
     </w:rPr>
     <w:tblPr>
@@ -10297,6 +10748,7 @@
     </w:tcPr>
     <w:tblStylePr w:type="firstRow">
       <w:rPr>
+        <w:rFonts w:eastAsia="黑体"/>
         <w:b/>
         <w:bCs/>
         <w:color w:themeColor="text1" w:val="000000"/>
@@ -10308,6 +10760,7 @@
     </w:tblStylePr>
     <w:tblStylePr w:type="lastRow">
       <w:rPr>
+        <w:rFonts w:eastAsia="黑体"/>
         <w:b/>
         <w:bCs/>
         <w:color w:themeColor="text1" w:val="000000"/>
@@ -10327,6 +10780,7 @@
     </w:tblStylePr>
     <w:tblStylePr w:type="firstCol">
       <w:rPr>
+        <w:rFonts w:eastAsia="黑体"/>
         <w:b/>
         <w:bCs/>
         <w:color w:themeColor="text1" w:val="000000"/>
@@ -10346,6 +10800,7 @@
     </w:tblStylePr>
     <w:tblStylePr w:type="lastCol">
       <w:rPr>
+        <w:rFonts w:eastAsia="黑体"/>
         <w:b w:val="0"/>
         <w:bCs w:val="0"/>
         <w:color w:themeColor="text1" w:val="000000"/>
@@ -10395,7 +10850,7 @@
       <w:spacing w:after="0" w:line="240" w:lineRule="auto"/>
     </w:pPr>
     <w:rPr>
-      <w:rFonts w:asciiTheme="majorHAnsi" w:cstheme="majorBidi" w:eastAsiaTheme="majorEastAsia" w:hAnsiTheme="majorHAnsi"/>
+      <w:rFonts w:asciiTheme="majorHAnsi" w:cstheme="majorBidi" w:hAnsiTheme="majorHAnsi" w:eastAsia="黑体"/>
       <w:color w:themeColor="text1" w:val="000000"/>
     </w:rPr>
     <w:tblPr>
@@ -10422,6 +10877,7 @@
     </w:tcPr>
     <w:tblStylePr w:type="firstRow">
       <w:rPr>
+        <w:rFonts w:eastAsia="黑体"/>
         <w:b/>
         <w:bCs/>
         <w:color w:themeColor="text1" w:val="000000"/>
@@ -10433,6 +10889,7 @@
     </w:tblStylePr>
     <w:tblStylePr w:type="lastRow">
       <w:rPr>
+        <w:rFonts w:eastAsia="黑体"/>
         <w:b/>
         <w:bCs/>
         <w:color w:themeColor="text1" w:val="000000"/>
@@ -10452,6 +10909,7 @@
     </w:tblStylePr>
     <w:tblStylePr w:type="firstCol">
       <w:rPr>
+        <w:rFonts w:eastAsia="黑体"/>
         <w:b/>
         <w:bCs/>
         <w:color w:themeColor="text1" w:val="000000"/>
@@ -10471,6 +10929,7 @@
     </w:tblStylePr>
     <w:tblStylePr w:type="lastCol">
       <w:rPr>
+        <w:rFonts w:eastAsia="黑体"/>
         <w:b w:val="0"/>
         <w:bCs w:val="0"/>
         <w:color w:themeColor="text1" w:val="000000"/>
@@ -10520,7 +10979,7 @@
       <w:spacing w:after="0" w:line="240" w:lineRule="auto"/>
     </w:pPr>
     <w:rPr>
-      <w:rFonts w:asciiTheme="majorHAnsi" w:cstheme="majorBidi" w:eastAsiaTheme="majorEastAsia" w:hAnsiTheme="majorHAnsi"/>
+      <w:rFonts w:asciiTheme="majorHAnsi" w:cstheme="majorBidi" w:hAnsiTheme="majorHAnsi" w:eastAsia="黑体"/>
       <w:color w:themeColor="text1" w:val="000000"/>
     </w:rPr>
     <w:tblPr>
@@ -10547,6 +11006,7 @@
     </w:tcPr>
     <w:tblStylePr w:type="firstRow">
       <w:rPr>
+        <w:rFonts w:eastAsia="黑体"/>
         <w:b/>
         <w:bCs/>
         <w:color w:themeColor="text1" w:val="000000"/>
@@ -10558,6 +11018,7 @@
     </w:tblStylePr>
     <w:tblStylePr w:type="lastRow">
       <w:rPr>
+        <w:rFonts w:eastAsia="黑体"/>
         <w:b/>
         <w:bCs/>
         <w:color w:themeColor="text1" w:val="000000"/>
@@ -10577,6 +11038,7 @@
     </w:tblStylePr>
     <w:tblStylePr w:type="firstCol">
       <w:rPr>
+        <w:rFonts w:eastAsia="黑体"/>
         <w:b/>
         <w:bCs/>
         <w:color w:themeColor="text1" w:val="000000"/>
@@ -10596,6 +11058,7 @@
     </w:tblStylePr>
     <w:tblStylePr w:type="lastCol">
       <w:rPr>
+        <w:rFonts w:eastAsia="黑体"/>
         <w:b w:val="0"/>
         <w:bCs w:val="0"/>
         <w:color w:themeColor="text1" w:val="000000"/>
@@ -10645,7 +11108,7 @@
       <w:spacing w:after="0" w:line="240" w:lineRule="auto"/>
     </w:pPr>
     <w:rPr>
-      <w:rFonts w:asciiTheme="majorHAnsi" w:cstheme="majorBidi" w:eastAsiaTheme="majorEastAsia" w:hAnsiTheme="majorHAnsi"/>
+      <w:rFonts w:asciiTheme="majorHAnsi" w:cstheme="majorBidi" w:hAnsiTheme="majorHAnsi" w:eastAsia="黑体"/>
       <w:color w:themeColor="text1" w:val="000000"/>
     </w:rPr>
     <w:tblPr>
@@ -10672,6 +11135,7 @@
     </w:tcPr>
     <w:tblStylePr w:type="firstRow">
       <w:rPr>
+        <w:rFonts w:eastAsia="黑体"/>
         <w:b/>
         <w:bCs/>
         <w:color w:themeColor="text1" w:val="000000"/>
@@ -10683,6 +11147,7 @@
     </w:tblStylePr>
     <w:tblStylePr w:type="lastRow">
       <w:rPr>
+        <w:rFonts w:eastAsia="黑体"/>
         <w:b/>
         <w:bCs/>
         <w:color w:themeColor="text1" w:val="000000"/>
@@ -10702,6 +11167,7 @@
     </w:tblStylePr>
     <w:tblStylePr w:type="firstCol">
       <w:rPr>
+        <w:rFonts w:eastAsia="黑体"/>
         <w:b/>
         <w:bCs/>
         <w:color w:themeColor="text1" w:val="000000"/>
@@ -10721,6 +11187,7 @@
     </w:tblStylePr>
     <w:tblStylePr w:type="lastCol">
       <w:rPr>
+        <w:rFonts w:eastAsia="黑体"/>
         <w:b w:val="0"/>
         <w:bCs w:val="0"/>
         <w:color w:themeColor="text1" w:val="000000"/>
@@ -10770,7 +11237,7 @@
       <w:spacing w:after="0" w:line="240" w:lineRule="auto"/>
     </w:pPr>
     <w:rPr>
-      <w:rFonts w:asciiTheme="majorHAnsi" w:cstheme="majorBidi" w:eastAsiaTheme="majorEastAsia" w:hAnsiTheme="majorHAnsi"/>
+      <w:rFonts w:asciiTheme="majorHAnsi" w:cstheme="majorBidi" w:hAnsiTheme="majorHAnsi" w:eastAsia="黑体"/>
       <w:color w:themeColor="text1" w:val="000000"/>
     </w:rPr>
     <w:tblPr>
@@ -10797,6 +11264,7 @@
     </w:tcPr>
     <w:tblStylePr w:type="firstRow">
       <w:rPr>
+        <w:rFonts w:eastAsia="黑体"/>
         <w:b/>
         <w:bCs/>
         <w:color w:themeColor="text1" w:val="000000"/>
@@ -10808,6 +11276,7 @@
     </w:tblStylePr>
     <w:tblStylePr w:type="lastRow">
       <w:rPr>
+        <w:rFonts w:eastAsia="黑体"/>
         <w:b/>
         <w:bCs/>
         <w:color w:themeColor="text1" w:val="000000"/>
@@ -10827,6 +11296,7 @@
     </w:tblStylePr>
     <w:tblStylePr w:type="firstCol">
       <w:rPr>
+        <w:rFonts w:eastAsia="黑体"/>
         <w:b/>
         <w:bCs/>
         <w:color w:themeColor="text1" w:val="000000"/>
@@ -10846,6 +11316,7 @@
     </w:tblStylePr>
     <w:tblStylePr w:type="lastCol">
       <w:rPr>
+        <w:rFonts w:eastAsia="黑体"/>
         <w:b w:val="0"/>
         <w:bCs w:val="0"/>
         <w:color w:themeColor="text1" w:val="000000"/>
@@ -10918,6 +11389,7 @@
     </w:tcPr>
     <w:tblStylePr w:type="firstRow">
       <w:rPr>
+        <w:rFonts w:eastAsia="黑体"/>
         <w:b/>
         <w:bCs/>
         <w:i w:val="0"/>
@@ -10939,6 +11411,7 @@
     </w:tblStylePr>
     <w:tblStylePr w:type="lastRow">
       <w:rPr>
+        <w:rFonts w:eastAsia="黑体"/>
         <w:b/>
         <w:bCs/>
         <w:i w:val="0"/>
@@ -10960,6 +11433,7 @@
     </w:tblStylePr>
     <w:tblStylePr w:type="firstCol">
       <w:rPr>
+        <w:rFonts w:eastAsia="黑体"/>
         <w:b/>
         <w:bCs/>
         <w:i w:val="0"/>
@@ -10979,6 +11453,7 @@
     </w:tblStylePr>
     <w:tblStylePr w:type="lastCol">
       <w:rPr>
+        <w:rFonts w:eastAsia="黑体"/>
         <w:b/>
         <w:bCs/>
         <w:i w:val="0"/>
@@ -11059,6 +11534,7 @@
     </w:tcPr>
     <w:tblStylePr w:type="firstRow">
       <w:rPr>
+        <w:rFonts w:eastAsia="黑体"/>
         <w:b/>
         <w:bCs/>
         <w:i w:val="0"/>
@@ -11080,6 +11556,7 @@
     </w:tblStylePr>
     <w:tblStylePr w:type="lastRow">
       <w:rPr>
+        <w:rFonts w:eastAsia="黑体"/>
         <w:b/>
         <w:bCs/>
         <w:i w:val="0"/>
@@ -11101,6 +11578,7 @@
     </w:tblStylePr>
     <w:tblStylePr w:type="firstCol">
       <w:rPr>
+        <w:rFonts w:eastAsia="黑体"/>
         <w:b/>
         <w:bCs/>
         <w:i w:val="0"/>
@@ -11120,6 +11598,7 @@
     </w:tblStylePr>
     <w:tblStylePr w:type="lastCol">
       <w:rPr>
+        <w:rFonts w:eastAsia="黑体"/>
         <w:b/>
         <w:bCs/>
         <w:i w:val="0"/>
@@ -11200,6 +11679,7 @@
     </w:tcPr>
     <w:tblStylePr w:type="firstRow">
       <w:rPr>
+        <w:rFonts w:eastAsia="黑体"/>
         <w:b/>
         <w:bCs/>
         <w:i w:val="0"/>
@@ -11221,6 +11701,7 @@
     </w:tblStylePr>
     <w:tblStylePr w:type="lastRow">
       <w:rPr>
+        <w:rFonts w:eastAsia="黑体"/>
         <w:b/>
         <w:bCs/>
         <w:i w:val="0"/>
@@ -11242,6 +11723,7 @@
     </w:tblStylePr>
     <w:tblStylePr w:type="firstCol">
       <w:rPr>
+        <w:rFonts w:eastAsia="黑体"/>
         <w:b/>
         <w:bCs/>
         <w:i w:val="0"/>
@@ -11261,6 +11743,7 @@
     </w:tblStylePr>
     <w:tblStylePr w:type="lastCol">
       <w:rPr>
+        <w:rFonts w:eastAsia="黑体"/>
         <w:b/>
         <w:bCs/>
         <w:i w:val="0"/>
@@ -11341,6 +11824,7 @@
     </w:tcPr>
     <w:tblStylePr w:type="firstRow">
       <w:rPr>
+        <w:rFonts w:eastAsia="黑体"/>
         <w:b/>
         <w:bCs/>
         <w:i w:val="0"/>
@@ -11362,6 +11846,7 @@
     </w:tblStylePr>
     <w:tblStylePr w:type="lastRow">
       <w:rPr>
+        <w:rFonts w:eastAsia="黑体"/>
         <w:b/>
         <w:bCs/>
         <w:i w:val="0"/>
@@ -11383,6 +11868,7 @@
     </w:tblStylePr>
     <w:tblStylePr w:type="firstCol">
       <w:rPr>
+        <w:rFonts w:eastAsia="黑体"/>
         <w:b/>
         <w:bCs/>
         <w:i w:val="0"/>
@@ -11402,6 +11888,7 @@
     </w:tblStylePr>
     <w:tblStylePr w:type="lastCol">
       <w:rPr>
+        <w:rFonts w:eastAsia="黑体"/>
         <w:b/>
         <w:bCs/>
         <w:i w:val="0"/>
@@ -11482,6 +11969,7 @@
     </w:tcPr>
     <w:tblStylePr w:type="firstRow">
       <w:rPr>
+        <w:rFonts w:eastAsia="黑体"/>
         <w:b/>
         <w:bCs/>
         <w:i w:val="0"/>
@@ -11503,6 +11991,7 @@
     </w:tblStylePr>
     <w:tblStylePr w:type="lastRow">
       <w:rPr>
+        <w:rFonts w:eastAsia="黑体"/>
         <w:b/>
         <w:bCs/>
         <w:i w:val="0"/>
@@ -11524,6 +12013,7 @@
     </w:tblStylePr>
     <w:tblStylePr w:type="firstCol">
       <w:rPr>
+        <w:rFonts w:eastAsia="黑体"/>
         <w:b/>
         <w:bCs/>
         <w:i w:val="0"/>
@@ -11543,6 +12033,7 @@
     </w:tblStylePr>
     <w:tblStylePr w:type="lastCol">
       <w:rPr>
+        <w:rFonts w:eastAsia="黑体"/>
         <w:b/>
         <w:bCs/>
         <w:i w:val="0"/>
@@ -11623,6 +12114,7 @@
     </w:tcPr>
     <w:tblStylePr w:type="firstRow">
       <w:rPr>
+        <w:rFonts w:eastAsia="黑体"/>
         <w:b/>
         <w:bCs/>
         <w:i w:val="0"/>
@@ -11644,6 +12136,7 @@
     </w:tblStylePr>
     <w:tblStylePr w:type="lastRow">
       <w:rPr>
+        <w:rFonts w:eastAsia="黑体"/>
         <w:b/>
         <w:bCs/>
         <w:i w:val="0"/>
@@ -11665,6 +12158,7 @@
     </w:tblStylePr>
     <w:tblStylePr w:type="firstCol">
       <w:rPr>
+        <w:rFonts w:eastAsia="黑体"/>
         <w:b/>
         <w:bCs/>
         <w:i w:val="0"/>
@@ -11684,6 +12178,7 @@
     </w:tblStylePr>
     <w:tblStylePr w:type="lastCol">
       <w:rPr>
+        <w:rFonts w:eastAsia="黑体"/>
         <w:b/>
         <w:bCs/>
         <w:i w:val="0"/>
@@ -11764,6 +12259,7 @@
     </w:tcPr>
     <w:tblStylePr w:type="firstRow">
       <w:rPr>
+        <w:rFonts w:eastAsia="黑体"/>
         <w:b/>
         <w:bCs/>
         <w:i w:val="0"/>
@@ -11785,6 +12281,7 @@
     </w:tblStylePr>
     <w:tblStylePr w:type="lastRow">
       <w:rPr>
+        <w:rFonts w:eastAsia="黑体"/>
         <w:b/>
         <w:bCs/>
         <w:i w:val="0"/>
@@ -11806,6 +12303,7 @@
     </w:tblStylePr>
     <w:tblStylePr w:type="firstCol">
       <w:rPr>
+        <w:rFonts w:eastAsia="黑体"/>
         <w:b/>
         <w:bCs/>
         <w:i w:val="0"/>
@@ -11825,6 +12323,7 @@
     </w:tblStylePr>
     <w:tblStylePr w:type="lastCol">
       <w:rPr>
+        <w:rFonts w:eastAsia="黑体"/>
         <w:b/>
         <w:bCs/>
         <w:i w:val="0"/>
@@ -11882,6 +12381,7 @@
       <w:spacing w:after="0" w:line="240" w:lineRule="auto"/>
     </w:pPr>
     <w:rPr>
+      <w:rFonts w:eastAsia="黑体"/>
       <w:color w:themeColor="background1" w:val="FFFFFF"/>
     </w:rPr>
     <w:tblPr>
@@ -11900,6 +12400,7 @@
     </w:tcPr>
     <w:tblStylePr w:type="firstRow">
       <w:rPr>
+        <w:rFonts w:eastAsia="黑体"/>
         <w:b/>
         <w:bCs/>
       </w:rPr>
@@ -11996,6 +12497,7 @@
       <w:spacing w:after="0" w:line="240" w:lineRule="auto"/>
     </w:pPr>
     <w:rPr>
+      <w:rFonts w:eastAsia="黑体"/>
       <w:color w:themeColor="background1" w:val="FFFFFF"/>
     </w:rPr>
     <w:tblPr>
@@ -12014,6 +12516,7 @@
     </w:tcPr>
     <w:tblStylePr w:type="firstRow">
       <w:rPr>
+        <w:rFonts w:eastAsia="黑体"/>
         <w:b/>
         <w:bCs/>
       </w:rPr>
@@ -12110,6 +12613,7 @@
       <w:spacing w:after="0" w:line="240" w:lineRule="auto"/>
     </w:pPr>
     <w:rPr>
+      <w:rFonts w:eastAsia="黑体"/>
       <w:color w:themeColor="background1" w:val="FFFFFF"/>
     </w:rPr>
     <w:tblPr>
@@ -12128,6 +12632,7 @@
     </w:tcPr>
     <w:tblStylePr w:type="firstRow">
       <w:rPr>
+        <w:rFonts w:eastAsia="黑体"/>
         <w:b/>
         <w:bCs/>
       </w:rPr>
@@ -12224,6 +12729,7 @@
       <w:spacing w:after="0" w:line="240" w:lineRule="auto"/>
     </w:pPr>
     <w:rPr>
+      <w:rFonts w:eastAsia="黑体"/>
       <w:color w:themeColor="background1" w:val="FFFFFF"/>
     </w:rPr>
     <w:tblPr>
@@ -12242,6 +12748,7 @@
     </w:tcPr>
     <w:tblStylePr w:type="firstRow">
       <w:rPr>
+        <w:rFonts w:eastAsia="黑体"/>
         <w:b/>
         <w:bCs/>
       </w:rPr>
@@ -12338,6 +12845,7 @@
       <w:spacing w:after="0" w:line="240" w:lineRule="auto"/>
     </w:pPr>
     <w:rPr>
+      <w:rFonts w:eastAsia="黑体"/>
       <w:color w:themeColor="background1" w:val="FFFFFF"/>
     </w:rPr>
     <w:tblPr>
@@ -12356,6 +12864,7 @@
     </w:tcPr>
     <w:tblStylePr w:type="firstRow">
       <w:rPr>
+        <w:rFonts w:eastAsia="黑体"/>
         <w:b/>
         <w:bCs/>
       </w:rPr>
@@ -12452,6 +12961,7 @@
       <w:spacing w:after="0" w:line="240" w:lineRule="auto"/>
     </w:pPr>
     <w:rPr>
+      <w:rFonts w:eastAsia="黑体"/>
       <w:color w:themeColor="background1" w:val="FFFFFF"/>
     </w:rPr>
     <w:tblPr>
@@ -12470,6 +12980,7 @@
     </w:tcPr>
     <w:tblStylePr w:type="firstRow">
       <w:rPr>
+        <w:rFonts w:eastAsia="黑体"/>
         <w:b/>
         <w:bCs/>
       </w:rPr>
@@ -12566,6 +13077,7 @@
       <w:spacing w:after="0" w:line="240" w:lineRule="auto"/>
     </w:pPr>
     <w:rPr>
+      <w:rFonts w:eastAsia="黑体"/>
       <w:color w:themeColor="background1" w:val="FFFFFF"/>
     </w:rPr>
     <w:tblPr>
@@ -12584,6 +13096,7 @@
     </w:tcPr>
     <w:tblStylePr w:type="firstRow">
       <w:rPr>
+        <w:rFonts w:eastAsia="黑体"/>
         <w:b/>
         <w:bCs/>
       </w:rPr>
@@ -12680,6 +13193,7 @@
       <w:spacing w:after="0" w:line="240" w:lineRule="auto"/>
     </w:pPr>
     <w:rPr>
+      <w:rFonts w:eastAsia="黑体"/>
       <w:color w:themeColor="text1" w:val="000000"/>
     </w:rPr>
     <w:tblPr>
@@ -12706,6 +13220,7 @@
     </w:tcPr>
     <w:tblStylePr w:type="firstRow">
       <w:rPr>
+        <w:rFonts w:eastAsia="黑体"/>
         <w:b/>
         <w:bCs/>
       </w:rPr>
@@ -12724,6 +13239,7 @@
     </w:tblStylePr>
     <w:tblStylePr w:type="lastRow">
       <w:rPr>
+        <w:rFonts w:eastAsia="黑体"/>
         <w:b/>
         <w:bCs/>
         <w:color w:themeColor="background1" w:val="FFFFFF"/>
@@ -12738,6 +13254,7 @@
     </w:tblStylePr>
     <w:tblStylePr w:type="firstCol">
       <w:rPr>
+        <w:rFonts w:eastAsia="黑体"/>
         <w:color w:themeColor="background1" w:val="FFFFFF"/>
       </w:rPr>
       <w:tblPr/>
@@ -12755,6 +13272,7 @@
     </w:tblStylePr>
     <w:tblStylePr w:type="lastCol">
       <w:rPr>
+        <w:rFonts w:eastAsia="黑体"/>
         <w:color w:themeColor="background1" w:val="FFFFFF"/>
       </w:rPr>
       <w:tblPr/>
@@ -12784,11 +13302,13 @@
     </w:tblStylePr>
     <w:tblStylePr w:type="neCell">
       <w:rPr>
+        <w:rFonts w:eastAsia="黑体"/>
         <w:color w:themeColor="text1" w:val="000000"/>
       </w:rPr>
     </w:tblStylePr>
     <w:tblStylePr w:type="nwCell">
       <w:rPr>
+        <w:rFonts w:eastAsia="黑体"/>
         <w:color w:themeColor="text1" w:val="000000"/>
       </w:rPr>
     </w:tblStylePr>
@@ -12802,6 +13322,7 @@
       <w:spacing w:after="0" w:line="240" w:lineRule="auto"/>
     </w:pPr>
     <w:rPr>
+      <w:rFonts w:eastAsia="黑体"/>
       <w:color w:themeColor="text1" w:val="000000"/>
     </w:rPr>
     <w:tblPr>
@@ -12828,6 +13349,7 @@
     </w:tcPr>
     <w:tblStylePr w:type="firstRow">
       <w:rPr>
+        <w:rFonts w:eastAsia="黑体"/>
         <w:b/>
         <w:bCs/>
       </w:rPr>
@@ -12846,6 +13368,7 @@
     </w:tblStylePr>
     <w:tblStylePr w:type="lastRow">
       <w:rPr>
+        <w:rFonts w:eastAsia="黑体"/>
         <w:b/>
         <w:bCs/>
         <w:color w:themeColor="background1" w:val="FFFFFF"/>
@@ -12860,6 +13383,7 @@
     </w:tblStylePr>
     <w:tblStylePr w:type="firstCol">
       <w:rPr>
+        <w:rFonts w:eastAsia="黑体"/>
         <w:color w:themeColor="background1" w:val="FFFFFF"/>
       </w:rPr>
       <w:tblPr/>
@@ -12877,6 +13401,7 @@
     </w:tblStylePr>
     <w:tblStylePr w:type="lastCol">
       <w:rPr>
+        <w:rFonts w:eastAsia="黑体"/>
         <w:color w:themeColor="background1" w:val="FFFFFF"/>
       </w:rPr>
       <w:tblPr/>
@@ -12906,11 +13431,13 @@
     </w:tblStylePr>
     <w:tblStylePr w:type="neCell">
       <w:rPr>
+        <w:rFonts w:eastAsia="黑体"/>
         <w:color w:themeColor="text1" w:val="000000"/>
       </w:rPr>
     </w:tblStylePr>
     <w:tblStylePr w:type="nwCell">
       <w:rPr>
+        <w:rFonts w:eastAsia="黑体"/>
         <w:color w:themeColor="text1" w:val="000000"/>
       </w:rPr>
     </w:tblStylePr>
@@ -12924,6 +13451,7 @@
       <w:spacing w:after="0" w:line="240" w:lineRule="auto"/>
     </w:pPr>
     <w:rPr>
+      <w:rFonts w:eastAsia="黑体"/>
       <w:color w:themeColor="text1" w:val="000000"/>
     </w:rPr>
     <w:tblPr>
@@ -12950,6 +13478,7 @@
     </w:tcPr>
     <w:tblStylePr w:type="firstRow">
       <w:rPr>
+        <w:rFonts w:eastAsia="黑体"/>
         <w:b/>
         <w:bCs/>
       </w:rPr>
@@ -12968,6 +13497,7 @@
     </w:tblStylePr>
     <w:tblStylePr w:type="lastRow">
       <w:rPr>
+        <w:rFonts w:eastAsia="黑体"/>
         <w:b/>
         <w:bCs/>
         <w:color w:themeColor="background1" w:val="FFFFFF"/>
@@ -12982,6 +13512,7 @@
     </w:tblStylePr>
     <w:tblStylePr w:type="firstCol">
       <w:rPr>
+        <w:rFonts w:eastAsia="黑体"/>
         <w:color w:themeColor="background1" w:val="FFFFFF"/>
       </w:rPr>
       <w:tblPr/>
@@ -12999,6 +13530,7 @@
     </w:tblStylePr>
     <w:tblStylePr w:type="lastCol">
       <w:rPr>
+        <w:rFonts w:eastAsia="黑体"/>
         <w:color w:themeColor="background1" w:val="FFFFFF"/>
       </w:rPr>
       <w:tblPr/>
@@ -13028,11 +13560,13 @@
     </w:tblStylePr>
     <w:tblStylePr w:type="neCell">
       <w:rPr>
+        <w:rFonts w:eastAsia="黑体"/>
         <w:color w:themeColor="text1" w:val="000000"/>
       </w:rPr>
     </w:tblStylePr>
     <w:tblStylePr w:type="nwCell">
       <w:rPr>
+        <w:rFonts w:eastAsia="黑体"/>
         <w:color w:themeColor="text1" w:val="000000"/>
       </w:rPr>
     </w:tblStylePr>
@@ -13046,6 +13580,7 @@
       <w:spacing w:after="0" w:line="240" w:lineRule="auto"/>
     </w:pPr>
     <w:rPr>
+      <w:rFonts w:eastAsia="黑体"/>
       <w:color w:themeColor="text1" w:val="000000"/>
     </w:rPr>
     <w:tblPr>
@@ -13072,6 +13607,7 @@
     </w:tcPr>
     <w:tblStylePr w:type="firstRow">
       <w:rPr>
+        <w:rFonts w:eastAsia="黑体"/>
         <w:b/>
         <w:bCs/>
       </w:rPr>
@@ -13090,6 +13626,7 @@
     </w:tblStylePr>
     <w:tblStylePr w:type="lastRow">
       <w:rPr>
+        <w:rFonts w:eastAsia="黑体"/>
         <w:b/>
         <w:bCs/>
         <w:color w:themeColor="background1" w:val="FFFFFF"/>
@@ -13104,6 +13641,7 @@
     </w:tblStylePr>
     <w:tblStylePr w:type="firstCol">
       <w:rPr>
+        <w:rFonts w:eastAsia="黑体"/>
         <w:color w:themeColor="background1" w:val="FFFFFF"/>
       </w:rPr>
       <w:tblPr/>
@@ -13121,6 +13659,7 @@
     </w:tblStylePr>
     <w:tblStylePr w:type="lastCol">
       <w:rPr>
+        <w:rFonts w:eastAsia="黑体"/>
         <w:color w:themeColor="background1" w:val="FFFFFF"/>
       </w:rPr>
       <w:tblPr/>
@@ -13158,6 +13697,7 @@
       <w:spacing w:after="0" w:line="240" w:lineRule="auto"/>
     </w:pPr>
     <w:rPr>
+      <w:rFonts w:eastAsia="黑体"/>
       <w:color w:themeColor="text1" w:val="000000"/>
     </w:rPr>
     <w:tblPr>
@@ -13184,6 +13724,7 @@
     </w:tcPr>
     <w:tblStylePr w:type="firstRow">
       <w:rPr>
+        <w:rFonts w:eastAsia="黑体"/>
         <w:b/>
         <w:bCs/>
       </w:rPr>
@@ -13202,6 +13743,7 @@
     </w:tblStylePr>
     <w:tblStylePr w:type="lastRow">
       <w:rPr>
+        <w:rFonts w:eastAsia="黑体"/>
         <w:b/>
         <w:bCs/>
         <w:color w:themeColor="background1" w:val="FFFFFF"/>
@@ -13216,6 +13758,7 @@
     </w:tblStylePr>
     <w:tblStylePr w:type="firstCol">
       <w:rPr>
+        <w:rFonts w:eastAsia="黑体"/>
         <w:color w:themeColor="background1" w:val="FFFFFF"/>
       </w:rPr>
       <w:tblPr/>
@@ -13233,6 +13776,7 @@
     </w:tblStylePr>
     <w:tblStylePr w:type="lastCol">
       <w:rPr>
+        <w:rFonts w:eastAsia="黑体"/>
         <w:color w:themeColor="background1" w:val="FFFFFF"/>
       </w:rPr>
       <w:tblPr/>
@@ -13262,11 +13806,13 @@
     </w:tblStylePr>
     <w:tblStylePr w:type="neCell">
       <w:rPr>
+        <w:rFonts w:eastAsia="黑体"/>
         <w:color w:themeColor="text1" w:val="000000"/>
       </w:rPr>
     </w:tblStylePr>
     <w:tblStylePr w:type="nwCell">
       <w:rPr>
+        <w:rFonts w:eastAsia="黑体"/>
         <w:color w:themeColor="text1" w:val="000000"/>
       </w:rPr>
     </w:tblStylePr>
@@ -13280,6 +13826,7 @@
       <w:spacing w:after="0" w:line="240" w:lineRule="auto"/>
     </w:pPr>
     <w:rPr>
+      <w:rFonts w:eastAsia="黑体"/>
       <w:color w:themeColor="text1" w:val="000000"/>
     </w:rPr>
     <w:tblPr>
@@ -13306,6 +13853,7 @@
     </w:tcPr>
     <w:tblStylePr w:type="firstRow">
       <w:rPr>
+        <w:rFonts w:eastAsia="黑体"/>
         <w:b/>
         <w:bCs/>
       </w:rPr>
@@ -13324,6 +13872,7 @@
     </w:tblStylePr>
     <w:tblStylePr w:type="lastRow">
       <w:rPr>
+        <w:rFonts w:eastAsia="黑体"/>
         <w:b/>
         <w:bCs/>
         <w:color w:themeColor="background1" w:val="FFFFFF"/>
@@ -13338,6 +13887,7 @@
     </w:tblStylePr>
     <w:tblStylePr w:type="firstCol">
       <w:rPr>
+        <w:rFonts w:eastAsia="黑体"/>
         <w:color w:themeColor="background1" w:val="FFFFFF"/>
       </w:rPr>
       <w:tblPr/>
@@ -13355,6 +13905,7 @@
     </w:tblStylePr>
     <w:tblStylePr w:type="lastCol">
       <w:rPr>
+        <w:rFonts w:eastAsia="黑体"/>
         <w:color w:themeColor="background1" w:val="FFFFFF"/>
       </w:rPr>
       <w:tblPr/>
@@ -13384,11 +13935,13 @@
     </w:tblStylePr>
     <w:tblStylePr w:type="neCell">
       <w:rPr>
+        <w:rFonts w:eastAsia="黑体"/>
         <w:color w:themeColor="text1" w:val="000000"/>
       </w:rPr>
     </w:tblStylePr>
     <w:tblStylePr w:type="nwCell">
       <w:rPr>
+        <w:rFonts w:eastAsia="黑体"/>
         <w:color w:themeColor="text1" w:val="000000"/>
       </w:rPr>
     </w:tblStylePr>
@@ -13402,6 +13955,7 @@
       <w:spacing w:after="0" w:line="240" w:lineRule="auto"/>
     </w:pPr>
     <w:rPr>
+      <w:rFonts w:eastAsia="黑体"/>
       <w:color w:themeColor="text1" w:val="000000"/>
     </w:rPr>
     <w:tblPr>
@@ -13428,6 +13982,7 @@
     </w:tcPr>
     <w:tblStylePr w:type="firstRow">
       <w:rPr>
+        <w:rFonts w:eastAsia="黑体"/>
         <w:b/>
         <w:bCs/>
       </w:rPr>
@@ -13446,6 +14001,7 @@
     </w:tblStylePr>
     <w:tblStylePr w:type="lastRow">
       <w:rPr>
+        <w:rFonts w:eastAsia="黑体"/>
         <w:b/>
         <w:bCs/>
         <w:color w:themeColor="background1" w:val="FFFFFF"/>
@@ -13460,6 +14016,7 @@
     </w:tblStylePr>
     <w:tblStylePr w:type="firstCol">
       <w:rPr>
+        <w:rFonts w:eastAsia="黑体"/>
         <w:color w:themeColor="background1" w:val="FFFFFF"/>
       </w:rPr>
       <w:tblPr/>
@@ -13477,6 +14034,7 @@
     </w:tblStylePr>
     <w:tblStylePr w:type="lastCol">
       <w:rPr>
+        <w:rFonts w:eastAsia="黑体"/>
         <w:color w:themeColor="background1" w:val="FFFFFF"/>
       </w:rPr>
       <w:tblPr/>
@@ -13506,11 +14064,13 @@
     </w:tblStylePr>
     <w:tblStylePr w:type="neCell">
       <w:rPr>
+        <w:rFonts w:eastAsia="黑体"/>
         <w:color w:themeColor="text1" w:val="000000"/>
       </w:rPr>
     </w:tblStylePr>
     <w:tblStylePr w:type="nwCell">
       <w:rPr>
+        <w:rFonts w:eastAsia="黑体"/>
         <w:color w:themeColor="text1" w:val="000000"/>
       </w:rPr>
     </w:tblStylePr>
@@ -13524,6 +14084,7 @@
       <w:spacing w:after="0" w:line="240" w:lineRule="auto"/>
     </w:pPr>
     <w:rPr>
+      <w:rFonts w:eastAsia="黑体"/>
       <w:color w:themeColor="text1" w:val="000000"/>
     </w:rPr>
     <w:tblPr>
@@ -13542,6 +14103,7 @@
     </w:tcPr>
     <w:tblStylePr w:type="firstRow">
       <w:rPr>
+        <w:rFonts w:eastAsia="黑体"/>
         <w:b/>
         <w:bCs/>
         <w:color w:themeColor="background1" w:val="FFFFFF"/>
@@ -13556,6 +14118,7 @@
     </w:tblStylePr>
     <w:tblStylePr w:type="lastRow">
       <w:rPr>
+        <w:rFonts w:eastAsia="黑体"/>
         <w:b/>
         <w:bCs/>
         <w:color w:themeColor="accent2" w:themeShade="CC" w:val="9E3A38"/>
@@ -13570,12 +14133,14 @@
     </w:tblStylePr>
     <w:tblStylePr w:type="firstCol">
       <w:rPr>
+        <w:rFonts w:eastAsia="黑体"/>
         <w:b/>
         <w:bCs/>
       </w:rPr>
     </w:tblStylePr>
     <w:tblStylePr w:type="lastCol">
       <w:rPr>
+        <w:rFonts w:eastAsia="黑体"/>
         <w:b/>
         <w:bCs/>
       </w:rPr>
@@ -13610,6 +14175,7 @@
       <w:spacing w:after="0" w:line="240" w:lineRule="auto"/>
     </w:pPr>
     <w:rPr>
+      <w:rFonts w:eastAsia="黑体"/>
       <w:color w:themeColor="text1" w:val="000000"/>
     </w:rPr>
     <w:tblPr>
@@ -13628,6 +14194,7 @@
     </w:tcPr>
     <w:tblStylePr w:type="firstRow">
       <w:rPr>
+        <w:rFonts w:eastAsia="黑体"/>
         <w:b/>
         <w:bCs/>
         <w:color w:themeColor="background1" w:val="FFFFFF"/>
@@ -13642,6 +14209,7 @@
     </w:tblStylePr>
     <w:tblStylePr w:type="lastRow">
       <w:rPr>
+        <w:rFonts w:eastAsia="黑体"/>
         <w:b/>
         <w:bCs/>
         <w:color w:themeColor="accent2" w:themeShade="CC" w:val="9E3A38"/>
@@ -13656,12 +14224,14 @@
     </w:tblStylePr>
     <w:tblStylePr w:type="firstCol">
       <w:rPr>
+        <w:rFonts w:eastAsia="黑体"/>
         <w:b/>
         <w:bCs/>
       </w:rPr>
     </w:tblStylePr>
     <w:tblStylePr w:type="lastCol">
       <w:rPr>
+        <w:rFonts w:eastAsia="黑体"/>
         <w:b/>
         <w:bCs/>
       </w:rPr>
@@ -13696,6 +14266,7 @@
       <w:spacing w:after="0" w:line="240" w:lineRule="auto"/>
     </w:pPr>
     <w:rPr>
+      <w:rFonts w:eastAsia="黑体"/>
       <w:color w:themeColor="text1" w:val="000000"/>
     </w:rPr>
     <w:tblPr>
@@ -13714,6 +14285,7 @@
     </w:tcPr>
     <w:tblStylePr w:type="firstRow">
       <w:rPr>
+        <w:rFonts w:eastAsia="黑体"/>
         <w:b/>
         <w:bCs/>
         <w:color w:themeColor="background1" w:val="FFFFFF"/>
@@ -13728,6 +14300,7 @@
     </w:tblStylePr>
     <w:tblStylePr w:type="lastRow">
       <w:rPr>
+        <w:rFonts w:eastAsia="黑体"/>
         <w:b/>
         <w:bCs/>
         <w:color w:themeColor="accent2" w:themeShade="CC" w:val="9E3A38"/>
@@ -13742,12 +14315,14 @@
     </w:tblStylePr>
     <w:tblStylePr w:type="firstCol">
       <w:rPr>
+        <w:rFonts w:eastAsia="黑体"/>
         <w:b/>
         <w:bCs/>
       </w:rPr>
     </w:tblStylePr>
     <w:tblStylePr w:type="lastCol">
       <w:rPr>
+        <w:rFonts w:eastAsia="黑体"/>
         <w:b/>
         <w:bCs/>
       </w:rPr>
@@ -13782,6 +14357,7 @@
       <w:spacing w:after="0" w:line="240" w:lineRule="auto"/>
     </w:pPr>
     <w:rPr>
+      <w:rFonts w:eastAsia="黑体"/>
       <w:color w:themeColor="text1" w:val="000000"/>
     </w:rPr>
     <w:tblPr>
@@ -13800,6 +14376,7 @@
     </w:tcPr>
     <w:tblStylePr w:type="firstRow">
       <w:rPr>
+        <w:rFonts w:eastAsia="黑体"/>
         <w:b/>
         <w:bCs/>
         <w:color w:themeColor="background1" w:val="FFFFFF"/>
@@ -13814,6 +14391,7 @@
     </w:tblStylePr>
     <w:tblStylePr w:type="lastRow">
       <w:rPr>
+        <w:rFonts w:eastAsia="黑体"/>
         <w:b/>
         <w:bCs/>
         <w:color w:themeColor="accent4" w:themeShade="CC" w:val="664E82"/>
@@ -13828,12 +14406,14 @@
     </w:tblStylePr>
     <w:tblStylePr w:type="firstCol">
       <w:rPr>
+        <w:rFonts w:eastAsia="黑体"/>
         <w:b/>
         <w:bCs/>
       </w:rPr>
     </w:tblStylePr>
     <w:tblStylePr w:type="lastCol">
       <w:rPr>
+        <w:rFonts w:eastAsia="黑体"/>
         <w:b/>
         <w:bCs/>
       </w:rPr>
@@ -13868,6 +14448,7 @@
       <w:spacing w:after="0" w:line="240" w:lineRule="auto"/>
     </w:pPr>
     <w:rPr>
+      <w:rFonts w:eastAsia="黑体"/>
       <w:color w:themeColor="text1" w:val="000000"/>
     </w:rPr>
     <w:tblPr>
@@ -13886,6 +14467,7 @@
     </w:tcPr>
     <w:tblStylePr w:type="firstRow">
       <w:rPr>
+        <w:rFonts w:eastAsia="黑体"/>
         <w:b/>
         <w:bCs/>
         <w:color w:themeColor="background1" w:val="FFFFFF"/>
@@ -13900,6 +14482,7 @@
     </w:tblStylePr>
     <w:tblStylePr w:type="lastRow">
       <w:rPr>
+        <w:rFonts w:eastAsia="黑体"/>
         <w:b/>
         <w:bCs/>
         <w:color w:themeColor="accent3" w:themeShade="CC" w:val="7E9C40"/>
@@ -13914,12 +14497,14 @@
     </w:tblStylePr>
     <w:tblStylePr w:type="firstCol">
       <w:rPr>
+        <w:rFonts w:eastAsia="黑体"/>
         <w:b/>
         <w:bCs/>
       </w:rPr>
     </w:tblStylePr>
     <w:tblStylePr w:type="lastCol">
       <w:rPr>
+        <w:rFonts w:eastAsia="黑体"/>
         <w:b/>
         <w:bCs/>
       </w:rPr>
@@ -13954,6 +14539,7 @@
       <w:spacing w:after="0" w:line="240" w:lineRule="auto"/>
     </w:pPr>
     <w:rPr>
+      <w:rFonts w:eastAsia="黑体"/>
       <w:color w:themeColor="text1" w:val="000000"/>
     </w:rPr>
     <w:tblPr>
@@ -13972,6 +14558,7 @@
     </w:tcPr>
     <w:tblStylePr w:type="firstRow">
       <w:rPr>
+        <w:rFonts w:eastAsia="黑体"/>
         <w:b/>
         <w:bCs/>
         <w:color w:themeColor="background1" w:val="FFFFFF"/>
@@ -13986,6 +14573,7 @@
     </w:tblStylePr>
     <w:tblStylePr w:type="lastRow">
       <w:rPr>
+        <w:rFonts w:eastAsia="黑体"/>
         <w:b/>
         <w:bCs/>
         <w:color w:themeColor="accent6" w:themeShade="CC" w:val="F2730A"/>
@@ -14000,12 +14588,14 @@
     </w:tblStylePr>
     <w:tblStylePr w:type="firstCol">
       <w:rPr>
+        <w:rFonts w:eastAsia="黑体"/>
         <w:b/>
         <w:bCs/>
       </w:rPr>
     </w:tblStylePr>
     <w:tblStylePr w:type="lastCol">
       <w:rPr>
+        <w:rFonts w:eastAsia="黑体"/>
         <w:b/>
         <w:bCs/>
       </w:rPr>
@@ -14040,6 +14630,7 @@
       <w:spacing w:after="0" w:line="240" w:lineRule="auto"/>
     </w:pPr>
     <w:rPr>
+      <w:rFonts w:eastAsia="黑体"/>
       <w:color w:themeColor="text1" w:val="000000"/>
     </w:rPr>
     <w:tblPr>
@@ -14058,6 +14649,7 @@
     </w:tcPr>
     <w:tblStylePr w:type="firstRow">
       <w:rPr>
+        <w:rFonts w:eastAsia="黑体"/>
         <w:b/>
         <w:bCs/>
         <w:color w:themeColor="background1" w:val="FFFFFF"/>
@@ -14072,6 +14664,7 @@
     </w:tblStylePr>
     <w:tblStylePr w:type="lastRow">
       <w:rPr>
+        <w:rFonts w:eastAsia="黑体"/>
         <w:b/>
         <w:bCs/>
         <w:color w:themeColor="accent5" w:themeShade="CC" w:val="348DA5"/>
@@ -14086,12 +14679,14 @@
     </w:tblStylePr>
     <w:tblStylePr w:type="firstCol">
       <w:rPr>
+        <w:rFonts w:eastAsia="黑体"/>
         <w:b/>
         <w:bCs/>
       </w:rPr>
     </w:tblStylePr>
     <w:tblStylePr w:type="lastCol">
       <w:rPr>
+        <w:rFonts w:eastAsia="黑体"/>
         <w:b/>
         <w:bCs/>
       </w:rPr>
@@ -14126,6 +14721,7 @@
       <w:spacing w:after="0" w:line="240" w:lineRule="auto"/>
     </w:pPr>
     <w:rPr>
+      <w:rFonts w:eastAsia="黑体"/>
       <w:color w:themeColor="text1" w:val="000000"/>
     </w:rPr>
     <w:tblPr>
@@ -14147,6 +14743,7 @@
     </w:tcPr>
     <w:tblStylePr w:type="firstRow">
       <w:rPr>
+        <w:rFonts w:eastAsia="黑体"/>
         <w:b/>
         <w:bCs/>
       </w:rPr>
@@ -14157,6 +14754,7 @@
     </w:tblStylePr>
     <w:tblStylePr w:type="lastRow">
       <w:rPr>
+        <w:rFonts w:eastAsia="黑体"/>
         <w:b/>
         <w:bCs/>
         <w:color w:themeColor="text1" w:val="000000"/>
@@ -14168,6 +14766,7 @@
     </w:tblStylePr>
     <w:tblStylePr w:type="firstCol">
       <w:rPr>
+        <w:rFonts w:eastAsia="黑体"/>
         <w:color w:themeColor="background1" w:val="FFFFFF"/>
       </w:rPr>
       <w:tblPr/>
@@ -14177,6 +14776,7 @@
     </w:tblStylePr>
     <w:tblStylePr w:type="lastCol">
       <w:rPr>
+        <w:rFonts w:eastAsia="黑体"/>
         <w:color w:themeColor="background1" w:val="FFFFFF"/>
       </w:rPr>
       <w:tblPr/>
@@ -14206,6 +14806,7 @@
       <w:spacing w:after="0" w:line="240" w:lineRule="auto"/>
     </w:pPr>
     <w:rPr>
+      <w:rFonts w:eastAsia="黑体"/>
       <w:color w:themeColor="text1" w:val="000000"/>
     </w:rPr>
     <w:tblPr>
@@ -14227,6 +14828,7 @@
     </w:tcPr>
     <w:tblStylePr w:type="firstRow">
       <w:rPr>
+        <w:rFonts w:eastAsia="黑体"/>
         <w:b/>
         <w:bCs/>
       </w:rPr>
@@ -14237,6 +14839,7 @@
     </w:tblStylePr>
     <w:tblStylePr w:type="lastRow">
       <w:rPr>
+        <w:rFonts w:eastAsia="黑体"/>
         <w:b/>
         <w:bCs/>
         <w:color w:themeColor="text1" w:val="000000"/>
@@ -14248,6 +14851,7 @@
     </w:tblStylePr>
     <w:tblStylePr w:type="firstCol">
       <w:rPr>
+        <w:rFonts w:eastAsia="黑体"/>
         <w:color w:themeColor="background1" w:val="FFFFFF"/>
       </w:rPr>
       <w:tblPr/>
@@ -14257,6 +14861,7 @@
     </w:tblStylePr>
     <w:tblStylePr w:type="lastCol">
       <w:rPr>
+        <w:rFonts w:eastAsia="黑体"/>
         <w:color w:themeColor="background1" w:val="FFFFFF"/>
       </w:rPr>
       <w:tblPr/>
@@ -14286,6 +14891,7 @@
       <w:spacing w:after="0" w:line="240" w:lineRule="auto"/>
     </w:pPr>
     <w:rPr>
+      <w:rFonts w:eastAsia="黑体"/>
       <w:color w:themeColor="text1" w:val="000000"/>
     </w:rPr>
     <w:tblPr>
@@ -14307,6 +14913,7 @@
     </w:tcPr>
     <w:tblStylePr w:type="firstRow">
       <w:rPr>
+        <w:rFonts w:eastAsia="黑体"/>
         <w:b/>
         <w:bCs/>
       </w:rPr>
@@ -14317,6 +14924,7 @@
     </w:tblStylePr>
     <w:tblStylePr w:type="lastRow">
       <w:rPr>
+        <w:rFonts w:eastAsia="黑体"/>
         <w:b/>
         <w:bCs/>
         <w:color w:themeColor="text1" w:val="000000"/>
@@ -14328,6 +14936,7 @@
     </w:tblStylePr>
     <w:tblStylePr w:type="firstCol">
       <w:rPr>
+        <w:rFonts w:eastAsia="黑体"/>
         <w:color w:themeColor="background1" w:val="FFFFFF"/>
       </w:rPr>
       <w:tblPr/>
@@ -14337,6 +14946,7 @@
     </w:tblStylePr>
     <w:tblStylePr w:type="lastCol">
       <w:rPr>
+        <w:rFonts w:eastAsia="黑体"/>
         <w:color w:themeColor="background1" w:val="FFFFFF"/>
       </w:rPr>
       <w:tblPr/>
@@ -14366,6 +14976,7 @@
       <w:spacing w:after="0" w:line="240" w:lineRule="auto"/>
     </w:pPr>
     <w:rPr>
+      <w:rFonts w:eastAsia="黑体"/>
       <w:color w:themeColor="text1" w:val="000000"/>
     </w:rPr>
     <w:tblPr>
@@ -14387,6 +14998,7 @@
     </w:tcPr>
     <w:tblStylePr w:type="firstRow">
       <w:rPr>
+        <w:rFonts w:eastAsia="黑体"/>
         <w:b/>
         <w:bCs/>
       </w:rPr>
@@ -14397,6 +15009,7 @@
     </w:tblStylePr>
     <w:tblStylePr w:type="lastRow">
       <w:rPr>
+        <w:rFonts w:eastAsia="黑体"/>
         <w:b/>
         <w:bCs/>
         <w:color w:themeColor="text1" w:val="000000"/>
@@ -14408,6 +15021,7 @@
     </w:tblStylePr>
     <w:tblStylePr w:type="firstCol">
       <w:rPr>
+        <w:rFonts w:eastAsia="黑体"/>
         <w:color w:themeColor="background1" w:val="FFFFFF"/>
       </w:rPr>
       <w:tblPr/>
@@ -14417,6 +15031,7 @@
     </w:tblStylePr>
     <w:tblStylePr w:type="lastCol">
       <w:rPr>
+        <w:rFonts w:eastAsia="黑体"/>
         <w:color w:themeColor="background1" w:val="FFFFFF"/>
       </w:rPr>
       <w:tblPr/>
@@ -14446,6 +15061,7 @@
       <w:spacing w:after="0" w:line="240" w:lineRule="auto"/>
     </w:pPr>
     <w:rPr>
+      <w:rFonts w:eastAsia="黑体"/>
       <w:color w:themeColor="text1" w:val="000000"/>
     </w:rPr>
     <w:tblPr>
@@ -14467,6 +15083,7 @@
     </w:tcPr>
     <w:tblStylePr w:type="firstRow">
       <w:rPr>
+        <w:rFonts w:eastAsia="黑体"/>
         <w:b/>
         <w:bCs/>
       </w:rPr>
@@ -14477,6 +15094,7 @@
     </w:tblStylePr>
     <w:tblStylePr w:type="lastRow">
       <w:rPr>
+        <w:rFonts w:eastAsia="黑体"/>
         <w:b/>
         <w:bCs/>
         <w:color w:themeColor="text1" w:val="000000"/>
@@ -14488,6 +15106,7 @@
     </w:tblStylePr>
     <w:tblStylePr w:type="firstCol">
       <w:rPr>
+        <w:rFonts w:eastAsia="黑体"/>
         <w:color w:themeColor="background1" w:val="FFFFFF"/>
       </w:rPr>
       <w:tblPr/>
@@ -14497,6 +15116,7 @@
     </w:tblStylePr>
     <w:tblStylePr w:type="lastCol">
       <w:rPr>
+        <w:rFonts w:eastAsia="黑体"/>
         <w:color w:themeColor="background1" w:val="FFFFFF"/>
       </w:rPr>
       <w:tblPr/>
@@ -14526,6 +15146,7 @@
       <w:spacing w:after="0" w:line="240" w:lineRule="auto"/>
     </w:pPr>
     <w:rPr>
+      <w:rFonts w:eastAsia="黑体"/>
       <w:color w:themeColor="text1" w:val="000000"/>
     </w:rPr>
     <w:tblPr>
@@ -14547,6 +15168,7 @@
     </w:tcPr>
     <w:tblStylePr w:type="firstRow">
       <w:rPr>
+        <w:rFonts w:eastAsia="黑体"/>
         <w:b/>
         <w:bCs/>
       </w:rPr>
@@ -14557,6 +15179,7 @@
     </w:tblStylePr>
     <w:tblStylePr w:type="lastRow">
       <w:rPr>
+        <w:rFonts w:eastAsia="黑体"/>
         <w:b/>
         <w:bCs/>
         <w:color w:themeColor="text1" w:val="000000"/>
@@ -14568,6 +15191,7 @@
     </w:tblStylePr>
     <w:tblStylePr w:type="firstCol">
       <w:rPr>
+        <w:rFonts w:eastAsia="黑体"/>
         <w:color w:themeColor="background1" w:val="FFFFFF"/>
       </w:rPr>
       <w:tblPr/>
@@ -14577,6 +15201,7 @@
     </w:tblStylePr>
     <w:tblStylePr w:type="lastCol">
       <w:rPr>
+        <w:rFonts w:eastAsia="黑体"/>
         <w:color w:themeColor="background1" w:val="FFFFFF"/>
       </w:rPr>
       <w:tblPr/>
@@ -14606,6 +15231,7 @@
       <w:spacing w:after="0" w:line="240" w:lineRule="auto"/>
     </w:pPr>
     <w:rPr>
+      <w:rFonts w:eastAsia="黑体"/>
       <w:color w:themeColor="text1" w:val="000000"/>
     </w:rPr>
     <w:tblPr>
@@ -14627,6 +15253,7 @@
     </w:tcPr>
     <w:tblStylePr w:type="firstRow">
       <w:rPr>
+        <w:rFonts w:eastAsia="黑体"/>
         <w:b/>
         <w:bCs/>
       </w:rPr>
@@ -14637,6 +15264,7 @@
     </w:tblStylePr>
     <w:tblStylePr w:type="lastRow">
       <w:rPr>
+        <w:rFonts w:eastAsia="黑体"/>
         <w:b/>
         <w:bCs/>
         <w:color w:themeColor="text1" w:val="000000"/>
@@ -14648,6 +15276,7 @@
     </w:tblStylePr>
     <w:tblStylePr w:type="firstCol">
       <w:rPr>
+        <w:rFonts w:eastAsia="黑体"/>
         <w:color w:themeColor="background1" w:val="FFFFFF"/>
       </w:rPr>
       <w:tblPr/>
@@ -14657,6 +15286,7 @@
     </w:tblStylePr>
     <w:tblStylePr w:type="lastCol">
       <w:rPr>
+        <w:rFonts w:eastAsia="黑体"/>
         <w:color w:themeColor="background1" w:val="FFFFFF"/>
       </w:rPr>
       <w:tblPr/>
@@ -14689,6 +15319,7 @@
     <w:name w:val="KeywordTok"/>
     <w:basedOn w:val="VerbatimChar"/>
     <w:rPr>
+      <w:rFonts w:eastAsia="黑体"/>
       <w:b/>
       <w:color w:val="007020"/>
     </w:rPr>
@@ -14697,6 +15328,7 @@
     <w:name w:val="DataTypeTok"/>
     <w:basedOn w:val="VerbatimChar"/>
     <w:rPr>
+      <w:rFonts w:eastAsia="黑体"/>
       <w:color w:val="902000"/>
     </w:rPr>
   </w:style>
@@ -14704,6 +15336,7 @@
     <w:name w:val="DecValTok"/>
     <w:basedOn w:val="VerbatimChar"/>
     <w:rPr>
+      <w:rFonts w:eastAsia="黑体"/>
       <w:color w:val="40a070"/>
     </w:rPr>
   </w:style>
@@ -14711,6 +15344,7 @@
     <w:name w:val="BaseNTok"/>
     <w:basedOn w:val="VerbatimChar"/>
     <w:rPr>
+      <w:rFonts w:eastAsia="黑体"/>
       <w:color w:val="40a070"/>
     </w:rPr>
   </w:style>
@@ -14718,6 +15352,7 @@
     <w:name w:val="FloatTok"/>
     <w:basedOn w:val="VerbatimChar"/>
     <w:rPr>
+      <w:rFonts w:eastAsia="黑体"/>
       <w:color w:val="40a070"/>
     </w:rPr>
   </w:style>
@@ -14725,6 +15360,7 @@
     <w:name w:val="ConstantTok"/>
     <w:basedOn w:val="VerbatimChar"/>
     <w:rPr>
+      <w:rFonts w:eastAsia="黑体"/>
       <w:color w:val="880000"/>
     </w:rPr>
   </w:style>
@@ -14732,6 +15368,7 @@
     <w:name w:val="CharTok"/>
     <w:basedOn w:val="VerbatimChar"/>
     <w:rPr>
+      <w:rFonts w:eastAsia="黑体"/>
       <w:color w:val="4070a0"/>
     </w:rPr>
   </w:style>
@@ -14739,6 +15376,7 @@
     <w:name w:val="SpecialCharTok"/>
     <w:basedOn w:val="VerbatimChar"/>
     <w:rPr>
+      <w:rFonts w:eastAsia="黑体"/>
       <w:color w:val="4070a0"/>
     </w:rPr>
   </w:style>
@@ -14746,6 +15384,7 @@
     <w:name w:val="StringTok"/>
     <w:basedOn w:val="VerbatimChar"/>
     <w:rPr>
+      <w:rFonts w:eastAsia="黑体"/>
       <w:color w:val="4070a0"/>
     </w:rPr>
   </w:style>
@@ -14753,6 +15392,7 @@
     <w:name w:val="VerbatimStringTok"/>
     <w:basedOn w:val="VerbatimChar"/>
     <w:rPr>
+      <w:rFonts w:eastAsia="黑体"/>
       <w:color w:val="4070a0"/>
     </w:rPr>
   </w:style>
@@ -14760,6 +15400,7 @@
     <w:name w:val="SpecialStringTok"/>
     <w:basedOn w:val="VerbatimChar"/>
     <w:rPr>
+      <w:rFonts w:eastAsia="黑体"/>
       <w:color w:val="bb6688"/>
     </w:rPr>
   </w:style>
@@ -14767,6 +15408,7 @@
     <w:name w:val="ImportTok"/>
     <w:basedOn w:val="VerbatimChar"/>
     <w:rPr>
+      <w:rFonts w:eastAsia="黑体"/>
       <w:b/>
       <w:color w:val="008000"/>
     </w:rPr>
@@ -14775,6 +15417,7 @@
     <w:name w:val="CommentTok"/>
     <w:basedOn w:val="VerbatimChar"/>
     <w:rPr>
+      <w:rFonts w:eastAsia="黑体"/>
       <w:i/>
       <w:color w:val="60a0b0"/>
     </w:rPr>
@@ -14783,6 +15426,7 @@
     <w:name w:val="DocumentationTok"/>
     <w:basedOn w:val="VerbatimChar"/>
     <w:rPr>
+      <w:rFonts w:eastAsia="黑体"/>
       <w:i/>
       <w:color w:val="ba2121"/>
     </w:rPr>
@@ -14791,6 +15435,7 @@
     <w:name w:val="AnnotationTok"/>
     <w:basedOn w:val="VerbatimChar"/>
     <w:rPr>
+      <w:rFonts w:eastAsia="黑体"/>
       <w:b/>
       <w:i/>
       <w:color w:val="60a0b0"/>
@@ -14800,6 +15445,7 @@
     <w:name w:val="CommentVarTok"/>
     <w:basedOn w:val="VerbatimChar"/>
     <w:rPr>
+      <w:rFonts w:eastAsia="黑体"/>
       <w:b/>
       <w:i/>
       <w:color w:val="60a0b0"/>
@@ -14809,6 +15455,7 @@
     <w:name w:val="OtherTok"/>
     <w:basedOn w:val="VerbatimChar"/>
     <w:rPr>
+      <w:rFonts w:eastAsia="黑体"/>
       <w:color w:val="007020"/>
     </w:rPr>
   </w:style>
@@ -14816,6 +15463,7 @@
     <w:name w:val="FunctionTok"/>
     <w:basedOn w:val="VerbatimChar"/>
     <w:rPr>
+      <w:rFonts w:eastAsia="黑体"/>
       <w:color w:val="06287e"/>
     </w:rPr>
   </w:style>
@@ -14823,6 +15471,7 @@
     <w:name w:val="VariableTok"/>
     <w:basedOn w:val="VerbatimChar"/>
     <w:rPr>
+      <w:rFonts w:eastAsia="黑体"/>
       <w:color w:val="19177c"/>
     </w:rPr>
   </w:style>
@@ -14830,6 +15479,7 @@
     <w:name w:val="ControlFlowTok"/>
     <w:basedOn w:val="VerbatimChar"/>
     <w:rPr>
+      <w:rFonts w:eastAsia="黑体"/>
       <w:b/>
       <w:color w:val="007020"/>
     </w:rPr>
@@ -14838,6 +15488,7 @@
     <w:name w:val="OperatorTok"/>
     <w:basedOn w:val="VerbatimChar"/>
     <w:rPr>
+      <w:rFonts w:eastAsia="黑体"/>
       <w:color w:val="666666"/>
     </w:rPr>
   </w:style>
@@ -14845,18 +15496,22 @@
     <w:name w:val="BuiltInTok"/>
     <w:basedOn w:val="VerbatimChar"/>
     <w:rPr>
+      <w:rFonts w:eastAsia="黑体"/>
       <w:color w:val="008000"/>
     </w:rPr>
   </w:style>
   <w:style w:type="character" w:customStyle="1" w:styleId="ExtensionTok">
     <w:name w:val="ExtensionTok"/>
     <w:basedOn w:val="VerbatimChar"/>
-    <w:rPr/>
+    <w:rPr>
+      <w:rFonts w:eastAsia="黑体"/>
+    </w:rPr>
   </w:style>
   <w:style w:type="character" w:customStyle="1" w:styleId="PreprocessorTok">
     <w:name w:val="PreprocessorTok"/>
     <w:basedOn w:val="VerbatimChar"/>
     <w:rPr>
+      <w:rFonts w:eastAsia="黑体"/>
       <w:color w:val="bc7a00"/>
     </w:rPr>
   </w:style>
@@ -14864,18 +15519,22 @@
     <w:name w:val="AttributeTok"/>
     <w:basedOn w:val="VerbatimChar"/>
     <w:rPr>
+      <w:rFonts w:eastAsia="黑体"/>
       <w:color w:val="7d9029"/>
     </w:rPr>
   </w:style>
   <w:style w:type="character" w:customStyle="1" w:styleId="RegionMarkerTok">
     <w:name w:val="RegionMarkerTok"/>
     <w:basedOn w:val="VerbatimChar"/>
-    <w:rPr/>
+    <w:rPr>
+      <w:rFonts w:eastAsia="黑体"/>
+    </w:rPr>
   </w:style>
   <w:style w:type="character" w:customStyle="1" w:styleId="InformationTok">
     <w:name w:val="InformationTok"/>
     <w:basedOn w:val="VerbatimChar"/>
     <w:rPr>
+      <w:rFonts w:eastAsia="黑体"/>
       <w:b/>
       <w:i/>
       <w:color w:val="60a0b0"/>
@@ -14885,6 +15544,7 @@
     <w:name w:val="WarningTok"/>
     <w:basedOn w:val="VerbatimChar"/>
     <w:rPr>
+      <w:rFonts w:eastAsia="黑体"/>
       <w:b/>
       <w:i/>
       <w:color w:val="60a0b0"/>
@@ -14894,6 +15554,7 @@
     <w:name w:val="AlertTok"/>
     <w:basedOn w:val="VerbatimChar"/>
     <w:rPr>
+      <w:rFonts w:eastAsia="黑体"/>
       <w:b/>
       <w:color w:val="ff0000"/>
     </w:rPr>
@@ -14902,6 +15563,7 @@
     <w:name w:val="ErrorTok"/>
     <w:basedOn w:val="VerbatimChar"/>
     <w:rPr>
+      <w:rFonts w:eastAsia="黑体"/>
       <w:b/>
       <w:color w:val="ff0000"/>
     </w:rPr>
@@ -14909,7 +15571,9 @@
   <w:style w:type="character" w:customStyle="1" w:styleId="NormalTok">
     <w:name w:val="NormalTok"/>
     <w:basedOn w:val="VerbatimChar"/>
-    <w:rPr/>
+    <w:rPr>
+      <w:rFonts w:eastAsia="黑体"/>
+    </w:rPr>
   </w:style>
 </w:styles>
 </file>
@@ -14958,12 +15622,12 @@
     <a:fontScheme name="Office">
       <a:majorFont>
         <a:latin typeface="Calibri"/>
-        <a:ea typeface=""/>
+        <a:ea typeface="黑体"/>
         <a:cs typeface=""/>
         <a:font script="Jpan" typeface="ＭＳ ゴシック"/>
         <a:font script="Hang" typeface="맑은 고딕"/>
-        <a:font script="Hans" typeface="宋体"/>
-        <a:font script="Hant" typeface="新細明體"/>
+        <a:font script="Hans" typeface="黑体"/>
+        <a:font script="Hant" typeface="黑体"/>
         <a:font script="Arab" typeface="Times New Roman"/>
         <a:font script="Hebr" typeface="Times New Roman"/>
         <a:font script="Thai" typeface="Angsana New"/>
@@ -14993,12 +15657,12 @@
       </a:majorFont>
       <a:minorFont>
         <a:latin typeface="Cambria"/>
-        <a:ea typeface=""/>
+        <a:ea typeface="黑体"/>
         <a:cs typeface=""/>
         <a:font script="Jpan" typeface="ＭＳ 明朝"/>
         <a:font script="Hang" typeface="맑은 고딕"/>
-        <a:font script="Hans" typeface="宋体"/>
-        <a:font script="Hant" typeface="新細明體"/>
+        <a:font script="Hans" typeface="黑体"/>
+        <a:font script="Hant" typeface="黑体"/>
         <a:font script="Arab" typeface="Arial"/>
         <a:font script="Hebr" typeface="Arial"/>
         <a:font script="Thai" typeface="Cordia New"/>

--- a/08-传感器电路/05-压力传感器电路/桥式压力传感器调理电路/桥式压力传感器调理电路.docx
+++ b/08-传感器电路/05-压力传感器电路/桥式压力传感器调理电路/桥式压力传感器调理电路.docx
@@ -2551,7 +2551,7 @@
           <w:color w:val="555555"/>
           <w:sz w:val="21"/>
         </w:rPr>
-        <w:t>材料收集者：杜文杰，WX手机：19519196569，QQ:3478827729</w:t>
+        <w:t>材料收集者：杜文杰，微信/手机：19519196569，QQ:3478827729</w:t>
       </w:r>
     </w:p>
     <w:sectPr>
